--- a/PROTOKOLL.docx
+++ b/PROTOKOLL.docx
@@ -1023,7 +1023,7 @@
           <w:r>
             <w:fldChar w:fldCharType="separate"/>
           </w:r>
-          <w:hyperlink w:anchor="_Toc230772610" w:history="1">
+          <w:hyperlink w:anchor="_Toc230878982" w:history="1">
             <w:r>
               <w:rPr>
                 <w:rStyle w:val="Hyperlink"/>
@@ -1051,7 +1051,7 @@
                 <w:noProof/>
                 <w:webHidden/>
               </w:rPr>
-              <w:instrText xml:space="preserve"> PAGEREF _Toc230772610 \h </w:instrText>
+              <w:instrText xml:space="preserve"> PAGEREF _Toc230878982 \h </w:instrText>
             </w:r>
             <w:r>
               <w:rPr>
@@ -1098,7 +1098,7 @@
               <w14:ligatures w14:val="standardContextual"/>
             </w:rPr>
           </w:pPr>
-          <w:hyperlink w:anchor="_Toc230772611" w:history="1">
+          <w:hyperlink w:anchor="_Toc230878983" w:history="1">
             <w:r>
               <w:rPr>
                 <w:rStyle w:val="Hyperlink"/>
@@ -1126,7 +1126,7 @@
                 <w:noProof/>
                 <w:webHidden/>
               </w:rPr>
-              <w:instrText xml:space="preserve"> PAGEREF _Toc230772611 \h </w:instrText>
+              <w:instrText xml:space="preserve"> PAGEREF _Toc230878983 \h </w:instrText>
             </w:r>
             <w:r>
               <w:rPr>
@@ -1173,7 +1173,7 @@
               <w14:ligatures w14:val="standardContextual"/>
             </w:rPr>
           </w:pPr>
-          <w:hyperlink w:anchor="_Toc230772612" w:history="1">
+          <w:hyperlink w:anchor="_Toc230878984" w:history="1">
             <w:r>
               <w:rPr>
                 <w:rStyle w:val="Hyperlink"/>
@@ -1201,7 +1201,7 @@
                 <w:noProof/>
                 <w:webHidden/>
               </w:rPr>
-              <w:instrText xml:space="preserve"> PAGEREF _Toc230772612 \h </w:instrText>
+              <w:instrText xml:space="preserve"> PAGEREF _Toc230878984 \h </w:instrText>
             </w:r>
             <w:r>
               <w:rPr>
@@ -1248,7 +1248,7 @@
               <w14:ligatures w14:val="standardContextual"/>
             </w:rPr>
           </w:pPr>
-          <w:hyperlink w:anchor="_Toc230772613" w:history="1">
+          <w:hyperlink w:anchor="_Toc230878985" w:history="1">
             <w:r>
               <w:rPr>
                 <w:rStyle w:val="Hyperlink"/>
@@ -1276,7 +1276,7 @@
                 <w:noProof/>
                 <w:webHidden/>
               </w:rPr>
-              <w:instrText xml:space="preserve"> PAGEREF _Toc230772613 \h </w:instrText>
+              <w:instrText xml:space="preserve"> PAGEREF _Toc230878985 \h </w:instrText>
             </w:r>
             <w:r>
               <w:rPr>
@@ -1323,7 +1323,7 @@
               <w14:ligatures w14:val="standardContextual"/>
             </w:rPr>
           </w:pPr>
-          <w:hyperlink w:anchor="_Toc230772614" w:history="1">
+          <w:hyperlink w:anchor="_Toc230878986" w:history="1">
             <w:r>
               <w:rPr>
                 <w:rStyle w:val="Hyperlink"/>
@@ -1351,7 +1351,7 @@
                 <w:noProof/>
                 <w:webHidden/>
               </w:rPr>
-              <w:instrText xml:space="preserve"> PAGEREF _Toc230772614 \h </w:instrText>
+              <w:instrText xml:space="preserve"> PAGEREF _Toc230878986 \h </w:instrText>
             </w:r>
             <w:r>
               <w:rPr>
@@ -1398,7 +1398,7 @@
               <w14:ligatures w14:val="standardContextual"/>
             </w:rPr>
           </w:pPr>
-          <w:hyperlink w:anchor="_Toc230772615" w:history="1">
+          <w:hyperlink w:anchor="_Toc230878987" w:history="1">
             <w:r>
               <w:rPr>
                 <w:rStyle w:val="Hyperlink"/>
@@ -1426,7 +1426,7 @@
                 <w:noProof/>
                 <w:webHidden/>
               </w:rPr>
-              <w:instrText xml:space="preserve"> PAGEREF _Toc230772615 \h </w:instrText>
+              <w:instrText xml:space="preserve"> PAGEREF _Toc230878987 \h </w:instrText>
             </w:r>
             <w:r>
               <w:rPr>
@@ -1473,7 +1473,7 @@
               <w14:ligatures w14:val="standardContextual"/>
             </w:rPr>
           </w:pPr>
-          <w:hyperlink w:anchor="_Toc230772616" w:history="1">
+          <w:hyperlink w:anchor="_Toc230878988" w:history="1">
             <w:r>
               <w:rPr>
                 <w:rStyle w:val="Hyperlink"/>
@@ -1501,7 +1501,7 @@
                 <w:noProof/>
                 <w:webHidden/>
               </w:rPr>
-              <w:instrText xml:space="preserve"> PAGEREF _Toc230772616 \h </w:instrText>
+              <w:instrText xml:space="preserve"> PAGEREF _Toc230878988 \h </w:instrText>
             </w:r>
             <w:r>
               <w:rPr>
@@ -1548,7 +1548,7 @@
               <w14:ligatures w14:val="standardContextual"/>
             </w:rPr>
           </w:pPr>
-          <w:hyperlink w:anchor="_Toc230772617" w:history="1">
+          <w:hyperlink w:anchor="_Toc230878989" w:history="1">
             <w:r>
               <w:rPr>
                 <w:rStyle w:val="Hyperlink"/>
@@ -1576,7 +1576,7 @@
                 <w:noProof/>
                 <w:webHidden/>
               </w:rPr>
-              <w:instrText xml:space="preserve"> PAGEREF _Toc230772617 \h </w:instrText>
+              <w:instrText xml:space="preserve"> PAGEREF _Toc230878989 \h </w:instrText>
             </w:r>
             <w:r>
               <w:rPr>
@@ -1623,7 +1623,7 @@
               <w14:ligatures w14:val="standardContextual"/>
             </w:rPr>
           </w:pPr>
-          <w:hyperlink w:anchor="_Toc230772618" w:history="1">
+          <w:hyperlink w:anchor="_Toc230878990" w:history="1">
             <w:r>
               <w:rPr>
                 <w:rStyle w:val="Hyperlink"/>
@@ -1651,7 +1651,7 @@
                 <w:noProof/>
                 <w:webHidden/>
               </w:rPr>
-              <w:instrText xml:space="preserve"> PAGEREF _Toc230772618 \h </w:instrText>
+              <w:instrText xml:space="preserve"> PAGEREF _Toc230878990 \h </w:instrText>
             </w:r>
             <w:r>
               <w:rPr>
@@ -1698,7 +1698,7 @@
               <w14:ligatures w14:val="standardContextual"/>
             </w:rPr>
           </w:pPr>
-          <w:hyperlink w:anchor="_Toc230772619" w:history="1">
+          <w:hyperlink w:anchor="_Toc230878991" w:history="1">
             <w:r>
               <w:rPr>
                 <w:rStyle w:val="Hyperlink"/>
@@ -1726,7 +1726,7 @@
                 <w:noProof/>
                 <w:webHidden/>
               </w:rPr>
-              <w:instrText xml:space="preserve"> PAGEREF _Toc230772619 \h </w:instrText>
+              <w:instrText xml:space="preserve"> PAGEREF _Toc230878991 \h </w:instrText>
             </w:r>
             <w:r>
               <w:rPr>
@@ -1773,7 +1773,7 @@
               <w14:ligatures w14:val="standardContextual"/>
             </w:rPr>
           </w:pPr>
-          <w:hyperlink w:anchor="_Toc230772620" w:history="1">
+          <w:hyperlink w:anchor="_Toc230878992" w:history="1">
             <w:r>
               <w:rPr>
                 <w:rStyle w:val="Hyperlink"/>
@@ -1801,7 +1801,7 @@
                 <w:noProof/>
                 <w:webHidden/>
               </w:rPr>
-              <w:instrText xml:space="preserve"> PAGEREF _Toc230772620 \h </w:instrText>
+              <w:instrText xml:space="preserve"> PAGEREF _Toc230878992 \h </w:instrText>
             </w:r>
             <w:r>
               <w:rPr>
@@ -1848,7 +1848,7 @@
               <w14:ligatures w14:val="standardContextual"/>
             </w:rPr>
           </w:pPr>
-          <w:hyperlink w:anchor="_Toc230772621" w:history="1">
+          <w:hyperlink w:anchor="_Toc230878993" w:history="1">
             <w:r>
               <w:rPr>
                 <w:rStyle w:val="Hyperlink"/>
@@ -1876,7 +1876,7 @@
                 <w:noProof/>
                 <w:webHidden/>
               </w:rPr>
-              <w:instrText xml:space="preserve"> PAGEREF _Toc230772621 \h </w:instrText>
+              <w:instrText xml:space="preserve"> PAGEREF _Toc230878993 \h </w:instrText>
             </w:r>
             <w:r>
               <w:rPr>
@@ -1923,7 +1923,7 @@
               <w14:ligatures w14:val="standardContextual"/>
             </w:rPr>
           </w:pPr>
-          <w:hyperlink w:anchor="_Toc230772622" w:history="1">
+          <w:hyperlink w:anchor="_Toc230878994" w:history="1">
             <w:r>
               <w:rPr>
                 <w:rStyle w:val="Hyperlink"/>
@@ -1951,7 +1951,7 @@
                 <w:noProof/>
                 <w:webHidden/>
               </w:rPr>
-              <w:instrText xml:space="preserve"> PAGEREF _Toc230772622 \h </w:instrText>
+              <w:instrText xml:space="preserve"> PAGEREF _Toc230878994 \h </w:instrText>
             </w:r>
             <w:r>
               <w:rPr>
@@ -1998,7 +1998,7 @@
               <w14:ligatures w14:val="standardContextual"/>
             </w:rPr>
           </w:pPr>
-          <w:hyperlink w:anchor="_Toc230772623" w:history="1">
+          <w:hyperlink w:anchor="_Toc230878995" w:history="1">
             <w:r>
               <w:rPr>
                 <w:rStyle w:val="Hyperlink"/>
@@ -2026,7 +2026,7 @@
                 <w:noProof/>
                 <w:webHidden/>
               </w:rPr>
-              <w:instrText xml:space="preserve"> PAGEREF _Toc230772623 \h </w:instrText>
+              <w:instrText xml:space="preserve"> PAGEREF _Toc230878995 \h </w:instrText>
             </w:r>
             <w:r>
               <w:rPr>
@@ -2073,13 +2073,88 @@
               <w14:ligatures w14:val="standardContextual"/>
             </w:rPr>
           </w:pPr>
-          <w:hyperlink w:anchor="_Toc230772624" w:history="1">
+          <w:hyperlink w:anchor="_Toc230878996" w:history="1">
             <w:r>
               <w:rPr>
                 <w:rStyle w:val="Hyperlink"/>
                 <w:rFonts w:ascii="Arial" w:hAnsi="Arial" w:cs="Arial"/>
                 <w:noProof/>
               </w:rPr>
+              <w:t>5.3   Softwareablauf-Diagramme</w:t>
+            </w:r>
+            <w:r>
+              <w:rPr>
+                <w:noProof/>
+                <w:webHidden/>
+              </w:rPr>
+              <w:tab/>
+            </w:r>
+            <w:r>
+              <w:rPr>
+                <w:noProof/>
+                <w:webHidden/>
+              </w:rPr>
+              <w:fldChar w:fldCharType="begin"/>
+            </w:r>
+            <w:r>
+              <w:rPr>
+                <w:noProof/>
+                <w:webHidden/>
+              </w:rPr>
+              <w:instrText xml:space="preserve"> PAGEREF _Toc230878996 \h </w:instrText>
+            </w:r>
+            <w:r>
+              <w:rPr>
+                <w:noProof/>
+                <w:webHidden/>
+              </w:rPr>
+            </w:r>
+            <w:r>
+              <w:rPr>
+                <w:noProof/>
+                <w:webHidden/>
+              </w:rPr>
+              <w:fldChar w:fldCharType="separate"/>
+            </w:r>
+            <w:r>
+              <w:rPr>
+                <w:noProof/>
+                <w:webHidden/>
+              </w:rPr>
+              <w:t>6</w:t>
+            </w:r>
+            <w:r>
+              <w:rPr>
+                <w:noProof/>
+                <w:webHidden/>
+              </w:rPr>
+              <w:fldChar w:fldCharType="end"/>
+            </w:r>
+          </w:hyperlink>
+        </w:p>
+        <w:p>
+          <w:pPr>
+            <w:pStyle w:val="Verzeichnis2"/>
+            <w:tabs>
+              <w:tab w:val="right" w:leader="dot" w:pos="10484"/>
+            </w:tabs>
+            <w:rPr>
+              <w:rFonts w:asciiTheme="minorHAnsi" w:eastAsiaTheme="minorEastAsia" w:hAnsiTheme="minorHAnsi" w:cstheme="minorBidi"/>
+              <w:noProof/>
+              <w:kern w:val="2"/>
+              <w:sz w:val="24"/>
+              <w:szCs w:val="24"/>
+              <w:lang w:val="de-AT" w:eastAsia="de-AT"/>
+              <w14:ligatures w14:val="standardContextual"/>
+            </w:rPr>
+          </w:pPr>
+          <w:hyperlink w:anchor="_Toc230878997" w:history="1">
+            <w:r>
+              <w:rPr>
+                <w:rStyle w:val="Hyperlink"/>
+                <w:rFonts w:ascii="Arial" w:hAnsi="Arial" w:cs="Arial"/>
+                <w:noProof/>
+              </w:rPr>
               <w:t>5.3   Verwendete Bibliotheken</w:t>
             </w:r>
             <w:r>
@@ -2101,7 +2176,7 @@
                 <w:noProof/>
                 <w:webHidden/>
               </w:rPr>
-              <w:instrText xml:space="preserve"> PAGEREF _Toc230772624 \h </w:instrText>
+              <w:instrText xml:space="preserve"> PAGEREF _Toc230878997 \h </w:instrText>
             </w:r>
             <w:r>
               <w:rPr>
@@ -2121,7 +2196,7 @@
                 <w:noProof/>
                 <w:webHidden/>
               </w:rPr>
-              <w:t>6</w:t>
+              <w:t>8</w:t>
             </w:r>
             <w:r>
               <w:rPr>
@@ -2148,7 +2223,7 @@
               <w14:ligatures w14:val="standardContextual"/>
             </w:rPr>
           </w:pPr>
-          <w:hyperlink w:anchor="_Toc230772625" w:history="1">
+          <w:hyperlink w:anchor="_Toc230878998" w:history="1">
             <w:r>
               <w:rPr>
                 <w:rStyle w:val="Hyperlink"/>
@@ -2176,7 +2251,7 @@
                 <w:noProof/>
                 <w:webHidden/>
               </w:rPr>
-              <w:instrText xml:space="preserve"> PAGEREF _Toc230772625 \h </w:instrText>
+              <w:instrText xml:space="preserve"> PAGEREF _Toc230878998 \h </w:instrText>
             </w:r>
             <w:r>
               <w:rPr>
@@ -2196,7 +2271,7 @@
                 <w:noProof/>
                 <w:webHidden/>
               </w:rPr>
-              <w:t>6</w:t>
+              <w:t>8</w:t>
             </w:r>
             <w:r>
               <w:rPr>
@@ -2223,7 +2298,7 @@
               <w14:ligatures w14:val="standardContextual"/>
             </w:rPr>
           </w:pPr>
-          <w:hyperlink w:anchor="_Toc230772626" w:history="1">
+          <w:hyperlink w:anchor="_Toc230878999" w:history="1">
             <w:r>
               <w:rPr>
                 <w:rStyle w:val="Hyperlink"/>
@@ -2251,7 +2326,7 @@
                 <w:noProof/>
                 <w:webHidden/>
               </w:rPr>
-              <w:instrText xml:space="preserve"> PAGEREF _Toc230772626 \h </w:instrText>
+              <w:instrText xml:space="preserve"> PAGEREF _Toc230878999 \h </w:instrText>
             </w:r>
             <w:r>
               <w:rPr>
@@ -2271,7 +2346,7 @@
                 <w:noProof/>
                 <w:webHidden/>
               </w:rPr>
-              <w:t>6</w:t>
+              <w:t>8</w:t>
             </w:r>
             <w:r>
               <w:rPr>
@@ -2298,7 +2373,7 @@
               <w14:ligatures w14:val="standardContextual"/>
             </w:rPr>
           </w:pPr>
-          <w:hyperlink w:anchor="_Toc230772627" w:history="1">
+          <w:hyperlink w:anchor="_Toc230879000" w:history="1">
             <w:r>
               <w:rPr>
                 <w:rStyle w:val="Hyperlink"/>
@@ -2326,7 +2401,7 @@
                 <w:noProof/>
                 <w:webHidden/>
               </w:rPr>
-              <w:instrText xml:space="preserve"> PAGEREF _Toc230772627 \h </w:instrText>
+              <w:instrText xml:space="preserve"> PAGEREF _Toc230879000 \h </w:instrText>
             </w:r>
             <w:r>
               <w:rPr>
@@ -2346,7 +2421,7 @@
                 <w:noProof/>
                 <w:webHidden/>
               </w:rPr>
-              <w:t>6</w:t>
+              <w:t>9</w:t>
             </w:r>
             <w:r>
               <w:rPr>
@@ -2373,7 +2448,7 @@
               <w14:ligatures w14:val="standardContextual"/>
             </w:rPr>
           </w:pPr>
-          <w:hyperlink w:anchor="_Toc230772628" w:history="1">
+          <w:hyperlink w:anchor="_Toc230879001" w:history="1">
             <w:r>
               <w:rPr>
                 <w:rStyle w:val="Hyperlink"/>
@@ -2401,7 +2476,7 @@
                 <w:noProof/>
                 <w:webHidden/>
               </w:rPr>
-              <w:instrText xml:space="preserve"> PAGEREF _Toc230772628 \h </w:instrText>
+              <w:instrText xml:space="preserve"> PAGEREF _Toc230879001 \h </w:instrText>
             </w:r>
             <w:r>
               <w:rPr>
@@ -2421,7 +2496,7 @@
                 <w:noProof/>
                 <w:webHidden/>
               </w:rPr>
-              <w:t>7</w:t>
+              <w:t>9</w:t>
             </w:r>
             <w:r>
               <w:rPr>
@@ -2448,12 +2523,13 @@
               <w14:ligatures w14:val="standardContextual"/>
             </w:rPr>
           </w:pPr>
-          <w:hyperlink w:anchor="_Toc230772629" w:history="1">
+          <w:hyperlink w:anchor="_Toc230879002" w:history="1">
             <w:r>
               <w:rPr>
                 <w:rStyle w:val="Hyperlink"/>
                 <w:rFonts w:ascii="Arial" w:hAnsi="Arial" w:cs="Arial"/>
                 <w:noProof/>
+                <w:lang w:val="en-GB"/>
               </w:rPr>
               <w:t>8   Quellenverzeichnis</w:t>
             </w:r>
@@ -2476,7 +2552,7 @@
                 <w:noProof/>
                 <w:webHidden/>
               </w:rPr>
-              <w:instrText xml:space="preserve"> PAGEREF _Toc230772629 \h </w:instrText>
+              <w:instrText xml:space="preserve"> PAGEREF _Toc230879002 \h </w:instrText>
             </w:r>
             <w:r>
               <w:rPr>
@@ -2496,7 +2572,7 @@
                 <w:noProof/>
                 <w:webHidden/>
               </w:rPr>
-              <w:t>7</w:t>
+              <w:t>9</w:t>
             </w:r>
             <w:r>
               <w:rPr>
@@ -2558,7 +2634,7 @@
           <w:rFonts w:ascii="Arial" w:hAnsi="Arial" w:cs="Arial"/>
         </w:rPr>
       </w:pPr>
-      <w:bookmarkStart w:id="0" w:name="_Toc230772610"/>
+      <w:bookmarkStart w:id="0" w:name="_Toc230878982"/>
       <w:r>
         <w:rPr>
           <w:rFonts w:ascii="Arial" w:hAnsi="Arial" w:cs="Arial"/>
@@ -2605,7 +2681,7 @@
           <w:rFonts w:ascii="Arial" w:hAnsi="Arial" w:cs="Arial"/>
         </w:rPr>
       </w:pPr>
-      <w:bookmarkStart w:id="1" w:name="_Toc230772611"/>
+      <w:bookmarkStart w:id="1" w:name="_Toc230878983"/>
       <w:r>
         <w:rPr>
           <w:rFonts w:ascii="Arial" w:hAnsi="Arial" w:cs="Arial"/>
@@ -2621,7 +2697,7 @@
           <w:rFonts w:ascii="Arial" w:hAnsi="Arial" w:cs="Arial"/>
         </w:rPr>
       </w:pPr>
-      <w:bookmarkStart w:id="2" w:name="_Toc230772612"/>
+      <w:bookmarkStart w:id="2" w:name="_Toc230878984"/>
       <w:r>
         <w:rPr>
           <w:rFonts w:ascii="Arial" w:hAnsi="Arial" w:cs="Arial"/>
@@ -2684,7 +2760,7 @@
           <w:rFonts w:ascii="Arial" w:hAnsi="Arial" w:cs="Arial"/>
         </w:rPr>
       </w:pPr>
-      <w:bookmarkStart w:id="3" w:name="_Toc230772613"/>
+      <w:bookmarkStart w:id="3" w:name="_Toc230878985"/>
       <w:r>
         <w:rPr>
           <w:rFonts w:ascii="Arial" w:hAnsi="Arial" w:cs="Arial"/>
@@ -2810,7 +2886,7 @@
         </w:rPr>
       </w:pPr>
       <w:bookmarkStart w:id="4" w:name="_Toc230707879"/>
-      <w:bookmarkStart w:id="5" w:name="_Toc230772614"/>
+      <w:bookmarkStart w:id="5" w:name="_Toc230878986"/>
       <w:r>
         <w:rPr>
           <w:rFonts w:ascii="Arial" w:hAnsi="Arial" w:cs="Arial"/>
@@ -2865,7 +2941,7 @@
         </w:rPr>
       </w:pPr>
       <w:bookmarkStart w:id="6" w:name="_Toc230707880"/>
-      <w:bookmarkStart w:id="7" w:name="_Toc230772615"/>
+      <w:bookmarkStart w:id="7" w:name="_Toc230878987"/>
       <w:r>
         <w:rPr>
           <w:rFonts w:ascii="Arial" w:hAnsi="Arial" w:cs="Arial"/>
@@ -2883,7 +2959,7 @@
           <w:rFonts w:ascii="Arial" w:hAnsi="Arial" w:cs="Arial"/>
         </w:rPr>
       </w:pPr>
-      <w:bookmarkStart w:id="8" w:name="_Toc230772616"/>
+      <w:bookmarkStart w:id="8" w:name="_Toc230878988"/>
       <w:r>
         <w:rPr>
           <w:rFonts w:ascii="Arial" w:hAnsi="Arial" w:cs="Arial"/>
@@ -2987,7 +3063,7 @@
           <w:rFonts w:ascii="Arial" w:hAnsi="Arial" w:cs="Arial"/>
         </w:rPr>
       </w:pPr>
-      <w:bookmarkStart w:id="9" w:name="_Toc230772617"/>
+      <w:bookmarkStart w:id="9" w:name="_Toc230878989"/>
       <w:r>
         <w:rPr>
           <w:rFonts w:ascii="Arial" w:hAnsi="Arial" w:cs="Arial"/>
@@ -3034,7 +3110,7 @@
           <w:rFonts w:ascii="Arial" w:hAnsi="Arial" w:cs="Arial"/>
         </w:rPr>
       </w:pPr>
-      <w:bookmarkStart w:id="10" w:name="_Toc230772618"/>
+      <w:bookmarkStart w:id="10" w:name="_Toc230878990"/>
       <w:r>
         <w:rPr>
           <w:rFonts w:ascii="Arial" w:hAnsi="Arial" w:cs="Arial"/>
@@ -3209,7 +3285,7 @@
           <w:rFonts w:ascii="Arial" w:hAnsi="Arial" w:cs="Arial"/>
         </w:rPr>
       </w:pPr>
-      <w:bookmarkStart w:id="11" w:name="_Toc230772619"/>
+      <w:bookmarkStart w:id="11" w:name="_Toc230878991"/>
       <w:r>
         <w:rPr>
           <w:rFonts w:ascii="Arial" w:hAnsi="Arial" w:cs="Arial"/>
@@ -3336,7 +3412,7 @@
           <w:rFonts w:ascii="Arial" w:hAnsi="Arial" w:cs="Arial"/>
         </w:rPr>
       </w:pPr>
-      <w:bookmarkStart w:id="12" w:name="_Toc230772620"/>
+      <w:bookmarkStart w:id="12" w:name="_Toc230878992"/>
       <w:r>
         <w:rPr>
           <w:rFonts w:ascii="Arial" w:hAnsi="Arial" w:cs="Arial"/>
@@ -4885,7 +4961,7 @@
           <w:rFonts w:ascii="Arial" w:hAnsi="Arial" w:cs="Arial"/>
         </w:rPr>
       </w:pPr>
-      <w:bookmarkStart w:id="13" w:name="_Toc230772621"/>
+      <w:bookmarkStart w:id="13" w:name="_Toc230878993"/>
       <w:r>
         <w:rPr>
           <w:rFonts w:ascii="Arial" w:hAnsi="Arial" w:cs="Arial"/>
@@ -4901,7 +4977,7 @@
           <w:rFonts w:ascii="Arial" w:hAnsi="Arial" w:cs="Arial"/>
         </w:rPr>
       </w:pPr>
-      <w:bookmarkStart w:id="14" w:name="_Toc230772622"/>
+      <w:bookmarkStart w:id="14" w:name="_Toc230878994"/>
       <w:r>
         <w:rPr>
           <w:rFonts w:ascii="Arial" w:hAnsi="Arial" w:cs="Arial"/>
@@ -4980,7 +5056,7 @@
           <w:rFonts w:ascii="Arial" w:hAnsi="Arial" w:cs="Arial"/>
         </w:rPr>
       </w:pPr>
-      <w:bookmarkStart w:id="15" w:name="_Toc230772623"/>
+      <w:bookmarkStart w:id="15" w:name="_Toc230878995"/>
       <w:r>
         <w:rPr>
           <w:rFonts w:ascii="Arial" w:hAnsi="Arial" w:cs="Arial"/>
@@ -5081,16 +5157,300 @@
         <w:pStyle w:val="berschrift2"/>
         <w:rPr>
           <w:rFonts w:ascii="Arial" w:hAnsi="Arial" w:cs="Arial"/>
+          <w:color w:val="0F4761"/>
         </w:rPr>
       </w:pPr>
-      <w:bookmarkStart w:id="16" w:name="_Toc230772624"/>
-      <w:r>
-        <w:rPr>
-          <w:rFonts w:ascii="Arial" w:hAnsi="Arial" w:cs="Arial"/>
-        </w:rPr>
+      <w:bookmarkStart w:id="16" w:name="_Toc230878996"/>
+      <w:r>
+        <w:rPr>
+          <w:rFonts w:ascii="Arial" w:hAnsi="Arial" w:cs="Arial"/>
+          <w:color w:val="0F4761"/>
+        </w:rPr>
+        <w:t>5.3   Softwareablauf-</w:t>
+      </w:r>
+      <w:r>
+        <w:rPr>
+          <w:rFonts w:ascii="Arial" w:hAnsi="Arial" w:cs="Arial"/>
+          <w:color w:val="0F4761"/>
+        </w:rPr>
+        <w:t>Flussd</w:t>
+      </w:r>
+      <w:r>
+        <w:rPr>
+          <w:rFonts w:ascii="Arial" w:hAnsi="Arial" w:cs="Arial"/>
+          <w:color w:val="0F4761"/>
+        </w:rPr>
+        <w:t>iagramme</w:t>
+      </w:r>
+      <w:bookmarkEnd w:id="16"/>
+    </w:p>
+    <w:p>
+      <w:pPr>
+        <w:rPr>
+          <w:rFonts w:ascii="Arial" w:hAnsi="Arial" w:cs="Arial"/>
+          <w:b/>
+          <w:color w:val="0F4761"/>
+          <w:sz w:val="22"/>
+        </w:rPr>
+      </w:pPr>
+      <w:r>
+        <w:rPr>
+          <w:rFonts w:ascii="Arial" w:hAnsi="Arial" w:cs="Arial"/>
+          <w:b/>
+          <w:color w:val="0F4761"/>
+          <w:sz w:val="22"/>
+        </w:rPr>
+        <w:t>ESP32-S3 Firmware – Ablaufdiagramm</w:t>
+      </w:r>
+    </w:p>
+    <w:p>
+      <w:r>
+        <w:drawing>
+          <wp:anchor distT="0" distB="0" distL="114300" distR="114300" simplePos="0" relativeHeight="251658240" behindDoc="1" locked="0" layoutInCell="1" allowOverlap="1" wp14:anchorId="7A78CD21" wp14:editId="48214478">
+            <wp:simplePos x="0" y="0"/>
+            <wp:positionH relativeFrom="margin">
+              <wp:align>center</wp:align>
+            </wp:positionH>
+            <wp:positionV relativeFrom="paragraph">
+              <wp:posOffset>6985</wp:posOffset>
+            </wp:positionV>
+            <wp:extent cx="5229225" cy="7581622"/>
+            <wp:effectExtent l="0" t="0" r="0" b="635"/>
+            <wp:wrapTight wrapText="bothSides">
+              <wp:wrapPolygon edited="0">
+                <wp:start x="0" y="0"/>
+                <wp:lineTo x="0" y="21548"/>
+                <wp:lineTo x="21482" y="21548"/>
+                <wp:lineTo x="21482" y="0"/>
+                <wp:lineTo x="0" y="0"/>
+              </wp:wrapPolygon>
+            </wp:wrapTight>
+            <wp:docPr id="1861403888" name="Grafik 2"/>
+            <wp:cNvGraphicFramePr>
+              <a:graphicFrameLocks xmlns:a="http://schemas.openxmlformats.org/drawingml/2006/main" noChangeAspect="1"/>
+            </wp:cNvGraphicFramePr>
+            <a:graphic xmlns:a="http://schemas.openxmlformats.org/drawingml/2006/main">
+              <a:graphicData uri="http://schemas.openxmlformats.org/drawingml/2006/picture">
+                <pic:pic xmlns:pic="http://schemas.openxmlformats.org/drawingml/2006/picture">
+                  <pic:nvPicPr>
+                    <pic:cNvPr id="0" name="Picture 6"/>
+                    <pic:cNvPicPr>
+                      <a:picLocks noChangeAspect="1" noChangeArrowheads="1"/>
+                    </pic:cNvPicPr>
+                  </pic:nvPicPr>
+                  <pic:blipFill>
+                    <a:blip r:embed="rId11" cstate="print">
+                      <a:extLst>
+                        <a:ext uri="{28A0092B-C50C-407E-A947-70E740481C1C}">
+                          <a14:useLocalDpi xmlns:a14="http://schemas.microsoft.com/office/drawing/2010/main" val="0"/>
+                        </a:ext>
+                      </a:extLst>
+                    </a:blip>
+                    <a:srcRect/>
+                    <a:stretch>
+                      <a:fillRect/>
+                    </a:stretch>
+                  </pic:blipFill>
+                  <pic:spPr bwMode="auto">
+                    <a:xfrm>
+                      <a:off x="0" y="0"/>
+                      <a:ext cx="5229225" cy="7581622"/>
+                    </a:xfrm>
+                    <a:prstGeom prst="rect">
+                      <a:avLst/>
+                    </a:prstGeom>
+                    <a:noFill/>
+                    <a:ln>
+                      <a:noFill/>
+                    </a:ln>
+                  </pic:spPr>
+                </pic:pic>
+              </a:graphicData>
+            </a:graphic>
+          </wp:anchor>
+        </w:drawing>
+      </w:r>
+    </w:p>
+    <w:p/>
+    <w:p/>
+    <w:p>
+      <w:r>
+        <w:rPr>
+          <w:noProof/>
+        </w:rPr>
+        <w:lastRenderedPageBreak/>
+        <w:drawing>
+          <wp:anchor distT="0" distB="0" distL="114300" distR="114300" simplePos="0" relativeHeight="251659264" behindDoc="1" locked="0" layoutInCell="1" allowOverlap="1" wp14:anchorId="7C4A2AEC" wp14:editId="0400D12D">
+            <wp:simplePos x="0" y="0"/>
+            <wp:positionH relativeFrom="margin">
+              <wp:align>center</wp:align>
+            </wp:positionH>
+            <wp:positionV relativeFrom="paragraph">
+              <wp:posOffset>0</wp:posOffset>
+            </wp:positionV>
+            <wp:extent cx="3800475" cy="9201150"/>
+            <wp:effectExtent l="0" t="0" r="9525" b="0"/>
+            <wp:wrapTight wrapText="bothSides">
+              <wp:wrapPolygon edited="0">
+                <wp:start x="1949" y="134"/>
+                <wp:lineTo x="1516" y="313"/>
+                <wp:lineTo x="1516" y="716"/>
+                <wp:lineTo x="1732" y="939"/>
+                <wp:lineTo x="5197" y="1655"/>
+                <wp:lineTo x="4006" y="2370"/>
+                <wp:lineTo x="4006" y="4383"/>
+                <wp:lineTo x="4656" y="4606"/>
+                <wp:lineTo x="4006" y="4651"/>
+                <wp:lineTo x="4006" y="8005"/>
+                <wp:lineTo x="4872" y="8229"/>
+                <wp:lineTo x="4006" y="8363"/>
+                <wp:lineTo x="4006" y="9257"/>
+                <wp:lineTo x="6496" y="9525"/>
+                <wp:lineTo x="10394" y="9525"/>
+                <wp:lineTo x="2274" y="10107"/>
+                <wp:lineTo x="2274" y="13819"/>
+                <wp:lineTo x="1408" y="13953"/>
+                <wp:lineTo x="1408" y="14042"/>
+                <wp:lineTo x="2274" y="14534"/>
+                <wp:lineTo x="866" y="14713"/>
+                <wp:lineTo x="433" y="14892"/>
+                <wp:lineTo x="541" y="15250"/>
+                <wp:lineTo x="2165" y="15965"/>
+                <wp:lineTo x="2274" y="17888"/>
+                <wp:lineTo x="2815" y="18112"/>
+                <wp:lineTo x="4006" y="18112"/>
+                <wp:lineTo x="4006" y="18425"/>
+                <wp:lineTo x="12668" y="18827"/>
+                <wp:lineTo x="2274" y="18827"/>
+                <wp:lineTo x="1408" y="18872"/>
+                <wp:lineTo x="1408" y="19543"/>
+                <wp:lineTo x="1624" y="19856"/>
+                <wp:lineTo x="1841" y="19945"/>
+                <wp:lineTo x="19705" y="19945"/>
+                <wp:lineTo x="19922" y="19856"/>
+                <wp:lineTo x="20138" y="19543"/>
+                <wp:lineTo x="20247" y="19140"/>
+                <wp:lineTo x="19922" y="18872"/>
+                <wp:lineTo x="19272" y="18827"/>
+                <wp:lineTo x="19489" y="18291"/>
+                <wp:lineTo x="19056" y="18112"/>
+                <wp:lineTo x="19489" y="17933"/>
+                <wp:lineTo x="19272" y="15250"/>
+                <wp:lineTo x="21546" y="15071"/>
+                <wp:lineTo x="21546" y="14847"/>
+                <wp:lineTo x="19272" y="14534"/>
+                <wp:lineTo x="19164" y="10420"/>
+                <wp:lineTo x="18406" y="10196"/>
+                <wp:lineTo x="11152" y="9525"/>
+                <wp:lineTo x="15158" y="9525"/>
+                <wp:lineTo x="17648" y="9257"/>
+                <wp:lineTo x="17756" y="8363"/>
+                <wp:lineTo x="16457" y="8229"/>
+                <wp:lineTo x="17756" y="8005"/>
+                <wp:lineTo x="17756" y="4696"/>
+                <wp:lineTo x="16132" y="4517"/>
+                <wp:lineTo x="17756" y="4338"/>
+                <wp:lineTo x="17540" y="2370"/>
+                <wp:lineTo x="16349" y="1655"/>
+                <wp:lineTo x="19814" y="939"/>
+                <wp:lineTo x="20138" y="671"/>
+                <wp:lineTo x="20030" y="313"/>
+                <wp:lineTo x="19597" y="134"/>
+                <wp:lineTo x="1949" y="134"/>
+              </wp:wrapPolygon>
+            </wp:wrapTight>
+            <wp:docPr id="1776166881" name="Grafik 3"/>
+            <wp:cNvGraphicFramePr>
+              <a:graphicFrameLocks xmlns:a="http://schemas.openxmlformats.org/drawingml/2006/main" noChangeAspect="1"/>
+            </wp:cNvGraphicFramePr>
+            <a:graphic xmlns:a="http://schemas.openxmlformats.org/drawingml/2006/main">
+              <a:graphicData uri="http://schemas.openxmlformats.org/drawingml/2006/picture">
+                <pic:pic xmlns:pic="http://schemas.openxmlformats.org/drawingml/2006/picture">
+                  <pic:nvPicPr>
+                    <pic:cNvPr id="0" name="Picture 8"/>
+                    <pic:cNvPicPr>
+                      <a:picLocks noChangeAspect="1" noChangeArrowheads="1"/>
+                    </pic:cNvPicPr>
+                  </pic:nvPicPr>
+                  <pic:blipFill>
+                    <a:blip r:embed="rId12" cstate="print">
+                      <a:extLst>
+                        <a:ext uri="{28A0092B-C50C-407E-A947-70E740481C1C}">
+                          <a14:useLocalDpi xmlns:a14="http://schemas.microsoft.com/office/drawing/2010/main" val="0"/>
+                        </a:ext>
+                      </a:extLst>
+                    </a:blip>
+                    <a:srcRect/>
+                    <a:stretch>
+                      <a:fillRect/>
+                    </a:stretch>
+                  </pic:blipFill>
+                  <pic:spPr bwMode="auto">
+                    <a:xfrm>
+                      <a:off x="0" y="0"/>
+                      <a:ext cx="3800475" cy="9201150"/>
+                    </a:xfrm>
+                    <a:prstGeom prst="rect">
+                      <a:avLst/>
+                    </a:prstGeom>
+                    <a:noFill/>
+                    <a:ln>
+                      <a:noFill/>
+                    </a:ln>
+                  </pic:spPr>
+                </pic:pic>
+              </a:graphicData>
+            </a:graphic>
+            <wp14:sizeRelH relativeFrom="margin">
+              <wp14:pctWidth>0</wp14:pctWidth>
+            </wp14:sizeRelH>
+            <wp14:sizeRelV relativeFrom="margin">
+              <wp14:pctHeight>0</wp14:pctHeight>
+            </wp14:sizeRelV>
+          </wp:anchor>
+        </w:drawing>
+      </w:r>
+    </w:p>
+    <w:p>
+      <w:pPr>
+        <w:pStyle w:val="berschrift2"/>
+        <w:rPr>
+          <w:rFonts w:ascii="Arial" w:hAnsi="Arial" w:cs="Arial"/>
+        </w:rPr>
+      </w:pPr>
+      <w:bookmarkStart w:id="17" w:name="_Toc230878997"/>
+    </w:p>
+    <w:p>
+      <w:pPr>
+        <w:rPr>
+          <w:rFonts w:ascii="Arial" w:eastAsiaTheme="majorEastAsia" w:hAnsi="Arial" w:cs="Arial"/>
+          <w:color w:val="0F4761" w:themeColor="accent1" w:themeShade="BF"/>
+          <w:sz w:val="32"/>
+          <w:szCs w:val="32"/>
+        </w:rPr>
+      </w:pPr>
+      <w:r>
+        <w:rPr>
+          <w:rFonts w:ascii="Arial" w:hAnsi="Arial" w:cs="Arial"/>
+        </w:rPr>
+        <w:br w:type="page"/>
+      </w:r>
+    </w:p>
+    <w:p>
+      <w:pPr>
+        <w:pStyle w:val="berschrift2"/>
+        <w:rPr>
+          <w:rFonts w:ascii="Arial" w:hAnsi="Arial" w:cs="Arial"/>
+        </w:rPr>
+      </w:pPr>
+      <w:r>
+        <w:rPr>
+          <w:rFonts w:ascii="Arial" w:hAnsi="Arial" w:cs="Arial"/>
+        </w:rPr>
+        <w:lastRenderedPageBreak/>
         <w:t>5.3   Verwendete Bibliotheken</w:t>
       </w:r>
-      <w:bookmarkEnd w:id="16"/>
+      <w:bookmarkEnd w:id="17"/>
     </w:p>
     <w:tbl>
       <w:tblPr>
@@ -6187,14 +6547,14 @@
           <w:rFonts w:ascii="Arial" w:hAnsi="Arial" w:cs="Arial"/>
         </w:rPr>
       </w:pPr>
-      <w:bookmarkStart w:id="17" w:name="_Toc230772625"/>
+      <w:bookmarkStart w:id="18" w:name="_Toc230878998"/>
       <w:r>
         <w:rPr>
           <w:rFonts w:ascii="Arial" w:hAnsi="Arial" w:cs="Arial"/>
         </w:rPr>
         <w:t>6   Ergebnisse und Auswertung</w:t>
       </w:r>
-      <w:bookmarkEnd w:id="17"/>
+      <w:bookmarkEnd w:id="18"/>
     </w:p>
     <w:p>
       <w:pPr>
@@ -6203,14 +6563,14 @@
           <w:rFonts w:ascii="Arial" w:hAnsi="Arial" w:cs="Arial"/>
         </w:rPr>
       </w:pPr>
-      <w:bookmarkStart w:id="18" w:name="_Toc230772626"/>
+      <w:bookmarkStart w:id="19" w:name="_Toc230878999"/>
       <w:r>
         <w:rPr>
           <w:rFonts w:ascii="Arial" w:hAnsi="Arial" w:cs="Arial"/>
         </w:rPr>
         <w:t>6.1   Funktionsergebnis</w:t>
       </w:r>
-      <w:bookmarkEnd w:id="18"/>
+      <w:bookmarkEnd w:id="19"/>
     </w:p>
     <w:p>
       <w:pPr>
@@ -6266,7 +6626,7 @@
           <w:rFonts w:ascii="Arial" w:hAnsi="Arial" w:cs="Arial"/>
         </w:rPr>
       </w:pPr>
-      <w:bookmarkStart w:id="19" w:name="_Toc230772627"/>
+      <w:bookmarkStart w:id="20" w:name="_Toc230879000"/>
       <w:r>
         <w:rPr>
           <w:rFonts w:ascii="Arial" w:hAnsi="Arial" w:cs="Arial"/>
@@ -6279,7 +6639,7 @@
         </w:rPr>
         <w:t>Lösungen</w:t>
       </w:r>
-      <w:bookmarkEnd w:id="19"/>
+      <w:bookmarkEnd w:id="20"/>
     </w:p>
     <w:p>
       <w:pPr>
@@ -6355,7 +6715,6 @@
           <w:rFonts w:ascii="Arial" w:hAnsi="Arial" w:cs="Arial"/>
           <w:sz w:val="22"/>
         </w:rPr>
-        <w:lastRenderedPageBreak/>
         <w:t xml:space="preserve">Joystick-Empfindlichkeit: Der virtuelle Joystick übertrug anfangs zu feinfühlige Werte, was zu zittrigen Fahrbewegungen führte. Gelöst durch Einführung einer konfigurierbaren </w:t>
       </w:r>
       <w:proofErr w:type="spellStart"/>
@@ -6388,6 +6747,7 @@
           <w:rFonts w:ascii="Arial" w:hAnsi="Arial" w:cs="Arial"/>
           <w:sz w:val="22"/>
         </w:rPr>
+        <w:lastRenderedPageBreak/>
         <w:t>WebSocket</w:t>
       </w:r>
       <w:proofErr w:type="spellEnd"/>
@@ -6454,14 +6814,14 @@
           <w:rFonts w:ascii="Arial" w:hAnsi="Arial" w:cs="Arial"/>
         </w:rPr>
       </w:pPr>
-      <w:bookmarkStart w:id="20" w:name="_Toc230772628"/>
+      <w:bookmarkStart w:id="21" w:name="_Toc230879001"/>
       <w:r>
         <w:rPr>
           <w:rFonts w:ascii="Arial" w:hAnsi="Arial" w:cs="Arial"/>
         </w:rPr>
         <w:t>7   Schlussfolgerung</w:t>
       </w:r>
-      <w:bookmarkEnd w:id="20"/>
+      <w:bookmarkEnd w:id="21"/>
     </w:p>
     <w:p>
       <w:pPr>
@@ -6547,16 +6907,27 @@
         <w:pStyle w:val="berschrift1"/>
         <w:rPr>
           <w:rFonts w:ascii="Arial" w:hAnsi="Arial" w:cs="Arial"/>
+          <w:lang w:val="en-GB"/>
         </w:rPr>
       </w:pPr>
-      <w:bookmarkStart w:id="21" w:name="_Toc230772629"/>
-      <w:r>
-        <w:rPr>
-          <w:rFonts w:ascii="Arial" w:hAnsi="Arial" w:cs="Arial"/>
-        </w:rPr>
-        <w:t>8   Quellenverzeichnis</w:t>
-      </w:r>
-      <w:bookmarkEnd w:id="21"/>
+      <w:bookmarkStart w:id="22" w:name="_Toc230879002"/>
+      <w:r>
+        <w:rPr>
+          <w:rFonts w:ascii="Arial" w:hAnsi="Arial" w:cs="Arial"/>
+          <w:lang w:val="en-GB"/>
+        </w:rPr>
+        <w:t xml:space="preserve">8   </w:t>
+      </w:r>
+      <w:proofErr w:type="spellStart"/>
+      <w:r>
+        <w:rPr>
+          <w:rFonts w:ascii="Arial" w:hAnsi="Arial" w:cs="Arial"/>
+          <w:lang w:val="en-GB"/>
+        </w:rPr>
+        <w:t>Quellenverzeichnis</w:t>
+      </w:r>
+      <w:bookmarkEnd w:id="22"/>
+      <w:proofErr w:type="spellEnd"/>
     </w:p>
     <w:p>
       <w:pPr>
@@ -6592,7 +6963,7 @@
         </w:rPr>
         <w:t xml:space="preserve"> Systems: ESP32-S3 Technical Reference Manual, Version 1.4, 2024. Online: </w:t>
       </w:r>
-      <w:hyperlink r:id="rId11" w:history="1">
+      <w:hyperlink r:id="rId13" w:history="1">
         <w:r>
           <w:rPr>
             <w:rStyle w:val="Hyperlink"/>
@@ -6620,7 +6991,7 @@
         </w:rPr>
         <w:t xml:space="preserve">[2]  Texas Instruments: DRV8323S Three-Phase Smart Gate Driver, Datasheet SLVSEI4, 2023. Online: </w:t>
       </w:r>
-      <w:hyperlink r:id="rId12" w:history="1">
+      <w:hyperlink r:id="rId14" w:history="1">
         <w:r>
           <w:rPr>
             <w:rStyle w:val="Hyperlink"/>
@@ -6654,7 +7025,7 @@
         </w:rPr>
         <w:t xml:space="preserve">Online: </w:t>
       </w:r>
-      <w:hyperlink r:id="rId13" w:history="1">
+      <w:hyperlink r:id="rId15" w:history="1">
         <w:r>
           <w:rPr>
             <w:rStyle w:val="Hyperlink"/>
@@ -6687,7 +7058,7 @@
         </w:rPr>
         <w:t xml:space="preserve">Online: </w:t>
       </w:r>
-      <w:hyperlink r:id="rId14" w:history="1">
+      <w:hyperlink r:id="rId16" w:history="1">
         <w:r>
           <w:rPr>
             <w:rStyle w:val="Hyperlink"/>
@@ -6714,7 +7085,7 @@
         </w:rPr>
         <w:t xml:space="preserve">[5]  Texas Instruments: BQ29200 2-Series Cell Protector, Datasheet SLUSAZ4, 2019. Online: </w:t>
       </w:r>
-      <w:hyperlink r:id="rId15" w:history="1">
+      <w:hyperlink r:id="rId17" w:history="1">
         <w:r>
           <w:rPr>
             <w:rStyle w:val="Hyperlink"/>
@@ -6742,7 +7113,7 @@
         </w:rPr>
         <w:t xml:space="preserve">[6]  Infineon Technologies: IPD047N03LF2 Power MOSFET, Datasheet, 2021. Online: </w:t>
       </w:r>
-      <w:hyperlink r:id="rId16" w:history="1">
+      <w:hyperlink r:id="rId18" w:history="1">
         <w:r>
           <w:rPr>
             <w:rStyle w:val="Hyperlink"/>
@@ -6794,7 +7165,7 @@
         </w:rPr>
         <w:t xml:space="preserve">Online: </w:t>
       </w:r>
-      <w:hyperlink r:id="rId17" w:history="1">
+      <w:hyperlink r:id="rId19" w:history="1">
         <w:r>
           <w:rPr>
             <w:rStyle w:val="Hyperlink"/>
@@ -6892,7 +7263,7 @@
         </w:rPr>
         <w:t xml:space="preserve">, 2024. Online: </w:t>
       </w:r>
-      <w:hyperlink r:id="rId18" w:history="1">
+      <w:hyperlink r:id="rId20" w:history="1">
         <w:r>
           <w:rPr>
             <w:rStyle w:val="Hyperlink"/>
@@ -6965,7 +7336,7 @@
         </w:rPr>
         <w:t xml:space="preserve">, abgerufen 27.05.2026. Online: </w:t>
       </w:r>
-      <w:hyperlink r:id="rId19" w:history="1">
+      <w:hyperlink r:id="rId21" w:history="1">
         <w:r>
           <w:rPr>
             <w:rStyle w:val="Hyperlink"/>
@@ -6977,12 +7348,12 @@
       </w:hyperlink>
     </w:p>
     <w:sectPr>
-      <w:headerReference w:type="even" r:id="rId20"/>
-      <w:headerReference w:type="default" r:id="rId21"/>
-      <w:footerReference w:type="even" r:id="rId22"/>
-      <w:footerReference w:type="default" r:id="rId23"/>
-      <w:headerReference w:type="first" r:id="rId24"/>
-      <w:footerReference w:type="first" r:id="rId25"/>
+      <w:headerReference w:type="even" r:id="rId22"/>
+      <w:headerReference w:type="default" r:id="rId23"/>
+      <w:footerReference w:type="even" r:id="rId24"/>
+      <w:footerReference w:type="default" r:id="rId25"/>
+      <w:headerReference w:type="first" r:id="rId26"/>
+      <w:footerReference w:type="first" r:id="rId27"/>
       <w:pgSz w:w="11910" w:h="16840"/>
       <w:pgMar w:top="1320" w:right="708" w:bottom="960" w:left="708" w:header="0" w:footer="775" w:gutter="0"/>
       <w:cols w:space="720"/>
@@ -7836,7 +8207,6 @@
   <w:style w:type="character" w:default="1" w:styleId="Absatz-Standardschriftart">
     <w:name w:val="Default Paragraph Font"/>
     <w:uiPriority w:val="1"/>
-    <w:semiHidden/>
     <w:unhideWhenUsed/>
   </w:style>
   <w:style w:type="table" w:default="1" w:styleId="NormaleTabelle">
@@ -8771,6 +9141,15 @@
 </file>
 
 <file path=customXml/item1.xml><?xml version="1.0" encoding="utf-8"?>
+<?mso-contentType ?>
+<FormTemplates xmlns="http://schemas.microsoft.com/sharepoint/v3/contenttype/forms">
+  <Display>DocumentLibraryForm</Display>
+  <Edit>DocumentLibraryForm</Edit>
+  <New>DocumentLibraryForm</New>
+</FormTemplates>
+</file>
+
+<file path=customXml/item2.xml><?xml version="1.0" encoding="utf-8"?>
 <ct:contentTypeSchema xmlns:ct="http://schemas.microsoft.com/office/2006/metadata/contentType" xmlns:ma="http://schemas.microsoft.com/office/2006/metadata/properties/metaAttributes" ct:_="" ma:_="" ma:contentTypeName="Document" ma:contentTypeID="0x01010052CE5BA5B896504D980D46753FFF015D" ma:contentTypeVersion="15" ma:contentTypeDescription="Create a new document." ma:contentTypeScope="" ma:versionID="ae9c21dcae4b9138f47854703becf0af">
   <xsd:schema xmlns:xsd="http://www.w3.org/2001/XMLSchema" xmlns:xs="http://www.w3.org/2001/XMLSchema" xmlns:p="http://schemas.microsoft.com/office/2006/metadata/properties" xmlns:ns3="fec2b0e5-b397-4809-8104-aeeb95a25c89" xmlns:ns4="4da557e4-1c3c-4d38-8ac8-c59d5c86392e" targetNamespace="http://schemas.microsoft.com/office/2006/metadata/properties" ma:root="true" ma:fieldsID="fd7188530f81e51ef41796ae19e5328a" ns3:_="" ns4:_="">
     <xsd:import namespace="fec2b0e5-b397-4809-8104-aeeb95a25c89"/>
@@ -9003,15 +9382,6 @@
 </ct:contentTypeSchema>
 </file>
 
-<file path=customXml/item2.xml><?xml version="1.0" encoding="utf-8"?>
-<?mso-contentType ?>
-<FormTemplates xmlns="http://schemas.microsoft.com/sharepoint/v3/contenttype/forms">
-  <Display>DocumentLibraryForm</Display>
-  <Edit>DocumentLibraryForm</Edit>
-  <New>DocumentLibraryForm</New>
-</FormTemplates>
-</file>
-
 <file path=customXml/item3.xml><?xml version="1.0" encoding="utf-8"?>
 <p:properties xmlns:p="http://schemas.microsoft.com/office/2006/metadata/properties" xmlns:xsi="http://www.w3.org/2001/XMLSchema-instance" xmlns:pc="http://schemas.microsoft.com/office/infopath/2007/PartnerControls">
   <documentManagement>
@@ -9021,6 +9391,14 @@
 </file>
 
 <file path=customXml/itemProps1.xml><?xml version="1.0" encoding="utf-8"?>
+<ds:datastoreItem xmlns:ds="http://schemas.openxmlformats.org/officeDocument/2006/customXml" ds:itemID="{D5CCCFE5-17BF-4773-ADD5-9FCA99DE2387}">
+  <ds:schemaRefs>
+    <ds:schemaRef ds:uri="http://schemas.microsoft.com/sharepoint/v3/contenttype/forms"/>
+  </ds:schemaRefs>
+</ds:datastoreItem>
+</file>
+
+<file path=customXml/itemProps2.xml><?xml version="1.0" encoding="utf-8"?>
 <ds:datastoreItem xmlns:ds="http://schemas.openxmlformats.org/officeDocument/2006/customXml" ds:itemID="{2A5F1890-40BF-4D77-9F12-E54AED58ECC5}">
   <ds:schemaRefs>
     <ds:schemaRef ds:uri="http://schemas.microsoft.com/office/2006/metadata/contentType"/>
@@ -9039,14 +9417,6 @@
 </ds:datastoreItem>
 </file>
 
-<file path=customXml/itemProps2.xml><?xml version="1.0" encoding="utf-8"?>
-<ds:datastoreItem xmlns:ds="http://schemas.openxmlformats.org/officeDocument/2006/customXml" ds:itemID="{D5CCCFE5-17BF-4773-ADD5-9FCA99DE2387}">
-  <ds:schemaRefs>
-    <ds:schemaRef ds:uri="http://schemas.microsoft.com/sharepoint/v3/contenttype/forms"/>
-  </ds:schemaRefs>
-</ds:datastoreItem>
-</file>
-
 <file path=customXml/itemProps3.xml><?xml version="1.0" encoding="utf-8"?>
 <ds:datastoreItem xmlns:ds="http://schemas.openxmlformats.org/officeDocument/2006/customXml" ds:itemID="{AD0C3385-2CA7-4418-8A38-E0C5242F3114}">
   <ds:schemaRefs>

--- a/PROTOKOLL.docx
+++ b/PROTOKOLL.docx
@@ -191,7 +191,7 @@
                           <pic:cNvPicPr/>
                         </pic:nvPicPr>
                         <pic:blipFill>
-                          <a:blip r:embed="rId10" cstate="print"/>
+                          <a:blip r:embed="rId11" cstate="print"/>
                           <a:stretch>
                             <a:fillRect/>
                           </a:stretch>
@@ -1023,7 +1023,7 @@
           <w:r>
             <w:fldChar w:fldCharType="separate"/>
           </w:r>
-          <w:hyperlink w:anchor="_Toc230878982" w:history="1">
+          <w:hyperlink w:anchor="_Toc230943599" w:history="1">
             <w:r>
               <w:rPr>
                 <w:rStyle w:val="Hyperlink"/>
@@ -1051,7 +1051,7 @@
                 <w:noProof/>
                 <w:webHidden/>
               </w:rPr>
-              <w:instrText xml:space="preserve"> PAGEREF _Toc230878982 \h </w:instrText>
+              <w:instrText xml:space="preserve"> PAGEREF _Toc230943599 \h </w:instrText>
             </w:r>
             <w:r>
               <w:rPr>
@@ -1098,7 +1098,7 @@
               <w14:ligatures w14:val="standardContextual"/>
             </w:rPr>
           </w:pPr>
-          <w:hyperlink w:anchor="_Toc230878983" w:history="1">
+          <w:hyperlink w:anchor="_Toc230943600" w:history="1">
             <w:r>
               <w:rPr>
                 <w:rStyle w:val="Hyperlink"/>
@@ -1126,7 +1126,7 @@
                 <w:noProof/>
                 <w:webHidden/>
               </w:rPr>
-              <w:instrText xml:space="preserve"> PAGEREF _Toc230878983 \h </w:instrText>
+              <w:instrText xml:space="preserve"> PAGEREF _Toc230943600 \h </w:instrText>
             </w:r>
             <w:r>
               <w:rPr>
@@ -1173,7 +1173,7 @@
               <w14:ligatures w14:val="standardContextual"/>
             </w:rPr>
           </w:pPr>
-          <w:hyperlink w:anchor="_Toc230878984" w:history="1">
+          <w:hyperlink w:anchor="_Toc230943601" w:history="1">
             <w:r>
               <w:rPr>
                 <w:rStyle w:val="Hyperlink"/>
@@ -1201,7 +1201,7 @@
                 <w:noProof/>
                 <w:webHidden/>
               </w:rPr>
-              <w:instrText xml:space="preserve"> PAGEREF _Toc230878984 \h </w:instrText>
+              <w:instrText xml:space="preserve"> PAGEREF _Toc230943601 \h </w:instrText>
             </w:r>
             <w:r>
               <w:rPr>
@@ -1248,7 +1248,7 @@
               <w14:ligatures w14:val="standardContextual"/>
             </w:rPr>
           </w:pPr>
-          <w:hyperlink w:anchor="_Toc230878985" w:history="1">
+          <w:hyperlink w:anchor="_Toc230943602" w:history="1">
             <w:r>
               <w:rPr>
                 <w:rStyle w:val="Hyperlink"/>
@@ -1276,7 +1276,7 @@
                 <w:noProof/>
                 <w:webHidden/>
               </w:rPr>
-              <w:instrText xml:space="preserve"> PAGEREF _Toc230878985 \h </w:instrText>
+              <w:instrText xml:space="preserve"> PAGEREF _Toc230943602 \h </w:instrText>
             </w:r>
             <w:r>
               <w:rPr>
@@ -1323,7 +1323,7 @@
               <w14:ligatures w14:val="standardContextual"/>
             </w:rPr>
           </w:pPr>
-          <w:hyperlink w:anchor="_Toc230878986" w:history="1">
+          <w:hyperlink w:anchor="_Toc230943603" w:history="1">
             <w:r>
               <w:rPr>
                 <w:rStyle w:val="Hyperlink"/>
@@ -1351,7 +1351,7 @@
                 <w:noProof/>
                 <w:webHidden/>
               </w:rPr>
-              <w:instrText xml:space="preserve"> PAGEREF _Toc230878986 \h </w:instrText>
+              <w:instrText xml:space="preserve"> PAGEREF _Toc230943603 \h </w:instrText>
             </w:r>
             <w:r>
               <w:rPr>
@@ -1398,7 +1398,7 @@
               <w14:ligatures w14:val="standardContextual"/>
             </w:rPr>
           </w:pPr>
-          <w:hyperlink w:anchor="_Toc230878987" w:history="1">
+          <w:hyperlink w:anchor="_Toc230943604" w:history="1">
             <w:r>
               <w:rPr>
                 <w:rStyle w:val="Hyperlink"/>
@@ -1426,7 +1426,7 @@
                 <w:noProof/>
                 <w:webHidden/>
               </w:rPr>
-              <w:instrText xml:space="preserve"> PAGEREF _Toc230878987 \h </w:instrText>
+              <w:instrText xml:space="preserve"> PAGEREF _Toc230943604 \h </w:instrText>
             </w:r>
             <w:r>
               <w:rPr>
@@ -1473,7 +1473,7 @@
               <w14:ligatures w14:val="standardContextual"/>
             </w:rPr>
           </w:pPr>
-          <w:hyperlink w:anchor="_Toc230878988" w:history="1">
+          <w:hyperlink w:anchor="_Toc230943605" w:history="1">
             <w:r>
               <w:rPr>
                 <w:rStyle w:val="Hyperlink"/>
@@ -1501,7 +1501,7 @@
                 <w:noProof/>
                 <w:webHidden/>
               </w:rPr>
-              <w:instrText xml:space="preserve"> PAGEREF _Toc230878988 \h </w:instrText>
+              <w:instrText xml:space="preserve"> PAGEREF _Toc230943605 \h </w:instrText>
             </w:r>
             <w:r>
               <w:rPr>
@@ -1548,7 +1548,7 @@
               <w14:ligatures w14:val="standardContextual"/>
             </w:rPr>
           </w:pPr>
-          <w:hyperlink w:anchor="_Toc230878989" w:history="1">
+          <w:hyperlink w:anchor="_Toc230943606" w:history="1">
             <w:r>
               <w:rPr>
                 <w:rStyle w:val="Hyperlink"/>
@@ -1576,7 +1576,7 @@
                 <w:noProof/>
                 <w:webHidden/>
               </w:rPr>
-              <w:instrText xml:space="preserve"> PAGEREF _Toc230878989 \h </w:instrText>
+              <w:instrText xml:space="preserve"> PAGEREF _Toc230943606 \h </w:instrText>
             </w:r>
             <w:r>
               <w:rPr>
@@ -1623,7 +1623,7 @@
               <w14:ligatures w14:val="standardContextual"/>
             </w:rPr>
           </w:pPr>
-          <w:hyperlink w:anchor="_Toc230878990" w:history="1">
+          <w:hyperlink w:anchor="_Toc230943607" w:history="1">
             <w:r>
               <w:rPr>
                 <w:rStyle w:val="Hyperlink"/>
@@ -1651,7 +1651,7 @@
                 <w:noProof/>
                 <w:webHidden/>
               </w:rPr>
-              <w:instrText xml:space="preserve"> PAGEREF _Toc230878990 \h </w:instrText>
+              <w:instrText xml:space="preserve"> PAGEREF _Toc230943607 \h </w:instrText>
             </w:r>
             <w:r>
               <w:rPr>
@@ -1698,7 +1698,7 @@
               <w14:ligatures w14:val="standardContextual"/>
             </w:rPr>
           </w:pPr>
-          <w:hyperlink w:anchor="_Toc230878991" w:history="1">
+          <w:hyperlink w:anchor="_Toc230943608" w:history="1">
             <w:r>
               <w:rPr>
                 <w:rStyle w:val="Hyperlink"/>
@@ -1726,7 +1726,7 @@
                 <w:noProof/>
                 <w:webHidden/>
               </w:rPr>
-              <w:instrText xml:space="preserve"> PAGEREF _Toc230878991 \h </w:instrText>
+              <w:instrText xml:space="preserve"> PAGEREF _Toc230943608 \h </w:instrText>
             </w:r>
             <w:r>
               <w:rPr>
@@ -1773,7 +1773,7 @@
               <w14:ligatures w14:val="standardContextual"/>
             </w:rPr>
           </w:pPr>
-          <w:hyperlink w:anchor="_Toc230878992" w:history="1">
+          <w:hyperlink w:anchor="_Toc230943609" w:history="1">
             <w:r>
               <w:rPr>
                 <w:rStyle w:val="Hyperlink"/>
@@ -1801,7 +1801,7 @@
                 <w:noProof/>
                 <w:webHidden/>
               </w:rPr>
-              <w:instrText xml:space="preserve"> PAGEREF _Toc230878992 \h </w:instrText>
+              <w:instrText xml:space="preserve"> PAGEREF _Toc230943609 \h </w:instrText>
             </w:r>
             <w:r>
               <w:rPr>
@@ -1848,7 +1848,7 @@
               <w14:ligatures w14:val="standardContextual"/>
             </w:rPr>
           </w:pPr>
-          <w:hyperlink w:anchor="_Toc230878993" w:history="1">
+          <w:hyperlink w:anchor="_Toc230943610" w:history="1">
             <w:r>
               <w:rPr>
                 <w:rStyle w:val="Hyperlink"/>
@@ -1876,7 +1876,7 @@
                 <w:noProof/>
                 <w:webHidden/>
               </w:rPr>
-              <w:instrText xml:space="preserve"> PAGEREF _Toc230878993 \h </w:instrText>
+              <w:instrText xml:space="preserve"> PAGEREF _Toc230943610 \h </w:instrText>
             </w:r>
             <w:r>
               <w:rPr>
@@ -1923,7 +1923,7 @@
               <w14:ligatures w14:val="standardContextual"/>
             </w:rPr>
           </w:pPr>
-          <w:hyperlink w:anchor="_Toc230878994" w:history="1">
+          <w:hyperlink w:anchor="_Toc230943611" w:history="1">
             <w:r>
               <w:rPr>
                 <w:rStyle w:val="Hyperlink"/>
@@ -1951,7 +1951,7 @@
                 <w:noProof/>
                 <w:webHidden/>
               </w:rPr>
-              <w:instrText xml:space="preserve"> PAGEREF _Toc230878994 \h </w:instrText>
+              <w:instrText xml:space="preserve"> PAGEREF _Toc230943611 \h </w:instrText>
             </w:r>
             <w:r>
               <w:rPr>
@@ -1998,7 +1998,7 @@
               <w14:ligatures w14:val="standardContextual"/>
             </w:rPr>
           </w:pPr>
-          <w:hyperlink w:anchor="_Toc230878995" w:history="1">
+          <w:hyperlink w:anchor="_Toc230943612" w:history="1">
             <w:r>
               <w:rPr>
                 <w:rStyle w:val="Hyperlink"/>
@@ -2026,7 +2026,7 @@
                 <w:noProof/>
                 <w:webHidden/>
               </w:rPr>
-              <w:instrText xml:space="preserve"> PAGEREF _Toc230878995 \h </w:instrText>
+              <w:instrText xml:space="preserve"> PAGEREF _Toc230943612 \h </w:instrText>
             </w:r>
             <w:r>
               <w:rPr>
@@ -2073,14 +2073,14 @@
               <w14:ligatures w14:val="standardContextual"/>
             </w:rPr>
           </w:pPr>
-          <w:hyperlink w:anchor="_Toc230878996" w:history="1">
+          <w:hyperlink w:anchor="_Toc230943613" w:history="1">
             <w:r>
               <w:rPr>
                 <w:rStyle w:val="Hyperlink"/>
                 <w:rFonts w:ascii="Arial" w:hAnsi="Arial" w:cs="Arial"/>
                 <w:noProof/>
               </w:rPr>
-              <w:t>5.3   Softwareablauf-Diagramme</w:t>
+              <w:t>5.3   Softwareablauf-Flussdiagramme</w:t>
             </w:r>
             <w:r>
               <w:rPr>
@@ -2101,7 +2101,7 @@
                 <w:noProof/>
                 <w:webHidden/>
               </w:rPr>
-              <w:instrText xml:space="preserve"> PAGEREF _Toc230878996 \h </w:instrText>
+              <w:instrText xml:space="preserve"> PAGEREF _Toc230943613 \h </w:instrText>
             </w:r>
             <w:r>
               <w:rPr>
@@ -2148,7 +2148,7 @@
               <w14:ligatures w14:val="standardContextual"/>
             </w:rPr>
           </w:pPr>
-          <w:hyperlink w:anchor="_Toc230878997" w:history="1">
+          <w:hyperlink w:anchor="_Toc230943614" w:history="1">
             <w:r>
               <w:rPr>
                 <w:rStyle w:val="Hyperlink"/>
@@ -2176,7 +2176,7 @@
                 <w:noProof/>
                 <w:webHidden/>
               </w:rPr>
-              <w:instrText xml:space="preserve"> PAGEREF _Toc230878997 \h </w:instrText>
+              <w:instrText xml:space="preserve"> PAGEREF _Toc230943614 \h </w:instrText>
             </w:r>
             <w:r>
               <w:rPr>
@@ -2196,7 +2196,7 @@
                 <w:noProof/>
                 <w:webHidden/>
               </w:rPr>
-              <w:t>8</w:t>
+              <w:t>7</w:t>
             </w:r>
             <w:r>
               <w:rPr>
@@ -2223,7 +2223,7 @@
               <w14:ligatures w14:val="standardContextual"/>
             </w:rPr>
           </w:pPr>
-          <w:hyperlink w:anchor="_Toc230878998" w:history="1">
+          <w:hyperlink w:anchor="_Toc230943615" w:history="1">
             <w:r>
               <w:rPr>
                 <w:rStyle w:val="Hyperlink"/>
@@ -2251,7 +2251,7 @@
                 <w:noProof/>
                 <w:webHidden/>
               </w:rPr>
-              <w:instrText xml:space="preserve"> PAGEREF _Toc230878998 \h </w:instrText>
+              <w:instrText xml:space="preserve"> PAGEREF _Toc230943615 \h </w:instrText>
             </w:r>
             <w:r>
               <w:rPr>
@@ -2271,7 +2271,7 @@
                 <w:noProof/>
                 <w:webHidden/>
               </w:rPr>
-              <w:t>8</w:t>
+              <w:t>7</w:t>
             </w:r>
             <w:r>
               <w:rPr>
@@ -2298,14 +2298,14 @@
               <w14:ligatures w14:val="standardContextual"/>
             </w:rPr>
           </w:pPr>
-          <w:hyperlink w:anchor="_Toc230878999" w:history="1">
+          <w:hyperlink w:anchor="_Toc230943616" w:history="1">
             <w:r>
               <w:rPr>
                 <w:rStyle w:val="Hyperlink"/>
                 <w:rFonts w:ascii="Arial" w:hAnsi="Arial" w:cs="Arial"/>
                 <w:noProof/>
               </w:rPr>
-              <w:t>6.1   Funktionsergebnis</w:t>
+              <w:t>6.1   Messungen</w:t>
             </w:r>
             <w:r>
               <w:rPr>
@@ -2326,7 +2326,7 @@
                 <w:noProof/>
                 <w:webHidden/>
               </w:rPr>
-              <w:instrText xml:space="preserve"> PAGEREF _Toc230878999 \h </w:instrText>
+              <w:instrText xml:space="preserve"> PAGEREF _Toc230943616 \h </w:instrText>
             </w:r>
             <w:r>
               <w:rPr>
@@ -2346,7 +2346,7 @@
                 <w:noProof/>
                 <w:webHidden/>
               </w:rPr>
-              <w:t>8</w:t>
+              <w:t>7</w:t>
             </w:r>
             <w:r>
               <w:rPr>
@@ -2373,10 +2373,455 @@
               <w14:ligatures w14:val="standardContextual"/>
             </w:rPr>
           </w:pPr>
-          <w:hyperlink w:anchor="_Toc230879000" w:history="1">
+          <w:hyperlink w:anchor="_Toc230943617" w:history="1">
             <w:r>
               <w:rPr>
                 <w:rStyle w:val="Hyperlink"/>
+                <w:noProof/>
+              </w:rPr>
+              <w:t>6.1.1   USB PD Versorgungsspannung</w:t>
+            </w:r>
+            <w:r>
+              <w:rPr>
+                <w:noProof/>
+                <w:webHidden/>
+              </w:rPr>
+              <w:tab/>
+            </w:r>
+            <w:r>
+              <w:rPr>
+                <w:noProof/>
+                <w:webHidden/>
+              </w:rPr>
+              <w:fldChar w:fldCharType="begin"/>
+            </w:r>
+            <w:r>
+              <w:rPr>
+                <w:noProof/>
+                <w:webHidden/>
+              </w:rPr>
+              <w:instrText xml:space="preserve"> PAGEREF _Toc230943617 \h </w:instrText>
+            </w:r>
+            <w:r>
+              <w:rPr>
+                <w:noProof/>
+                <w:webHidden/>
+              </w:rPr>
+            </w:r>
+            <w:r>
+              <w:rPr>
+                <w:noProof/>
+                <w:webHidden/>
+              </w:rPr>
+              <w:fldChar w:fldCharType="separate"/>
+            </w:r>
+            <w:r>
+              <w:rPr>
+                <w:noProof/>
+                <w:webHidden/>
+              </w:rPr>
+              <w:t>7</w:t>
+            </w:r>
+            <w:r>
+              <w:rPr>
+                <w:noProof/>
+                <w:webHidden/>
+              </w:rPr>
+              <w:fldChar w:fldCharType="end"/>
+            </w:r>
+          </w:hyperlink>
+        </w:p>
+        <w:p>
+          <w:pPr>
+            <w:pStyle w:val="Verzeichnis2"/>
+            <w:tabs>
+              <w:tab w:val="right" w:leader="dot" w:pos="10484"/>
+            </w:tabs>
+            <w:rPr>
+              <w:rFonts w:asciiTheme="minorHAnsi" w:eastAsiaTheme="minorEastAsia" w:hAnsiTheme="minorHAnsi" w:cstheme="minorBidi"/>
+              <w:noProof/>
+              <w:kern w:val="2"/>
+              <w:sz w:val="24"/>
+              <w:szCs w:val="24"/>
+              <w:lang w:val="de-AT" w:eastAsia="de-AT"/>
+              <w14:ligatures w14:val="standardContextual"/>
+            </w:rPr>
+          </w:pPr>
+          <w:hyperlink w:anchor="_Toc230943618" w:history="1">
+            <w:r>
+              <w:rPr>
+                <w:rStyle w:val="Hyperlink"/>
+                <w:noProof/>
+              </w:rPr>
+              <w:t>6.1.2   Wireshark Kommunikation</w:t>
+            </w:r>
+            <w:r>
+              <w:rPr>
+                <w:noProof/>
+                <w:webHidden/>
+              </w:rPr>
+              <w:tab/>
+            </w:r>
+            <w:r>
+              <w:rPr>
+                <w:noProof/>
+                <w:webHidden/>
+              </w:rPr>
+              <w:fldChar w:fldCharType="begin"/>
+            </w:r>
+            <w:r>
+              <w:rPr>
+                <w:noProof/>
+                <w:webHidden/>
+              </w:rPr>
+              <w:instrText xml:space="preserve"> PAGEREF _Toc230943618 \h </w:instrText>
+            </w:r>
+            <w:r>
+              <w:rPr>
+                <w:noProof/>
+                <w:webHidden/>
+              </w:rPr>
+            </w:r>
+            <w:r>
+              <w:rPr>
+                <w:noProof/>
+                <w:webHidden/>
+              </w:rPr>
+              <w:fldChar w:fldCharType="separate"/>
+            </w:r>
+            <w:r>
+              <w:rPr>
+                <w:noProof/>
+                <w:webHidden/>
+              </w:rPr>
+              <w:t>8</w:t>
+            </w:r>
+            <w:r>
+              <w:rPr>
+                <w:noProof/>
+                <w:webHidden/>
+              </w:rPr>
+              <w:fldChar w:fldCharType="end"/>
+            </w:r>
+          </w:hyperlink>
+        </w:p>
+        <w:p>
+          <w:pPr>
+            <w:pStyle w:val="Verzeichnis2"/>
+            <w:tabs>
+              <w:tab w:val="right" w:leader="dot" w:pos="10484"/>
+            </w:tabs>
+            <w:rPr>
+              <w:rFonts w:asciiTheme="minorHAnsi" w:eastAsiaTheme="minorEastAsia" w:hAnsiTheme="minorHAnsi" w:cstheme="minorBidi"/>
+              <w:noProof/>
+              <w:kern w:val="2"/>
+              <w:sz w:val="24"/>
+              <w:szCs w:val="24"/>
+              <w:lang w:val="de-AT" w:eastAsia="de-AT"/>
+              <w14:ligatures w14:val="standardContextual"/>
+            </w:rPr>
+          </w:pPr>
+          <w:hyperlink w:anchor="_Toc230943619" w:history="1">
+            <w:r>
+              <w:rPr>
+                <w:rStyle w:val="Hyperlink"/>
+                <w:noProof/>
+              </w:rPr>
+              <w:t>6.1.3   Ladespannung</w:t>
+            </w:r>
+            <w:r>
+              <w:rPr>
+                <w:noProof/>
+                <w:webHidden/>
+              </w:rPr>
+              <w:tab/>
+            </w:r>
+            <w:r>
+              <w:rPr>
+                <w:noProof/>
+                <w:webHidden/>
+              </w:rPr>
+              <w:fldChar w:fldCharType="begin"/>
+            </w:r>
+            <w:r>
+              <w:rPr>
+                <w:noProof/>
+                <w:webHidden/>
+              </w:rPr>
+              <w:instrText xml:space="preserve"> PAGEREF _Toc230943619 \h </w:instrText>
+            </w:r>
+            <w:r>
+              <w:rPr>
+                <w:noProof/>
+                <w:webHidden/>
+              </w:rPr>
+            </w:r>
+            <w:r>
+              <w:rPr>
+                <w:noProof/>
+                <w:webHidden/>
+              </w:rPr>
+              <w:fldChar w:fldCharType="separate"/>
+            </w:r>
+            <w:r>
+              <w:rPr>
+                <w:noProof/>
+                <w:webHidden/>
+              </w:rPr>
+              <w:t>9</w:t>
+            </w:r>
+            <w:r>
+              <w:rPr>
+                <w:noProof/>
+                <w:webHidden/>
+              </w:rPr>
+              <w:fldChar w:fldCharType="end"/>
+            </w:r>
+          </w:hyperlink>
+        </w:p>
+        <w:p>
+          <w:pPr>
+            <w:pStyle w:val="Verzeichnis2"/>
+            <w:tabs>
+              <w:tab w:val="right" w:leader="dot" w:pos="10484"/>
+            </w:tabs>
+            <w:rPr>
+              <w:rFonts w:asciiTheme="minorHAnsi" w:eastAsiaTheme="minorEastAsia" w:hAnsiTheme="minorHAnsi" w:cstheme="minorBidi"/>
+              <w:noProof/>
+              <w:kern w:val="2"/>
+              <w:sz w:val="24"/>
+              <w:szCs w:val="24"/>
+              <w:lang w:val="de-AT" w:eastAsia="de-AT"/>
+              <w14:ligatures w14:val="standardContextual"/>
+            </w:rPr>
+          </w:pPr>
+          <w:hyperlink w:anchor="_Toc230943620" w:history="1">
+            <w:r>
+              <w:rPr>
+                <w:rStyle w:val="Hyperlink"/>
+                <w:noProof/>
+              </w:rPr>
+              <w:t>6.1.4   Motor Phasenmessung</w:t>
+            </w:r>
+            <w:r>
+              <w:rPr>
+                <w:noProof/>
+                <w:webHidden/>
+              </w:rPr>
+              <w:tab/>
+            </w:r>
+            <w:r>
+              <w:rPr>
+                <w:noProof/>
+                <w:webHidden/>
+              </w:rPr>
+              <w:fldChar w:fldCharType="begin"/>
+            </w:r>
+            <w:r>
+              <w:rPr>
+                <w:noProof/>
+                <w:webHidden/>
+              </w:rPr>
+              <w:instrText xml:space="preserve"> PAGEREF _Toc230943620 \h </w:instrText>
+            </w:r>
+            <w:r>
+              <w:rPr>
+                <w:noProof/>
+                <w:webHidden/>
+              </w:rPr>
+            </w:r>
+            <w:r>
+              <w:rPr>
+                <w:noProof/>
+                <w:webHidden/>
+              </w:rPr>
+              <w:fldChar w:fldCharType="separate"/>
+            </w:r>
+            <w:r>
+              <w:rPr>
+                <w:noProof/>
+                <w:webHidden/>
+              </w:rPr>
+              <w:t>9</w:t>
+            </w:r>
+            <w:r>
+              <w:rPr>
+                <w:noProof/>
+                <w:webHidden/>
+              </w:rPr>
+              <w:fldChar w:fldCharType="end"/>
+            </w:r>
+          </w:hyperlink>
+        </w:p>
+        <w:p>
+          <w:pPr>
+            <w:pStyle w:val="Verzeichnis2"/>
+            <w:tabs>
+              <w:tab w:val="right" w:leader="dot" w:pos="10484"/>
+            </w:tabs>
+            <w:rPr>
+              <w:rFonts w:asciiTheme="minorHAnsi" w:eastAsiaTheme="minorEastAsia" w:hAnsiTheme="minorHAnsi" w:cstheme="minorBidi"/>
+              <w:noProof/>
+              <w:kern w:val="2"/>
+              <w:sz w:val="24"/>
+              <w:szCs w:val="24"/>
+              <w:lang w:val="de-AT" w:eastAsia="de-AT"/>
+              <w14:ligatures w14:val="standardContextual"/>
+            </w:rPr>
+          </w:pPr>
+          <w:hyperlink w:anchor="_Toc230943621" w:history="1">
+            <w:r>
+              <w:rPr>
+                <w:rStyle w:val="Hyperlink"/>
+                <w:noProof/>
+              </w:rPr>
+              <w:t>6.1.5   Servo Positionsmessung</w:t>
+            </w:r>
+            <w:r>
+              <w:rPr>
+                <w:noProof/>
+                <w:webHidden/>
+              </w:rPr>
+              <w:tab/>
+            </w:r>
+            <w:r>
+              <w:rPr>
+                <w:noProof/>
+                <w:webHidden/>
+              </w:rPr>
+              <w:fldChar w:fldCharType="begin"/>
+            </w:r>
+            <w:r>
+              <w:rPr>
+                <w:noProof/>
+                <w:webHidden/>
+              </w:rPr>
+              <w:instrText xml:space="preserve"> PAGEREF _Toc230943621 \h </w:instrText>
+            </w:r>
+            <w:r>
+              <w:rPr>
+                <w:noProof/>
+                <w:webHidden/>
+              </w:rPr>
+            </w:r>
+            <w:r>
+              <w:rPr>
+                <w:noProof/>
+                <w:webHidden/>
+              </w:rPr>
+              <w:fldChar w:fldCharType="separate"/>
+            </w:r>
+            <w:r>
+              <w:rPr>
+                <w:noProof/>
+                <w:webHidden/>
+              </w:rPr>
+              <w:t>10</w:t>
+            </w:r>
+            <w:r>
+              <w:rPr>
+                <w:noProof/>
+                <w:webHidden/>
+              </w:rPr>
+              <w:fldChar w:fldCharType="end"/>
+            </w:r>
+          </w:hyperlink>
+        </w:p>
+        <w:p>
+          <w:pPr>
+            <w:pStyle w:val="Verzeichnis2"/>
+            <w:tabs>
+              <w:tab w:val="right" w:leader="dot" w:pos="10484"/>
+            </w:tabs>
+            <w:rPr>
+              <w:rFonts w:asciiTheme="minorHAnsi" w:eastAsiaTheme="minorEastAsia" w:hAnsiTheme="minorHAnsi" w:cstheme="minorBidi"/>
+              <w:noProof/>
+              <w:kern w:val="2"/>
+              <w:sz w:val="24"/>
+              <w:szCs w:val="24"/>
+              <w:lang w:val="de-AT" w:eastAsia="de-AT"/>
+              <w14:ligatures w14:val="standardContextual"/>
+            </w:rPr>
+          </w:pPr>
+          <w:hyperlink w:anchor="_Toc230943622" w:history="1">
+            <w:r>
+              <w:rPr>
+                <w:rStyle w:val="Hyperlink"/>
+                <w:rFonts w:ascii="Arial" w:hAnsi="Arial" w:cs="Arial"/>
+                <w:noProof/>
+              </w:rPr>
+              <w:t>6.2   Funktionsergebnis</w:t>
+            </w:r>
+            <w:r>
+              <w:rPr>
+                <w:noProof/>
+                <w:webHidden/>
+              </w:rPr>
+              <w:tab/>
+            </w:r>
+            <w:r>
+              <w:rPr>
+                <w:noProof/>
+                <w:webHidden/>
+              </w:rPr>
+              <w:fldChar w:fldCharType="begin"/>
+            </w:r>
+            <w:r>
+              <w:rPr>
+                <w:noProof/>
+                <w:webHidden/>
+              </w:rPr>
+              <w:instrText xml:space="preserve"> PAGEREF _Toc230943622 \h </w:instrText>
+            </w:r>
+            <w:r>
+              <w:rPr>
+                <w:noProof/>
+                <w:webHidden/>
+              </w:rPr>
+            </w:r>
+            <w:r>
+              <w:rPr>
+                <w:noProof/>
+                <w:webHidden/>
+              </w:rPr>
+              <w:fldChar w:fldCharType="separate"/>
+            </w:r>
+            <w:r>
+              <w:rPr>
+                <w:noProof/>
+                <w:webHidden/>
+              </w:rPr>
+              <w:t>11</w:t>
+            </w:r>
+            <w:r>
+              <w:rPr>
+                <w:noProof/>
+                <w:webHidden/>
+              </w:rPr>
+              <w:fldChar w:fldCharType="end"/>
+            </w:r>
+          </w:hyperlink>
+        </w:p>
+        <w:p>
+          <w:pPr>
+            <w:pStyle w:val="Verzeichnis2"/>
+            <w:tabs>
+              <w:tab w:val="right" w:leader="dot" w:pos="10484"/>
+            </w:tabs>
+            <w:rPr>
+              <w:rFonts w:asciiTheme="minorHAnsi" w:eastAsiaTheme="minorEastAsia" w:hAnsiTheme="minorHAnsi" w:cstheme="minorBidi"/>
+              <w:noProof/>
+              <w:kern w:val="2"/>
+              <w:sz w:val="24"/>
+              <w:szCs w:val="24"/>
+              <w:lang w:val="de-AT" w:eastAsia="de-AT"/>
+              <w14:ligatures w14:val="standardContextual"/>
+            </w:rPr>
+          </w:pPr>
+          <w:hyperlink w:anchor="_Toc230943623" w:history="1">
+            <w:r>
+              <w:rPr>
+                <w:rStyle w:val="Hyperlink"/>
                 <w:rFonts w:ascii="Arial" w:hAnsi="Arial" w:cs="Arial"/>
                 <w:noProof/>
               </w:rPr>
@@ -2401,7 +2846,7 @@
                 <w:noProof/>
                 <w:webHidden/>
               </w:rPr>
-              <w:instrText xml:space="preserve"> PAGEREF _Toc230879000 \h </w:instrText>
+              <w:instrText xml:space="preserve"> PAGEREF _Toc230943623 \h </w:instrText>
             </w:r>
             <w:r>
               <w:rPr>
@@ -2421,7 +2866,7 @@
                 <w:noProof/>
                 <w:webHidden/>
               </w:rPr>
-              <w:t>9</w:t>
+              <w:t>11</w:t>
             </w:r>
             <w:r>
               <w:rPr>
@@ -2448,7 +2893,7 @@
               <w14:ligatures w14:val="standardContextual"/>
             </w:rPr>
           </w:pPr>
-          <w:hyperlink w:anchor="_Toc230879001" w:history="1">
+          <w:hyperlink w:anchor="_Toc230943624" w:history="1">
             <w:r>
               <w:rPr>
                 <w:rStyle w:val="Hyperlink"/>
@@ -2476,7 +2921,7 @@
                 <w:noProof/>
                 <w:webHidden/>
               </w:rPr>
-              <w:instrText xml:space="preserve"> PAGEREF _Toc230879001 \h </w:instrText>
+              <w:instrText xml:space="preserve"> PAGEREF _Toc230943624 \h </w:instrText>
             </w:r>
             <w:r>
               <w:rPr>
@@ -2496,7 +2941,7 @@
                 <w:noProof/>
                 <w:webHidden/>
               </w:rPr>
-              <w:t>9</w:t>
+              <w:t>12</w:t>
             </w:r>
             <w:r>
               <w:rPr>
@@ -2523,7 +2968,7 @@
               <w14:ligatures w14:val="standardContextual"/>
             </w:rPr>
           </w:pPr>
-          <w:hyperlink w:anchor="_Toc230879002" w:history="1">
+          <w:hyperlink w:anchor="_Toc230943625" w:history="1">
             <w:r>
               <w:rPr>
                 <w:rStyle w:val="Hyperlink"/>
@@ -2552,7 +2997,7 @@
                 <w:noProof/>
                 <w:webHidden/>
               </w:rPr>
-              <w:instrText xml:space="preserve"> PAGEREF _Toc230879002 \h </w:instrText>
+              <w:instrText xml:space="preserve"> PAGEREF _Toc230943625 \h </w:instrText>
             </w:r>
             <w:r>
               <w:rPr>
@@ -2572,7 +3017,7 @@
                 <w:noProof/>
                 <w:webHidden/>
               </w:rPr>
-              <w:t>9</w:t>
+              <w:t>12</w:t>
             </w:r>
             <w:r>
               <w:rPr>
@@ -2634,7 +3079,7 @@
           <w:rFonts w:ascii="Arial" w:hAnsi="Arial" w:cs="Arial"/>
         </w:rPr>
       </w:pPr>
-      <w:bookmarkStart w:id="0" w:name="_Toc230878982"/>
+      <w:bookmarkStart w:id="0" w:name="_Toc230943599"/>
       <w:r>
         <w:rPr>
           <w:rFonts w:ascii="Arial" w:hAnsi="Arial" w:cs="Arial"/>
@@ -2681,7 +3126,7 @@
           <w:rFonts w:ascii="Arial" w:hAnsi="Arial" w:cs="Arial"/>
         </w:rPr>
       </w:pPr>
-      <w:bookmarkStart w:id="1" w:name="_Toc230878983"/>
+      <w:bookmarkStart w:id="1" w:name="_Toc230943600"/>
       <w:r>
         <w:rPr>
           <w:rFonts w:ascii="Arial" w:hAnsi="Arial" w:cs="Arial"/>
@@ -2697,7 +3142,7 @@
           <w:rFonts w:ascii="Arial" w:hAnsi="Arial" w:cs="Arial"/>
         </w:rPr>
       </w:pPr>
-      <w:bookmarkStart w:id="2" w:name="_Toc230878984"/>
+      <w:bookmarkStart w:id="2" w:name="_Toc230943601"/>
       <w:r>
         <w:rPr>
           <w:rFonts w:ascii="Arial" w:hAnsi="Arial" w:cs="Arial"/>
@@ -2760,7 +3205,7 @@
           <w:rFonts w:ascii="Arial" w:hAnsi="Arial" w:cs="Arial"/>
         </w:rPr>
       </w:pPr>
-      <w:bookmarkStart w:id="3" w:name="_Toc230878985"/>
+      <w:bookmarkStart w:id="3" w:name="_Toc230943602"/>
       <w:r>
         <w:rPr>
           <w:rFonts w:ascii="Arial" w:hAnsi="Arial" w:cs="Arial"/>
@@ -2886,7 +3331,7 @@
         </w:rPr>
       </w:pPr>
       <w:bookmarkStart w:id="4" w:name="_Toc230707879"/>
-      <w:bookmarkStart w:id="5" w:name="_Toc230878986"/>
+      <w:bookmarkStart w:id="5" w:name="_Toc230943603"/>
       <w:r>
         <w:rPr>
           <w:rFonts w:ascii="Arial" w:hAnsi="Arial" w:cs="Arial"/>
@@ -2941,7 +3386,7 @@
         </w:rPr>
       </w:pPr>
       <w:bookmarkStart w:id="6" w:name="_Toc230707880"/>
-      <w:bookmarkStart w:id="7" w:name="_Toc230878987"/>
+      <w:bookmarkStart w:id="7" w:name="_Toc230943604"/>
       <w:r>
         <w:rPr>
           <w:rFonts w:ascii="Arial" w:hAnsi="Arial" w:cs="Arial"/>
@@ -2959,7 +3404,7 @@
           <w:rFonts w:ascii="Arial" w:hAnsi="Arial" w:cs="Arial"/>
         </w:rPr>
       </w:pPr>
-      <w:bookmarkStart w:id="8" w:name="_Toc230878988"/>
+      <w:bookmarkStart w:id="8" w:name="_Toc230943605"/>
       <w:r>
         <w:rPr>
           <w:rFonts w:ascii="Arial" w:hAnsi="Arial" w:cs="Arial"/>
@@ -3063,7 +3508,7 @@
           <w:rFonts w:ascii="Arial" w:hAnsi="Arial" w:cs="Arial"/>
         </w:rPr>
       </w:pPr>
-      <w:bookmarkStart w:id="9" w:name="_Toc230878989"/>
+      <w:bookmarkStart w:id="9" w:name="_Toc230943606"/>
       <w:r>
         <w:rPr>
           <w:rFonts w:ascii="Arial" w:hAnsi="Arial" w:cs="Arial"/>
@@ -3110,7 +3555,7 @@
           <w:rFonts w:ascii="Arial" w:hAnsi="Arial" w:cs="Arial"/>
         </w:rPr>
       </w:pPr>
-      <w:bookmarkStart w:id="10" w:name="_Toc230878990"/>
+      <w:bookmarkStart w:id="10" w:name="_Toc230943607"/>
       <w:r>
         <w:rPr>
           <w:rFonts w:ascii="Arial" w:hAnsi="Arial" w:cs="Arial"/>
@@ -3285,7 +3730,7 @@
           <w:rFonts w:ascii="Arial" w:hAnsi="Arial" w:cs="Arial"/>
         </w:rPr>
       </w:pPr>
-      <w:bookmarkStart w:id="11" w:name="_Toc230878991"/>
+      <w:bookmarkStart w:id="11" w:name="_Toc230943608"/>
       <w:r>
         <w:rPr>
           <w:rFonts w:ascii="Arial" w:hAnsi="Arial" w:cs="Arial"/>
@@ -3412,7 +3857,7 @@
           <w:rFonts w:ascii="Arial" w:hAnsi="Arial" w:cs="Arial"/>
         </w:rPr>
       </w:pPr>
-      <w:bookmarkStart w:id="12" w:name="_Toc230878992"/>
+      <w:bookmarkStart w:id="12" w:name="_Toc230943609"/>
       <w:r>
         <w:rPr>
           <w:rFonts w:ascii="Arial" w:hAnsi="Arial" w:cs="Arial"/>
@@ -4961,7 +5406,7 @@
           <w:rFonts w:ascii="Arial" w:hAnsi="Arial" w:cs="Arial"/>
         </w:rPr>
       </w:pPr>
-      <w:bookmarkStart w:id="13" w:name="_Toc230878993"/>
+      <w:bookmarkStart w:id="13" w:name="_Toc230943610"/>
       <w:r>
         <w:rPr>
           <w:rFonts w:ascii="Arial" w:hAnsi="Arial" w:cs="Arial"/>
@@ -4977,7 +5422,7 @@
           <w:rFonts w:ascii="Arial" w:hAnsi="Arial" w:cs="Arial"/>
         </w:rPr>
       </w:pPr>
-      <w:bookmarkStart w:id="14" w:name="_Toc230878994"/>
+      <w:bookmarkStart w:id="14" w:name="_Toc230943611"/>
       <w:r>
         <w:rPr>
           <w:rFonts w:ascii="Arial" w:hAnsi="Arial" w:cs="Arial"/>
@@ -5056,7 +5501,7 @@
           <w:rFonts w:ascii="Arial" w:hAnsi="Arial" w:cs="Arial"/>
         </w:rPr>
       </w:pPr>
-      <w:bookmarkStart w:id="15" w:name="_Toc230878995"/>
+      <w:bookmarkStart w:id="15" w:name="_Toc230943612"/>
       <w:r>
         <w:rPr>
           <w:rFonts w:ascii="Arial" w:hAnsi="Arial" w:cs="Arial"/>
@@ -5160,7 +5605,7 @@
           <w:color w:val="0F4761"/>
         </w:rPr>
       </w:pPr>
-      <w:bookmarkStart w:id="16" w:name="_Toc230878996"/>
+      <w:bookmarkStart w:id="16" w:name="_Toc230943613"/>
       <w:r>
         <w:rPr>
           <w:rFonts w:ascii="Arial" w:hAnsi="Arial" w:cs="Arial"/>
@@ -5197,218 +5642,262 @@
         <w:rPr>
           <w:rFonts w:ascii="Arial" w:hAnsi="Arial" w:cs="Arial"/>
           <w:b/>
+          <w:noProof/>
           <w:color w:val="0F4761"/>
           <w:sz w:val="22"/>
         </w:rPr>
-        <w:t>ESP32-S3 Firmware – Ablaufdiagramm</w:t>
+        <mc:AlternateContent>
+          <mc:Choice Requires="wpg">
+            <w:drawing>
+              <wp:anchor distT="0" distB="0" distL="114300" distR="114300" simplePos="0" relativeHeight="251662336" behindDoc="0" locked="0" layoutInCell="1" allowOverlap="1" wp14:anchorId="5BEDEF40" wp14:editId="31D5D749">
+                <wp:simplePos x="0" y="0"/>
+                <wp:positionH relativeFrom="margin">
+                  <wp:align>center</wp:align>
+                </wp:positionH>
+                <wp:positionV relativeFrom="paragraph">
+                  <wp:posOffset>343535</wp:posOffset>
+                </wp:positionV>
+                <wp:extent cx="5811520" cy="7273290"/>
+                <wp:effectExtent l="0" t="0" r="0" b="3810"/>
+                <wp:wrapTopAndBottom/>
+                <wp:docPr id="373271086" name="Gruppieren 10"/>
+                <wp:cNvGraphicFramePr/>
+                <a:graphic xmlns:a="http://schemas.openxmlformats.org/drawingml/2006/main">
+                  <a:graphicData uri="http://schemas.microsoft.com/office/word/2010/wordprocessingGroup">
+                    <wpg:wgp>
+                      <wpg:cNvGrpSpPr/>
+                      <wpg:grpSpPr>
+                        <a:xfrm>
+                          <a:off x="0" y="0"/>
+                          <a:ext cx="5811520" cy="7273290"/>
+                          <a:chOff x="0" y="0"/>
+                          <a:chExt cx="5979795" cy="7363460"/>
+                        </a:xfrm>
+                      </wpg:grpSpPr>
+                      <pic:pic xmlns:pic="http://schemas.openxmlformats.org/drawingml/2006/picture">
+                        <pic:nvPicPr>
+                          <pic:cNvPr id="1445315041" name="Grafik 9"/>
+                          <pic:cNvPicPr>
+                            <a:picLocks noChangeAspect="1"/>
+                          </pic:cNvPicPr>
+                        </pic:nvPicPr>
+                        <pic:blipFill>
+                          <a:blip r:embed="rId12">
+                            <a:extLst>
+                              <a:ext uri="{28A0092B-C50C-407E-A947-70E740481C1C}">
+                                <a14:useLocalDpi xmlns:a14="http://schemas.microsoft.com/office/drawing/2010/main" val="0"/>
+                              </a:ext>
+                            </a:extLst>
+                          </a:blip>
+                          <a:srcRect/>
+                          <a:stretch>
+                            <a:fillRect/>
+                          </a:stretch>
+                        </pic:blipFill>
+                        <pic:spPr bwMode="auto">
+                          <a:xfrm>
+                            <a:off x="0" y="0"/>
+                            <a:ext cx="5979795" cy="7051675"/>
+                          </a:xfrm>
+                          <a:prstGeom prst="rect">
+                            <a:avLst/>
+                          </a:prstGeom>
+                          <a:noFill/>
+                          <a:ln>
+                            <a:noFill/>
+                          </a:ln>
+                        </pic:spPr>
+                      </pic:pic>
+                      <wps:wsp>
+                        <wps:cNvPr id="1858602323" name="Textfeld 1"/>
+                        <wps:cNvSpPr txBox="1"/>
+                        <wps:spPr>
+                          <a:xfrm>
+                            <a:off x="0" y="7106920"/>
+                            <a:ext cx="5979795" cy="256540"/>
+                          </a:xfrm>
+                          <a:prstGeom prst="rect">
+                            <a:avLst/>
+                          </a:prstGeom>
+                          <a:solidFill>
+                            <a:prstClr val="white"/>
+                          </a:solidFill>
+                          <a:ln>
+                            <a:noFill/>
+                          </a:ln>
+                        </wps:spPr>
+                        <wps:txbx>
+                          <w:txbxContent>
+                            <w:p>
+                              <w:pPr>
+                                <w:pStyle w:val="Beschriftung"/>
+                                <w:rPr>
+                                  <w:rFonts w:eastAsiaTheme="minorHAnsi"/>
+                                  <w:noProof/>
+                                </w:rPr>
+                              </w:pPr>
+                              <w:r>
+                                <w:t xml:space="preserve">Abbildung </w:t>
+                              </w:r>
+                              <w:r>
+                                <w:fldChar w:fldCharType="begin"/>
+                              </w:r>
+                              <w:r>
+                                <w:instrText xml:space="preserve"> SEQ Abbildung \* ARABIC </w:instrText>
+                              </w:r>
+                              <w:r>
+                                <w:fldChar w:fldCharType="separate"/>
+                              </w:r>
+                              <w:r>
+                                <w:rPr>
+                                  <w:noProof/>
+                                </w:rPr>
+                                <w:t>1</w:t>
+                              </w:r>
+                              <w:r>
+                                <w:fldChar w:fldCharType="end"/>
+                              </w:r>
+                              <w:r>
+                                <w:t>: Flussdiagramm von Esp32 und Smartphone App</w:t>
+                              </w:r>
+                            </w:p>
+                          </w:txbxContent>
+                        </wps:txbx>
+                        <wps:bodyPr rot="0" spcFirstLastPara="0" vertOverflow="overflow" horzOverflow="overflow" vert="horz" wrap="square" lIns="0" tIns="0" rIns="0" bIns="0" numCol="1" spcCol="0" rtlCol="0" fromWordArt="0" anchor="t" anchorCtr="0" forceAA="0" compatLnSpc="1">
+                          <a:prstTxWarp prst="textNoShape">
+                            <a:avLst/>
+                          </a:prstTxWarp>
+                          <a:noAutofit/>
+                        </wps:bodyPr>
+                      </wps:wsp>
+                    </wpg:wgp>
+                  </a:graphicData>
+                </a:graphic>
+                <wp14:sizeRelH relativeFrom="margin">
+                  <wp14:pctWidth>0</wp14:pctWidth>
+                </wp14:sizeRelH>
+                <wp14:sizeRelV relativeFrom="margin">
+                  <wp14:pctHeight>0</wp14:pctHeight>
+                </wp14:sizeRelV>
+              </wp:anchor>
+            </w:drawing>
+          </mc:Choice>
+          <mc:Fallback>
+            <w:pict>
+              <v:group w14:anchorId="5BEDEF40" id="Gruppieren 10" o:spid="_x0000_s1026" style="position:absolute;margin-left:0;margin-top:27.05pt;width:457.6pt;height:572.7pt;z-index:251662336;mso-position-horizontal:center;mso-position-horizontal-relative:margin;mso-width-relative:margin;mso-height-relative:margin" coordsize="59797,73634" o:gfxdata="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">
+                <v:shapetype id="_x0000_t75" coordsize="21600,21600" o:spt="75" o:preferrelative="t" path="m@4@5l@4@11@9@11@9@5xe" filled="f" stroked="f">
+                  <v:stroke joinstyle="miter"/>
+                  <v:formulas>
+                    <v:f eqn="if lineDrawn pixelLineWidth 0"/>
+                    <v:f eqn="sum @0 1 0"/>
+                    <v:f eqn="sum 0 0 @1"/>
+                    <v:f eqn="prod @2 1 2"/>
+                    <v:f eqn="prod @3 21600 pixelWidth"/>
+                    <v:f eqn="prod @3 21600 pixelHeight"/>
+                    <v:f eqn="sum @0 0 1"/>
+                    <v:f eqn="prod @6 1 2"/>
+                    <v:f eqn="prod @7 21600 pixelWidth"/>
+                    <v:f eqn="sum @8 21600 0"/>
+                    <v:f eqn="prod @7 21600 pixelHeight"/>
+                    <v:f eqn="sum @10 21600 0"/>
+                  </v:formulas>
+                  <v:path o:extrusionok="f" gradientshapeok="t" o:connecttype="rect"/>
+                  <o:lock v:ext="edit" aspectratio="t"/>
+                </v:shapetype>
+                <v:shape id="Grafik 9" o:spid="_x0000_s1027" type="#_x0000_t75" style="position:absolute;width:59797;height:70516;visibility:visible;mso-wrap-style:square" o:gfxdata="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">
+                  <v:imagedata r:id="rId13" o:title=""/>
+                </v:shape>
+                <v:shapetype id="_x0000_t202" coordsize="21600,21600" o:spt="202" path="m,l,21600r21600,l21600,xe">
+                  <v:stroke joinstyle="miter"/>
+                  <v:path gradientshapeok="t" o:connecttype="rect"/>
+                </v:shapetype>
+                <v:shape id="Textfeld 1" o:spid="_x0000_s1028" type="#_x0000_t202" style="position:absolute;top:71069;width:59797;height:2565;visibility:visible;mso-wrap-style:square;v-text-anchor:top" o:gfxdata="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" stroked="f">
+                  <v:textbox inset="0,0,0,0">
+                    <w:txbxContent>
+                      <w:p>
+                        <w:pPr>
+                          <w:pStyle w:val="Beschriftung"/>
+                          <w:rPr>
+                            <w:rFonts w:eastAsiaTheme="minorHAnsi"/>
+                            <w:noProof/>
+                          </w:rPr>
+                        </w:pPr>
+                        <w:r>
+                          <w:t xml:space="preserve">Abbildung </w:t>
+                        </w:r>
+                        <w:r>
+                          <w:fldChar w:fldCharType="begin"/>
+                        </w:r>
+                        <w:r>
+                          <w:instrText xml:space="preserve"> SEQ Abbildung \* ARABIC </w:instrText>
+                        </w:r>
+                        <w:r>
+                          <w:fldChar w:fldCharType="separate"/>
+                        </w:r>
+                        <w:r>
+                          <w:rPr>
+                            <w:noProof/>
+                          </w:rPr>
+                          <w:t>1</w:t>
+                        </w:r>
+                        <w:r>
+                          <w:fldChar w:fldCharType="end"/>
+                        </w:r>
+                        <w:r>
+                          <w:t>: Flussdiagramm von Esp32 und Smartphone App</w:t>
+                        </w:r>
+                      </w:p>
+                    </w:txbxContent>
+                  </v:textbox>
+                </v:shape>
+                <w10:wrap type="topAndBottom" anchorx="margin"/>
+              </v:group>
+            </w:pict>
+          </mc:Fallback>
+        </mc:AlternateContent>
+      </w:r>
+      <w:r>
+        <w:rPr>
+          <w:rFonts w:ascii="Arial" w:hAnsi="Arial" w:cs="Arial"/>
+          <w:b/>
+          <w:color w:val="0F4761"/>
+          <w:sz w:val="22"/>
+        </w:rPr>
+        <w:t xml:space="preserve">ESP32-S3 Firmware </w:t>
+      </w:r>
+      <w:r>
+        <w:rPr>
+          <w:rFonts w:ascii="Arial" w:hAnsi="Arial" w:cs="Arial"/>
+          <w:b/>
+          <w:color w:val="0F4761"/>
+          <w:sz w:val="22"/>
+        </w:rPr>
+        <w:t xml:space="preserve">und Flutter Smartphone App </w:t>
+      </w:r>
+      <w:r>
+        <w:rPr>
+          <w:rFonts w:ascii="Arial" w:hAnsi="Arial" w:cs="Arial"/>
+          <w:b/>
+          <w:color w:val="0F4761"/>
+          <w:sz w:val="22"/>
+        </w:rPr>
+        <w:t>– Ablaufdiagramm</w:t>
       </w:r>
     </w:p>
     <w:p>
-      <w:r>
-        <w:drawing>
-          <wp:anchor distT="0" distB="0" distL="114300" distR="114300" simplePos="0" relativeHeight="251658240" behindDoc="1" locked="0" layoutInCell="1" allowOverlap="1" wp14:anchorId="7A78CD21" wp14:editId="48214478">
-            <wp:simplePos x="0" y="0"/>
-            <wp:positionH relativeFrom="margin">
-              <wp:align>center</wp:align>
-            </wp:positionH>
-            <wp:positionV relativeFrom="paragraph">
-              <wp:posOffset>6985</wp:posOffset>
-            </wp:positionV>
-            <wp:extent cx="5229225" cy="7581622"/>
-            <wp:effectExtent l="0" t="0" r="0" b="635"/>
-            <wp:wrapTight wrapText="bothSides">
-              <wp:wrapPolygon edited="0">
-                <wp:start x="0" y="0"/>
-                <wp:lineTo x="0" y="21548"/>
-                <wp:lineTo x="21482" y="21548"/>
-                <wp:lineTo x="21482" y="0"/>
-                <wp:lineTo x="0" y="0"/>
-              </wp:wrapPolygon>
-            </wp:wrapTight>
-            <wp:docPr id="1861403888" name="Grafik 2"/>
-            <wp:cNvGraphicFramePr>
-              <a:graphicFrameLocks xmlns:a="http://schemas.openxmlformats.org/drawingml/2006/main" noChangeAspect="1"/>
-            </wp:cNvGraphicFramePr>
-            <a:graphic xmlns:a="http://schemas.openxmlformats.org/drawingml/2006/main">
-              <a:graphicData uri="http://schemas.openxmlformats.org/drawingml/2006/picture">
-                <pic:pic xmlns:pic="http://schemas.openxmlformats.org/drawingml/2006/picture">
-                  <pic:nvPicPr>
-                    <pic:cNvPr id="0" name="Picture 6"/>
-                    <pic:cNvPicPr>
-                      <a:picLocks noChangeAspect="1" noChangeArrowheads="1"/>
-                    </pic:cNvPicPr>
-                  </pic:nvPicPr>
-                  <pic:blipFill>
-                    <a:blip r:embed="rId11" cstate="print">
-                      <a:extLst>
-                        <a:ext uri="{28A0092B-C50C-407E-A947-70E740481C1C}">
-                          <a14:useLocalDpi xmlns:a14="http://schemas.microsoft.com/office/drawing/2010/main" val="0"/>
-                        </a:ext>
-                      </a:extLst>
-                    </a:blip>
-                    <a:srcRect/>
-                    <a:stretch>
-                      <a:fillRect/>
-                    </a:stretch>
-                  </pic:blipFill>
-                  <pic:spPr bwMode="auto">
-                    <a:xfrm>
-                      <a:off x="0" y="0"/>
-                      <a:ext cx="5229225" cy="7581622"/>
-                    </a:xfrm>
-                    <a:prstGeom prst="rect">
-                      <a:avLst/>
-                    </a:prstGeom>
-                    <a:noFill/>
-                    <a:ln>
-                      <a:noFill/>
-                    </a:ln>
-                  </pic:spPr>
-                </pic:pic>
-              </a:graphicData>
-            </a:graphic>
-          </wp:anchor>
-        </w:drawing>
-      </w:r>
-    </w:p>
-    <w:p/>
-    <w:p/>
-    <w:p>
-      <w:r>
-        <w:rPr>
-          <w:noProof/>
-        </w:rPr>
-        <w:lastRenderedPageBreak/>
-        <w:drawing>
-          <wp:anchor distT="0" distB="0" distL="114300" distR="114300" simplePos="0" relativeHeight="251659264" behindDoc="1" locked="0" layoutInCell="1" allowOverlap="1" wp14:anchorId="7C4A2AEC" wp14:editId="0400D12D">
-            <wp:simplePos x="0" y="0"/>
-            <wp:positionH relativeFrom="margin">
-              <wp:align>center</wp:align>
-            </wp:positionH>
-            <wp:positionV relativeFrom="paragraph">
-              <wp:posOffset>0</wp:posOffset>
-            </wp:positionV>
-            <wp:extent cx="3800475" cy="9201150"/>
-            <wp:effectExtent l="0" t="0" r="9525" b="0"/>
-            <wp:wrapTight wrapText="bothSides">
-              <wp:wrapPolygon edited="0">
-                <wp:start x="1949" y="134"/>
-                <wp:lineTo x="1516" y="313"/>
-                <wp:lineTo x="1516" y="716"/>
-                <wp:lineTo x="1732" y="939"/>
-                <wp:lineTo x="5197" y="1655"/>
-                <wp:lineTo x="4006" y="2370"/>
-                <wp:lineTo x="4006" y="4383"/>
-                <wp:lineTo x="4656" y="4606"/>
-                <wp:lineTo x="4006" y="4651"/>
-                <wp:lineTo x="4006" y="8005"/>
-                <wp:lineTo x="4872" y="8229"/>
-                <wp:lineTo x="4006" y="8363"/>
-                <wp:lineTo x="4006" y="9257"/>
-                <wp:lineTo x="6496" y="9525"/>
-                <wp:lineTo x="10394" y="9525"/>
-                <wp:lineTo x="2274" y="10107"/>
-                <wp:lineTo x="2274" y="13819"/>
-                <wp:lineTo x="1408" y="13953"/>
-                <wp:lineTo x="1408" y="14042"/>
-                <wp:lineTo x="2274" y="14534"/>
-                <wp:lineTo x="866" y="14713"/>
-                <wp:lineTo x="433" y="14892"/>
-                <wp:lineTo x="541" y="15250"/>
-                <wp:lineTo x="2165" y="15965"/>
-                <wp:lineTo x="2274" y="17888"/>
-                <wp:lineTo x="2815" y="18112"/>
-                <wp:lineTo x="4006" y="18112"/>
-                <wp:lineTo x="4006" y="18425"/>
-                <wp:lineTo x="12668" y="18827"/>
-                <wp:lineTo x="2274" y="18827"/>
-                <wp:lineTo x="1408" y="18872"/>
-                <wp:lineTo x="1408" y="19543"/>
-                <wp:lineTo x="1624" y="19856"/>
-                <wp:lineTo x="1841" y="19945"/>
-                <wp:lineTo x="19705" y="19945"/>
-                <wp:lineTo x="19922" y="19856"/>
-                <wp:lineTo x="20138" y="19543"/>
-                <wp:lineTo x="20247" y="19140"/>
-                <wp:lineTo x="19922" y="18872"/>
-                <wp:lineTo x="19272" y="18827"/>
-                <wp:lineTo x="19489" y="18291"/>
-                <wp:lineTo x="19056" y="18112"/>
-                <wp:lineTo x="19489" y="17933"/>
-                <wp:lineTo x="19272" y="15250"/>
-                <wp:lineTo x="21546" y="15071"/>
-                <wp:lineTo x="21546" y="14847"/>
-                <wp:lineTo x="19272" y="14534"/>
-                <wp:lineTo x="19164" y="10420"/>
-                <wp:lineTo x="18406" y="10196"/>
-                <wp:lineTo x="11152" y="9525"/>
-                <wp:lineTo x="15158" y="9525"/>
-                <wp:lineTo x="17648" y="9257"/>
-                <wp:lineTo x="17756" y="8363"/>
-                <wp:lineTo x="16457" y="8229"/>
-                <wp:lineTo x="17756" y="8005"/>
-                <wp:lineTo x="17756" y="4696"/>
-                <wp:lineTo x="16132" y="4517"/>
-                <wp:lineTo x="17756" y="4338"/>
-                <wp:lineTo x="17540" y="2370"/>
-                <wp:lineTo x="16349" y="1655"/>
-                <wp:lineTo x="19814" y="939"/>
-                <wp:lineTo x="20138" y="671"/>
-                <wp:lineTo x="20030" y="313"/>
-                <wp:lineTo x="19597" y="134"/>
-                <wp:lineTo x="1949" y="134"/>
-              </wp:wrapPolygon>
-            </wp:wrapTight>
-            <wp:docPr id="1776166881" name="Grafik 3"/>
-            <wp:cNvGraphicFramePr>
-              <a:graphicFrameLocks xmlns:a="http://schemas.openxmlformats.org/drawingml/2006/main" noChangeAspect="1"/>
-            </wp:cNvGraphicFramePr>
-            <a:graphic xmlns:a="http://schemas.openxmlformats.org/drawingml/2006/main">
-              <a:graphicData uri="http://schemas.openxmlformats.org/drawingml/2006/picture">
-                <pic:pic xmlns:pic="http://schemas.openxmlformats.org/drawingml/2006/picture">
-                  <pic:nvPicPr>
-                    <pic:cNvPr id="0" name="Picture 8"/>
-                    <pic:cNvPicPr>
-                      <a:picLocks noChangeAspect="1" noChangeArrowheads="1"/>
-                    </pic:cNvPicPr>
-                  </pic:nvPicPr>
-                  <pic:blipFill>
-                    <a:blip r:embed="rId12" cstate="print">
-                      <a:extLst>
-                        <a:ext uri="{28A0092B-C50C-407E-A947-70E740481C1C}">
-                          <a14:useLocalDpi xmlns:a14="http://schemas.microsoft.com/office/drawing/2010/main" val="0"/>
-                        </a:ext>
-                      </a:extLst>
-                    </a:blip>
-                    <a:srcRect/>
-                    <a:stretch>
-                      <a:fillRect/>
-                    </a:stretch>
-                  </pic:blipFill>
-                  <pic:spPr bwMode="auto">
-                    <a:xfrm>
-                      <a:off x="0" y="0"/>
-                      <a:ext cx="3800475" cy="9201150"/>
-                    </a:xfrm>
-                    <a:prstGeom prst="rect">
-                      <a:avLst/>
-                    </a:prstGeom>
-                    <a:noFill/>
-                    <a:ln>
-                      <a:noFill/>
-                    </a:ln>
-                  </pic:spPr>
-                </pic:pic>
-              </a:graphicData>
-            </a:graphic>
-            <wp14:sizeRelH relativeFrom="margin">
-              <wp14:pctWidth>0</wp14:pctWidth>
-            </wp14:sizeRelH>
-            <wp14:sizeRelV relativeFrom="margin">
-              <wp14:pctHeight>0</wp14:pctHeight>
-            </wp14:sizeRelV>
-          </wp:anchor>
-        </w:drawing>
+      <w:pPr>
+        <w:rPr>
+          <w:rFonts w:ascii="Arial" w:eastAsiaTheme="majorEastAsia" w:hAnsi="Arial" w:cs="Arial"/>
+          <w:color w:val="0F4761" w:themeColor="accent1" w:themeShade="BF"/>
+          <w:sz w:val="32"/>
+          <w:szCs w:val="32"/>
+        </w:rPr>
+      </w:pPr>
+      <w:r>
+        <w:rPr>
+          <w:rFonts w:ascii="Arial" w:hAnsi="Arial" w:cs="Arial"/>
+        </w:rPr>
+        <w:br w:type="page"/>
       </w:r>
     </w:p>
     <w:p>
@@ -5418,31 +5907,7 @@
           <w:rFonts w:ascii="Arial" w:hAnsi="Arial" w:cs="Arial"/>
         </w:rPr>
       </w:pPr>
-      <w:bookmarkStart w:id="17" w:name="_Toc230878997"/>
-    </w:p>
-    <w:p>
-      <w:pPr>
-        <w:rPr>
-          <w:rFonts w:ascii="Arial" w:eastAsiaTheme="majorEastAsia" w:hAnsi="Arial" w:cs="Arial"/>
-          <w:color w:val="0F4761" w:themeColor="accent1" w:themeShade="BF"/>
-          <w:sz w:val="32"/>
-          <w:szCs w:val="32"/>
-        </w:rPr>
-      </w:pPr>
-      <w:r>
-        <w:rPr>
-          <w:rFonts w:ascii="Arial" w:hAnsi="Arial" w:cs="Arial"/>
-        </w:rPr>
-        <w:br w:type="page"/>
-      </w:r>
-    </w:p>
-    <w:p>
-      <w:pPr>
-        <w:pStyle w:val="berschrift2"/>
-        <w:rPr>
-          <w:rFonts w:ascii="Arial" w:hAnsi="Arial" w:cs="Arial"/>
-        </w:rPr>
-      </w:pPr>
+      <w:bookmarkStart w:id="17" w:name="_Toc230943614"/>
       <w:r>
         <w:rPr>
           <w:rFonts w:ascii="Arial" w:hAnsi="Arial" w:cs="Arial"/>
@@ -6547,7 +7012,7 @@
           <w:rFonts w:ascii="Arial" w:hAnsi="Arial" w:cs="Arial"/>
         </w:rPr>
       </w:pPr>
-      <w:bookmarkStart w:id="18" w:name="_Toc230878998"/>
+      <w:bookmarkStart w:id="18" w:name="_Toc230943615"/>
       <w:r>
         <w:rPr>
           <w:rFonts w:ascii="Arial" w:hAnsi="Arial" w:cs="Arial"/>
@@ -6563,70 +7028,2044 @@
           <w:rFonts w:ascii="Arial" w:hAnsi="Arial" w:cs="Arial"/>
         </w:rPr>
       </w:pPr>
-      <w:bookmarkStart w:id="19" w:name="_Toc230878999"/>
-      <w:r>
-        <w:rPr>
-          <w:rFonts w:ascii="Arial" w:hAnsi="Arial" w:cs="Arial"/>
-        </w:rPr>
-        <w:t>6.1   Funktionsergebnis</w:t>
+      <w:bookmarkStart w:id="19" w:name="_Toc230943616"/>
+      <w:r>
+        <w:rPr>
+          <w:rFonts w:ascii="Arial" w:hAnsi="Arial" w:cs="Arial"/>
+        </w:rPr>
+        <w:t>6.1   Messungen</w:t>
       </w:r>
       <w:bookmarkEnd w:id="19"/>
     </w:p>
     <w:p>
       <w:pPr>
-        <w:rPr>
-          <w:rFonts w:ascii="Arial" w:hAnsi="Arial" w:cs="Arial"/>
-          <w:sz w:val="22"/>
-        </w:rPr>
+        <w:pStyle w:val="berschrift2"/>
       </w:pPr>
-      <w:r>
-        <w:rPr>
-          <w:rFonts w:ascii="Arial" w:hAnsi="Arial" w:cs="Arial"/>
-          <w:sz w:val="22"/>
-        </w:rPr>
-        <w:t>Das fertiggestellte ESP-RC-Car erfüllt die wesentlichen definierten Anforderungen. Das Fahrzeug lässt sich über die Flutter-App per WiFi-</w:t>
-      </w:r>
-      <w:proofErr w:type="spellStart"/>
-      <w:r>
-        <w:rPr>
-          <w:rFonts w:ascii="Arial" w:hAnsi="Arial" w:cs="Arial"/>
-          <w:sz w:val="22"/>
-        </w:rPr>
-        <w:t>WebSocket</w:t>
-      </w:r>
-      <w:proofErr w:type="spellEnd"/>
-      <w:r>
-        <w:rPr>
-          <w:rFonts w:ascii="Arial" w:hAnsi="Arial" w:cs="Arial"/>
-          <w:sz w:val="22"/>
-        </w:rPr>
-        <w:t xml:space="preserve">-Verbindung in Echtzeit steuern; der virtuelle Joystick sowie ein physischer Gamepad-Controller wurden erfolgreich in Betrieb genommen. Die BLDC-Motoransteuerung via DRV8323S und sechs LEDC-PWM-Kanäle funktioniert stabil, und die Servo-Lenkung reagiert reproduzierbar auf Lenkbefehle der App. Das Energiemanagement-System (USB-PD-Laden, 2S-LiPo-Schutz, Zell-Balancer) arbeitet korrekt; die Batteriespannung wird in Echtzeit in der App angezeigt. Die </w:t>
-      </w:r>
-      <w:proofErr w:type="spellStart"/>
-      <w:r>
-        <w:rPr>
-          <w:rFonts w:ascii="Arial" w:hAnsi="Arial" w:cs="Arial"/>
-          <w:sz w:val="22"/>
-        </w:rPr>
-        <w:t>WebSocket</w:t>
-      </w:r>
-      <w:proofErr w:type="spellEnd"/>
-      <w:r>
-        <w:rPr>
-          <w:rFonts w:ascii="Arial" w:hAnsi="Arial" w:cs="Arial"/>
-          <w:sz w:val="22"/>
-        </w:rPr>
-        <w:t>-Verbindung zeigte im Test eine niedrige Latenz und verblieb während der Fahrt stabil im Soft-AP-Netzwerk des ESP32-S3.</w:t>
+      <w:bookmarkStart w:id="20" w:name="_Toc230943617"/>
+      <w:r>
+        <w:t>6.1.1   USB PD Versorgungsspannung</w:t>
+      </w:r>
+      <w:bookmarkEnd w:id="20"/>
+    </w:p>
+    <w:p>
+      <w:pPr>
+        <w:rPr>
+          <w:rFonts w:ascii="Arial" w:hAnsi="Arial" w:cs="Arial"/>
+          <w:sz w:val="22"/>
+        </w:rPr>
+      </w:pPr>
+      <w:r>
+        <w:rPr>
+          <w:rFonts w:ascii="Arial" w:hAnsi="Arial" w:cs="Arial"/>
+          <w:noProof/>
+          <w:sz w:val="22"/>
+        </w:rPr>
+        <mc:AlternateContent>
+          <mc:Choice Requires="wpg">
+            <w:drawing>
+              <wp:anchor distT="0" distB="0" distL="114300" distR="114300" simplePos="0" relativeHeight="251665408" behindDoc="0" locked="0" layoutInCell="1" allowOverlap="1" wp14:anchorId="7B4CC58F" wp14:editId="73B0C80F">
+                <wp:simplePos x="0" y="0"/>
+                <wp:positionH relativeFrom="margin">
+                  <wp:align>center</wp:align>
+                </wp:positionH>
+                <wp:positionV relativeFrom="paragraph">
+                  <wp:posOffset>629285</wp:posOffset>
+                </wp:positionV>
+                <wp:extent cx="5045075" cy="3435985"/>
+                <wp:effectExtent l="0" t="0" r="3175" b="0"/>
+                <wp:wrapTopAndBottom/>
+                <wp:docPr id="1874552182" name="Gruppieren 11"/>
+                <wp:cNvGraphicFramePr/>
+                <a:graphic xmlns:a="http://schemas.openxmlformats.org/drawingml/2006/main">
+                  <a:graphicData uri="http://schemas.microsoft.com/office/word/2010/wordprocessingGroup">
+                    <wpg:wgp>
+                      <wpg:cNvGrpSpPr/>
+                      <wpg:grpSpPr>
+                        <a:xfrm>
+                          <a:off x="0" y="0"/>
+                          <a:ext cx="5045075" cy="3435985"/>
+                          <a:chOff x="0" y="0"/>
+                          <a:chExt cx="5218430" cy="3526213"/>
+                        </a:xfrm>
+                      </wpg:grpSpPr>
+                      <pic:pic xmlns:pic="http://schemas.openxmlformats.org/drawingml/2006/picture">
+                        <pic:nvPicPr>
+                          <pic:cNvPr id="868751838" name="Grafik 1"/>
+                          <pic:cNvPicPr>
+                            <a:picLocks noChangeAspect="1"/>
+                          </pic:cNvPicPr>
+                        </pic:nvPicPr>
+                        <pic:blipFill>
+                          <a:blip r:embed="rId14">
+                            <a:extLst>
+                              <a:ext uri="{28A0092B-C50C-407E-A947-70E740481C1C}">
+                                <a14:useLocalDpi xmlns:a14="http://schemas.microsoft.com/office/drawing/2010/main" val="0"/>
+                              </a:ext>
+                            </a:extLst>
+                          </a:blip>
+                          <a:srcRect/>
+                          <a:stretch>
+                            <a:fillRect/>
+                          </a:stretch>
+                        </pic:blipFill>
+                        <pic:spPr bwMode="auto">
+                          <a:xfrm>
+                            <a:off x="0" y="0"/>
+                            <a:ext cx="5218430" cy="3282315"/>
+                          </a:xfrm>
+                          <a:prstGeom prst="rect">
+                            <a:avLst/>
+                          </a:prstGeom>
+                          <a:noFill/>
+                          <a:ln>
+                            <a:noFill/>
+                          </a:ln>
+                        </pic:spPr>
+                      </pic:pic>
+                      <wps:wsp>
+                        <wps:cNvPr id="1741573563" name="Textfeld 1"/>
+                        <wps:cNvSpPr txBox="1"/>
+                        <wps:spPr>
+                          <a:xfrm>
+                            <a:off x="0" y="3269673"/>
+                            <a:ext cx="5218430" cy="256540"/>
+                          </a:xfrm>
+                          <a:prstGeom prst="rect">
+                            <a:avLst/>
+                          </a:prstGeom>
+                          <a:solidFill>
+                            <a:prstClr val="white"/>
+                          </a:solidFill>
+                          <a:ln>
+                            <a:noFill/>
+                          </a:ln>
+                        </wps:spPr>
+                        <wps:txbx>
+                          <w:txbxContent>
+                            <w:p>
+                              <w:pPr>
+                                <w:pStyle w:val="Beschriftung"/>
+                                <w:rPr>
+                                  <w:rFonts w:eastAsiaTheme="minorHAnsi"/>
+                                  <w:noProof/>
+                                </w:rPr>
+                              </w:pPr>
+                              <w:r>
+                                <w:t xml:space="preserve">Abbildung </w:t>
+                              </w:r>
+                              <w:r>
+                                <w:fldChar w:fldCharType="begin"/>
+                              </w:r>
+                              <w:r>
+                                <w:instrText xml:space="preserve"> SEQ Abbildung \* ARABIC </w:instrText>
+                              </w:r>
+                              <w:r>
+                                <w:fldChar w:fldCharType="separate"/>
+                              </w:r>
+                              <w:r>
+                                <w:rPr>
+                                  <w:noProof/>
+                                </w:rPr>
+                                <w:t>2</w:t>
+                              </w:r>
+                              <w:r>
+                                <w:fldChar w:fldCharType="end"/>
+                              </w:r>
+                              <w:r>
+                                <w:t>: USB PD Versorgungsspannung</w:t>
+                              </w:r>
+                            </w:p>
+                          </w:txbxContent>
+                        </wps:txbx>
+                        <wps:bodyPr rot="0" spcFirstLastPara="0" vertOverflow="overflow" horzOverflow="overflow" vert="horz" wrap="square" lIns="0" tIns="0" rIns="0" bIns="0" numCol="1" spcCol="0" rtlCol="0" fromWordArt="0" anchor="t" anchorCtr="0" forceAA="0" compatLnSpc="1">
+                          <a:prstTxWarp prst="textNoShape">
+                            <a:avLst/>
+                          </a:prstTxWarp>
+                          <a:noAutofit/>
+                        </wps:bodyPr>
+                      </wps:wsp>
+                    </wpg:wgp>
+                  </a:graphicData>
+                </a:graphic>
+                <wp14:sizeRelH relativeFrom="margin">
+                  <wp14:pctWidth>0</wp14:pctWidth>
+                </wp14:sizeRelH>
+                <wp14:sizeRelV relativeFrom="margin">
+                  <wp14:pctHeight>0</wp14:pctHeight>
+                </wp14:sizeRelV>
+              </wp:anchor>
+            </w:drawing>
+          </mc:Choice>
+          <mc:Fallback>
+            <w:pict>
+              <v:group w14:anchorId="7B4CC58F" id="Gruppieren 11" o:spid="_x0000_s1029" style="position:absolute;margin-left:0;margin-top:49.55pt;width:397.25pt;height:270.55pt;z-index:251665408;mso-position-horizontal:center;mso-position-horizontal-relative:margin;mso-width-relative:margin;mso-height-relative:margin" coordsize="52184,35262" o:gfxdata="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">
+                <v:shape id="Grafik 1" o:spid="_x0000_s1030" type="#_x0000_t75" style="position:absolute;width:52184;height:32823;visibility:visible;mso-wrap-style:square" o:gfxdata="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">
+                  <v:imagedata r:id="rId15" o:title=""/>
+                </v:shape>
+                <v:shape id="Textfeld 1" o:spid="_x0000_s1031" type="#_x0000_t202" style="position:absolute;top:32696;width:52184;height:2566;visibility:visible;mso-wrap-style:square;v-text-anchor:top" o:gfxdata="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" stroked="f">
+                  <v:textbox inset="0,0,0,0">
+                    <w:txbxContent>
+                      <w:p>
+                        <w:pPr>
+                          <w:pStyle w:val="Beschriftung"/>
+                          <w:rPr>
+                            <w:rFonts w:eastAsiaTheme="minorHAnsi"/>
+                            <w:noProof/>
+                          </w:rPr>
+                        </w:pPr>
+                        <w:r>
+                          <w:t xml:space="preserve">Abbildung </w:t>
+                        </w:r>
+                        <w:r>
+                          <w:fldChar w:fldCharType="begin"/>
+                        </w:r>
+                        <w:r>
+                          <w:instrText xml:space="preserve"> SEQ Abbildung \* ARABIC </w:instrText>
+                        </w:r>
+                        <w:r>
+                          <w:fldChar w:fldCharType="separate"/>
+                        </w:r>
+                        <w:r>
+                          <w:rPr>
+                            <w:noProof/>
+                          </w:rPr>
+                          <w:t>2</w:t>
+                        </w:r>
+                        <w:r>
+                          <w:fldChar w:fldCharType="end"/>
+                        </w:r>
+                        <w:r>
+                          <w:t>: USB PD Versorgungsspannung</w:t>
+                        </w:r>
+                      </w:p>
+                    </w:txbxContent>
+                  </v:textbox>
+                </v:shape>
+                <w10:wrap type="topAndBottom" anchorx="margin"/>
+              </v:group>
+            </w:pict>
+          </mc:Fallback>
+        </mc:AlternateContent>
+      </w:r>
+      <w:r>
+        <w:rPr>
+          <w:rFonts w:ascii="Arial" w:hAnsi="Arial" w:cs="Arial"/>
+          <w:sz w:val="22"/>
+        </w:rPr>
+        <w:t>W</w:t>
+      </w:r>
+      <w:r>
+        <w:rPr>
+          <w:rFonts w:ascii="Arial" w:hAnsi="Arial" w:cs="Arial"/>
+          <w:sz w:val="22"/>
+        </w:rPr>
+        <w:t xml:space="preserve">ir </w:t>
+      </w:r>
+      <w:r>
+        <w:rPr>
+          <w:rFonts w:ascii="Arial" w:hAnsi="Arial" w:cs="Arial"/>
+          <w:sz w:val="22"/>
+        </w:rPr>
+        <w:t xml:space="preserve">haben </w:t>
+      </w:r>
+      <w:r>
+        <w:rPr>
+          <w:rFonts w:ascii="Arial" w:hAnsi="Arial" w:cs="Arial"/>
+          <w:sz w:val="22"/>
+        </w:rPr>
+        <w:t>die USB-PD Versorgungsspannung gemessen</w:t>
+      </w:r>
+      <w:r>
+        <w:rPr>
+          <w:rFonts w:ascii="Arial" w:hAnsi="Arial" w:cs="Arial"/>
+          <w:sz w:val="22"/>
+        </w:rPr>
+        <w:t xml:space="preserve"> (siehe Abb. </w:t>
+      </w:r>
+      <w:r>
+        <w:rPr>
+          <w:rFonts w:ascii="Arial" w:hAnsi="Arial" w:cs="Arial"/>
+          <w:sz w:val="22"/>
+        </w:rPr>
+        <w:t>2</w:t>
+      </w:r>
+      <w:r>
+        <w:rPr>
+          <w:rFonts w:ascii="Arial" w:hAnsi="Arial" w:cs="Arial"/>
+          <w:sz w:val="22"/>
+        </w:rPr>
+        <w:t>)</w:t>
+      </w:r>
+      <w:r>
+        <w:rPr>
+          <w:rFonts w:ascii="Arial" w:hAnsi="Arial" w:cs="Arial"/>
+          <w:sz w:val="22"/>
+        </w:rPr>
+        <w:t>. Man kann sehen, dass eine stabile DC-Spannung von 1</w:t>
+      </w:r>
+      <w:r>
+        <w:rPr>
+          <w:rFonts w:ascii="Arial" w:hAnsi="Arial" w:cs="Arial"/>
+          <w:sz w:val="22"/>
+        </w:rPr>
+        <w:t>2</w:t>
+      </w:r>
+      <w:r>
+        <w:rPr>
+          <w:rFonts w:ascii="Arial" w:hAnsi="Arial" w:cs="Arial"/>
+          <w:sz w:val="22"/>
+        </w:rPr>
+        <w:t>V anliegt</w:t>
+      </w:r>
+      <w:r>
+        <w:rPr>
+          <w:rFonts w:ascii="Arial" w:hAnsi="Arial" w:cs="Arial"/>
+          <w:sz w:val="22"/>
+        </w:rPr>
+        <w:t xml:space="preserve">. </w:t>
+      </w:r>
+      <w:r>
+        <w:rPr>
+          <w:rFonts w:ascii="Arial" w:hAnsi="Arial" w:cs="Arial"/>
+          <w:sz w:val="22"/>
+        </w:rPr>
+        <w:t xml:space="preserve">Die komplett flache Linie zeigt, dass die USB-PD Aushandlung erfolgreich war und die Spannung keinerlei </w:t>
+      </w:r>
+      <w:proofErr w:type="gramStart"/>
+      <w:r>
+        <w:rPr>
+          <w:rFonts w:ascii="Arial" w:hAnsi="Arial" w:cs="Arial"/>
+          <w:sz w:val="22"/>
+        </w:rPr>
+        <w:t>Ripple</w:t>
+      </w:r>
+      <w:proofErr w:type="gramEnd"/>
+      <w:r>
+        <w:rPr>
+          <w:rFonts w:ascii="Arial" w:hAnsi="Arial" w:cs="Arial"/>
+          <w:sz w:val="22"/>
+        </w:rPr>
+        <w:t xml:space="preserve"> oder Einbrüche aufweist.</w:t>
       </w:r>
     </w:p>
     <w:p>
       <w:pPr>
         <w:pStyle w:val="berschrift2"/>
-        <w:rPr>
-          <w:rFonts w:ascii="Arial" w:hAnsi="Arial" w:cs="Arial"/>
-        </w:rPr>
       </w:pPr>
-      <w:bookmarkStart w:id="20" w:name="_Toc230879000"/>
+      <w:bookmarkStart w:id="21" w:name="_Toc230943618"/>
+      <w:r>
+        <w:lastRenderedPageBreak/>
+        <w:t xml:space="preserve">6.1.2   Wireshark </w:t>
+      </w:r>
+      <w:r>
+        <w:t>Kommunikation</w:t>
+      </w:r>
+      <w:bookmarkEnd w:id="21"/>
+    </w:p>
+    <w:p>
+      <w:pPr>
+        <w:rPr>
+          <w:rFonts w:ascii="Arial" w:hAnsi="Arial" w:cs="Arial"/>
+          <w:sz w:val="22"/>
+        </w:rPr>
+      </w:pPr>
+      <w:r>
+        <w:rPr>
+          <w:rFonts w:ascii="Arial" w:hAnsi="Arial" w:cs="Arial"/>
+          <w:noProof/>
+          <w:sz w:val="22"/>
+        </w:rPr>
+        <mc:AlternateContent>
+          <mc:Choice Requires="wpg">
+            <w:drawing>
+              <wp:anchor distT="0" distB="0" distL="114300" distR="114300" simplePos="0" relativeHeight="251668480" behindDoc="0" locked="0" layoutInCell="1" allowOverlap="1" wp14:anchorId="26AB92DB" wp14:editId="5FF7DEA9">
+                <wp:simplePos x="0" y="0"/>
+                <wp:positionH relativeFrom="margin">
+                  <wp:align>left</wp:align>
+                </wp:positionH>
+                <wp:positionV relativeFrom="paragraph">
+                  <wp:posOffset>974090</wp:posOffset>
+                </wp:positionV>
+                <wp:extent cx="6663690" cy="1837690"/>
+                <wp:effectExtent l="0" t="0" r="3810" b="0"/>
+                <wp:wrapTopAndBottom/>
+                <wp:docPr id="737177469" name="Gruppieren 12"/>
+                <wp:cNvGraphicFramePr/>
+                <a:graphic xmlns:a="http://schemas.openxmlformats.org/drawingml/2006/main">
+                  <a:graphicData uri="http://schemas.microsoft.com/office/word/2010/wordprocessingGroup">
+                    <wpg:wgp>
+                      <wpg:cNvGrpSpPr/>
+                      <wpg:grpSpPr>
+                        <a:xfrm>
+                          <a:off x="0" y="0"/>
+                          <a:ext cx="6663690" cy="1837690"/>
+                          <a:chOff x="0" y="0"/>
+                          <a:chExt cx="6663690" cy="1837690"/>
+                        </a:xfrm>
+                      </wpg:grpSpPr>
+                      <pic:pic xmlns:pic="http://schemas.openxmlformats.org/drawingml/2006/picture">
+                        <pic:nvPicPr>
+                          <pic:cNvPr id="967154525" name="Grafik 2"/>
+                          <pic:cNvPicPr>
+                            <a:picLocks noChangeAspect="1"/>
+                          </pic:cNvPicPr>
+                        </pic:nvPicPr>
+                        <pic:blipFill>
+                          <a:blip r:embed="rId16">
+                            <a:extLst>
+                              <a:ext uri="{28A0092B-C50C-407E-A947-70E740481C1C}">
+                                <a14:useLocalDpi xmlns:a14="http://schemas.microsoft.com/office/drawing/2010/main" val="0"/>
+                              </a:ext>
+                            </a:extLst>
+                          </a:blip>
+                          <a:srcRect/>
+                          <a:stretch>
+                            <a:fillRect/>
+                          </a:stretch>
+                        </pic:blipFill>
+                        <pic:spPr bwMode="auto">
+                          <a:xfrm>
+                            <a:off x="0" y="0"/>
+                            <a:ext cx="6663690" cy="1525270"/>
+                          </a:xfrm>
+                          <a:prstGeom prst="rect">
+                            <a:avLst/>
+                          </a:prstGeom>
+                          <a:noFill/>
+                          <a:ln>
+                            <a:noFill/>
+                          </a:ln>
+                        </pic:spPr>
+                      </pic:pic>
+                      <wps:wsp>
+                        <wps:cNvPr id="1598146038" name="Textfeld 1"/>
+                        <wps:cNvSpPr txBox="1"/>
+                        <wps:spPr>
+                          <a:xfrm>
+                            <a:off x="0" y="1581150"/>
+                            <a:ext cx="6663690" cy="256540"/>
+                          </a:xfrm>
+                          <a:prstGeom prst="rect">
+                            <a:avLst/>
+                          </a:prstGeom>
+                          <a:solidFill>
+                            <a:prstClr val="white"/>
+                          </a:solidFill>
+                          <a:ln>
+                            <a:noFill/>
+                          </a:ln>
+                        </wps:spPr>
+                        <wps:txbx>
+                          <w:txbxContent>
+                            <w:p>
+                              <w:pPr>
+                                <w:pStyle w:val="Beschriftung"/>
+                                <w:rPr>
+                                  <w:rFonts w:eastAsiaTheme="minorHAnsi"/>
+                                  <w:noProof/>
+                                </w:rPr>
+                              </w:pPr>
+                              <w:r>
+                                <w:t xml:space="preserve">Abbildung </w:t>
+                              </w:r>
+                              <w:r>
+                                <w:fldChar w:fldCharType="begin"/>
+                              </w:r>
+                              <w:r>
+                                <w:instrText xml:space="preserve"> SEQ Abbildung \* ARABIC </w:instrText>
+                              </w:r>
+                              <w:r>
+                                <w:fldChar w:fldCharType="separate"/>
+                              </w:r>
+                              <w:r>
+                                <w:rPr>
+                                  <w:noProof/>
+                                </w:rPr>
+                                <w:t>3</w:t>
+                              </w:r>
+                              <w:r>
+                                <w:fldChar w:fldCharType="end"/>
+                              </w:r>
+                              <w:r>
+                                <w:t>: Esp32 Beacon</w:t>
+                              </w:r>
+                            </w:p>
+                          </w:txbxContent>
+                        </wps:txbx>
+                        <wps:bodyPr rot="0" spcFirstLastPara="0" vertOverflow="overflow" horzOverflow="overflow" vert="horz" wrap="square" lIns="0" tIns="0" rIns="0" bIns="0" numCol="1" spcCol="0" rtlCol="0" fromWordArt="0" anchor="t" anchorCtr="0" forceAA="0" compatLnSpc="1">
+                          <a:prstTxWarp prst="textNoShape">
+                            <a:avLst/>
+                          </a:prstTxWarp>
+                          <a:spAutoFit/>
+                        </wps:bodyPr>
+                      </wps:wsp>
+                    </wpg:wgp>
+                  </a:graphicData>
+                </a:graphic>
+              </wp:anchor>
+            </w:drawing>
+          </mc:Choice>
+          <mc:Fallback>
+            <w:pict>
+              <v:group w14:anchorId="26AB92DB" id="Gruppieren 12" o:spid="_x0000_s1032" style="position:absolute;margin-left:0;margin-top:76.7pt;width:524.7pt;height:144.7pt;z-index:251668480;mso-position-horizontal:left;mso-position-horizontal-relative:margin" coordsize="66636,18376" o:gfxdata="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">
+                <v:shape id="Grafik 2" o:spid="_x0000_s1033" type="#_x0000_t75" style="position:absolute;width:66636;height:15252;visibility:visible;mso-wrap-style:square" o:gfxdata="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">
+                  <v:imagedata r:id="rId17" o:title=""/>
+                </v:shape>
+                <v:shape id="Textfeld 1" o:spid="_x0000_s1034" type="#_x0000_t202" style="position:absolute;top:15811;width:66636;height:2565;visibility:visible;mso-wrap-style:square;v-text-anchor:top" o:gfxdata="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" stroked="f">
+                  <v:textbox style="mso-fit-shape-to-text:t" inset="0,0,0,0">
+                    <w:txbxContent>
+                      <w:p>
+                        <w:pPr>
+                          <w:pStyle w:val="Beschriftung"/>
+                          <w:rPr>
+                            <w:rFonts w:eastAsiaTheme="minorHAnsi"/>
+                            <w:noProof/>
+                          </w:rPr>
+                        </w:pPr>
+                        <w:r>
+                          <w:t xml:space="preserve">Abbildung </w:t>
+                        </w:r>
+                        <w:r>
+                          <w:fldChar w:fldCharType="begin"/>
+                        </w:r>
+                        <w:r>
+                          <w:instrText xml:space="preserve"> SEQ Abbildung \* ARABIC </w:instrText>
+                        </w:r>
+                        <w:r>
+                          <w:fldChar w:fldCharType="separate"/>
+                        </w:r>
+                        <w:r>
+                          <w:rPr>
+                            <w:noProof/>
+                          </w:rPr>
+                          <w:t>3</w:t>
+                        </w:r>
+                        <w:r>
+                          <w:fldChar w:fldCharType="end"/>
+                        </w:r>
+                        <w:r>
+                          <w:t>: Esp32 Beacon</w:t>
+                        </w:r>
+                      </w:p>
+                    </w:txbxContent>
+                  </v:textbox>
+                </v:shape>
+                <w10:wrap type="topAndBottom" anchorx="margin"/>
+              </v:group>
+            </w:pict>
+          </mc:Fallback>
+        </mc:AlternateContent>
+      </w:r>
+      <w:r>
+        <w:rPr>
+          <w:rFonts w:ascii="Arial" w:hAnsi="Arial" w:cs="Arial"/>
+          <w:sz w:val="22"/>
+        </w:rPr>
+        <w:t>Hier wurde der Netzwerkverkehr des ESP32 mit Wireshark mitgeschnitten. Man kann sehen, dass der ESP32 (MAC: e</w:t>
+      </w:r>
+      <w:proofErr w:type="gramStart"/>
+      <w:r>
+        <w:rPr>
+          <w:rFonts w:ascii="Arial" w:hAnsi="Arial" w:cs="Arial"/>
+          <w:sz w:val="22"/>
+        </w:rPr>
+        <w:t>4:b</w:t>
+      </w:r>
+      <w:proofErr w:type="gramEnd"/>
+      <w:r>
+        <w:rPr>
+          <w:rFonts w:ascii="Arial" w:hAnsi="Arial" w:cs="Arial"/>
+          <w:sz w:val="22"/>
+        </w:rPr>
+        <w:t>0:63:91:</w:t>
+      </w:r>
+      <w:proofErr w:type="gramStart"/>
+      <w:r>
+        <w:rPr>
+          <w:rFonts w:ascii="Arial" w:hAnsi="Arial" w:cs="Arial"/>
+          <w:sz w:val="22"/>
+        </w:rPr>
+        <w:t>93:b</w:t>
+      </w:r>
+      <w:proofErr w:type="gramEnd"/>
+      <w:r>
+        <w:rPr>
+          <w:rFonts w:ascii="Arial" w:hAnsi="Arial" w:cs="Arial"/>
+          <w:sz w:val="22"/>
+        </w:rPr>
+        <w:t xml:space="preserve">9, </w:t>
+      </w:r>
+      <w:proofErr w:type="spellStart"/>
+      <w:r>
+        <w:rPr>
+          <w:rFonts w:ascii="Arial" w:hAnsi="Arial" w:cs="Arial"/>
+          <w:sz w:val="22"/>
+        </w:rPr>
+        <w:t>Espressif</w:t>
+      </w:r>
+      <w:proofErr w:type="spellEnd"/>
+      <w:r>
+        <w:rPr>
+          <w:rFonts w:ascii="Arial" w:hAnsi="Arial" w:cs="Arial"/>
+          <w:sz w:val="22"/>
+        </w:rPr>
+        <w:t xml:space="preserve">) einen UDP-Broadcast auf Port 49352 sendet. Im Data-Payload ist der String </w:t>
+      </w:r>
+      <w:proofErr w:type="gramStart"/>
+      <w:r>
+        <w:rPr>
+          <w:rFonts w:ascii="Arial" w:hAnsi="Arial" w:cs="Arial"/>
+          <w:sz w:val="22"/>
+        </w:rPr>
+        <w:t>$..</w:t>
+      </w:r>
+      <w:proofErr w:type="gramEnd"/>
+      <w:r>
+        <w:rPr>
+          <w:rFonts w:ascii="Arial" w:hAnsi="Arial" w:cs="Arial"/>
+          <w:sz w:val="22"/>
+        </w:rPr>
+        <w:t xml:space="preserve">ESP_RC_HERE ws://0.0.0.2e:30a:38 31 2f erkennbar – der ESP32 </w:t>
+      </w:r>
+      <w:proofErr w:type="spellStart"/>
+      <w:r>
+        <w:rPr>
+          <w:rFonts w:ascii="Arial" w:hAnsi="Arial" w:cs="Arial"/>
+          <w:sz w:val="22"/>
+        </w:rPr>
+        <w:t>broadcastet</w:t>
+      </w:r>
+      <w:proofErr w:type="spellEnd"/>
+      <w:r>
+        <w:rPr>
+          <w:rFonts w:ascii="Arial" w:hAnsi="Arial" w:cs="Arial"/>
+          <w:sz w:val="22"/>
+        </w:rPr>
+        <w:t xml:space="preserve"> also seinen </w:t>
+      </w:r>
+      <w:proofErr w:type="spellStart"/>
+      <w:r>
+        <w:rPr>
+          <w:rFonts w:ascii="Arial" w:hAnsi="Arial" w:cs="Arial"/>
+          <w:sz w:val="22"/>
+        </w:rPr>
+        <w:t>WebSocket</w:t>
+      </w:r>
+      <w:proofErr w:type="spellEnd"/>
+      <w:r>
+        <w:rPr>
+          <w:rFonts w:ascii="Arial" w:hAnsi="Arial" w:cs="Arial"/>
+          <w:sz w:val="22"/>
+        </w:rPr>
+        <w:t>-Endpunkt ins Netzwerk, damit Clients ihn automatisch finden können.</w:t>
+      </w:r>
+    </w:p>
+    <w:p/>
+    <w:p>
+      <w:r>
+        <w:rPr>
+          <w:noProof/>
+        </w:rPr>
+        <mc:AlternateContent>
+          <mc:Choice Requires="wpg">
+            <w:drawing>
+              <wp:anchor distT="0" distB="0" distL="114300" distR="114300" simplePos="0" relativeHeight="251671552" behindDoc="0" locked="0" layoutInCell="1" allowOverlap="1" wp14:anchorId="097AF113" wp14:editId="4325D2EF">
+                <wp:simplePos x="0" y="0"/>
+                <wp:positionH relativeFrom="column">
+                  <wp:posOffset>1270</wp:posOffset>
+                </wp:positionH>
+                <wp:positionV relativeFrom="paragraph">
+                  <wp:posOffset>1496695</wp:posOffset>
+                </wp:positionV>
+                <wp:extent cx="6663690" cy="1799590"/>
+                <wp:effectExtent l="0" t="0" r="3810" b="0"/>
+                <wp:wrapTopAndBottom/>
+                <wp:docPr id="798935073" name="Gruppieren 13"/>
+                <wp:cNvGraphicFramePr/>
+                <a:graphic xmlns:a="http://schemas.openxmlformats.org/drawingml/2006/main">
+                  <a:graphicData uri="http://schemas.microsoft.com/office/word/2010/wordprocessingGroup">
+                    <wpg:wgp>
+                      <wpg:cNvGrpSpPr/>
+                      <wpg:grpSpPr>
+                        <a:xfrm>
+                          <a:off x="0" y="0"/>
+                          <a:ext cx="6663690" cy="1799590"/>
+                          <a:chOff x="0" y="0"/>
+                          <a:chExt cx="6663690" cy="1799590"/>
+                        </a:xfrm>
+                      </wpg:grpSpPr>
+                      <pic:pic xmlns:pic="http://schemas.openxmlformats.org/drawingml/2006/picture">
+                        <pic:nvPicPr>
+                          <pic:cNvPr id="2029011751" name="Grafik 8"/>
+                          <pic:cNvPicPr>
+                            <a:picLocks noChangeAspect="1"/>
+                          </pic:cNvPicPr>
+                        </pic:nvPicPr>
+                        <pic:blipFill>
+                          <a:blip r:embed="rId18">
+                            <a:extLst>
+                              <a:ext uri="{28A0092B-C50C-407E-A947-70E740481C1C}">
+                                <a14:useLocalDpi xmlns:a14="http://schemas.microsoft.com/office/drawing/2010/main" val="0"/>
+                              </a:ext>
+                            </a:extLst>
+                          </a:blip>
+                          <a:srcRect/>
+                          <a:stretch>
+                            <a:fillRect/>
+                          </a:stretch>
+                        </pic:blipFill>
+                        <pic:spPr bwMode="auto">
+                          <a:xfrm>
+                            <a:off x="0" y="0"/>
+                            <a:ext cx="6663690" cy="1486535"/>
+                          </a:xfrm>
+                          <a:prstGeom prst="rect">
+                            <a:avLst/>
+                          </a:prstGeom>
+                          <a:noFill/>
+                          <a:ln>
+                            <a:noFill/>
+                          </a:ln>
+                        </pic:spPr>
+                      </pic:pic>
+                      <wps:wsp>
+                        <wps:cNvPr id="80761743" name="Textfeld 1"/>
+                        <wps:cNvSpPr txBox="1"/>
+                        <wps:spPr>
+                          <a:xfrm>
+                            <a:off x="0" y="1543050"/>
+                            <a:ext cx="6663690" cy="256540"/>
+                          </a:xfrm>
+                          <a:prstGeom prst="rect">
+                            <a:avLst/>
+                          </a:prstGeom>
+                          <a:solidFill>
+                            <a:prstClr val="white"/>
+                          </a:solidFill>
+                          <a:ln>
+                            <a:noFill/>
+                          </a:ln>
+                        </wps:spPr>
+                        <wps:txbx>
+                          <w:txbxContent>
+                            <w:p>
+                              <w:pPr>
+                                <w:pStyle w:val="Beschriftung"/>
+                                <w:rPr>
+                                  <w:rFonts w:eastAsiaTheme="minorHAnsi"/>
+                                  <w:noProof/>
+                                </w:rPr>
+                              </w:pPr>
+                              <w:r>
+                                <w:t xml:space="preserve">Abbildung </w:t>
+                              </w:r>
+                              <w:r>
+                                <w:fldChar w:fldCharType="begin"/>
+                              </w:r>
+                              <w:r>
+                                <w:instrText xml:space="preserve"> SEQ Abbildung \* ARABIC </w:instrText>
+                              </w:r>
+                              <w:r>
+                                <w:fldChar w:fldCharType="separate"/>
+                              </w:r>
+                              <w:r>
+                                <w:rPr>
+                                  <w:noProof/>
+                                </w:rPr>
+                                <w:t>4</w:t>
+                              </w:r>
+                              <w:r>
+                                <w:fldChar w:fldCharType="end"/>
+                              </w:r>
+                              <w:r>
+                                <w:t xml:space="preserve">: Client </w:t>
+                              </w:r>
+                              <w:proofErr w:type="spellStart"/>
+                              <w:r>
+                                <w:t>antwort</w:t>
+                              </w:r>
+                              <w:proofErr w:type="spellEnd"/>
+                            </w:p>
+                          </w:txbxContent>
+                        </wps:txbx>
+                        <wps:bodyPr rot="0" spcFirstLastPara="0" vertOverflow="overflow" horzOverflow="overflow" vert="horz" wrap="square" lIns="0" tIns="0" rIns="0" bIns="0" numCol="1" spcCol="0" rtlCol="0" fromWordArt="0" anchor="t" anchorCtr="0" forceAA="0" compatLnSpc="1">
+                          <a:prstTxWarp prst="textNoShape">
+                            <a:avLst/>
+                          </a:prstTxWarp>
+                          <a:spAutoFit/>
+                        </wps:bodyPr>
+                      </wps:wsp>
+                    </wpg:wgp>
+                  </a:graphicData>
+                </a:graphic>
+              </wp:anchor>
+            </w:drawing>
+          </mc:Choice>
+          <mc:Fallback>
+            <w:pict>
+              <v:group w14:anchorId="097AF113" id="Gruppieren 13" o:spid="_x0000_s1035" style="position:absolute;margin-left:.1pt;margin-top:117.85pt;width:524.7pt;height:141.7pt;z-index:251671552" coordsize="66636,17995" o:gfxdata="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">
+                <v:shape id="Grafik 8" o:spid="_x0000_s1036" type="#_x0000_t75" style="position:absolute;width:66636;height:14865;visibility:visible;mso-wrap-style:square" o:gfxdata="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">
+                  <v:imagedata r:id="rId19" o:title=""/>
+                </v:shape>
+                <v:shape id="Textfeld 1" o:spid="_x0000_s1037" type="#_x0000_t202" style="position:absolute;top:15430;width:66636;height:2565;visibility:visible;mso-wrap-style:square;v-text-anchor:top" o:gfxdata="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" stroked="f">
+                  <v:textbox style="mso-fit-shape-to-text:t" inset="0,0,0,0">
+                    <w:txbxContent>
+                      <w:p>
+                        <w:pPr>
+                          <w:pStyle w:val="Beschriftung"/>
+                          <w:rPr>
+                            <w:rFonts w:eastAsiaTheme="minorHAnsi"/>
+                            <w:noProof/>
+                          </w:rPr>
+                        </w:pPr>
+                        <w:r>
+                          <w:t xml:space="preserve">Abbildung </w:t>
+                        </w:r>
+                        <w:r>
+                          <w:fldChar w:fldCharType="begin"/>
+                        </w:r>
+                        <w:r>
+                          <w:instrText xml:space="preserve"> SEQ Abbildung \* ARABIC </w:instrText>
+                        </w:r>
+                        <w:r>
+                          <w:fldChar w:fldCharType="separate"/>
+                        </w:r>
+                        <w:r>
+                          <w:rPr>
+                            <w:noProof/>
+                          </w:rPr>
+                          <w:t>4</w:t>
+                        </w:r>
+                        <w:r>
+                          <w:fldChar w:fldCharType="end"/>
+                        </w:r>
+                        <w:r>
+                          <w:t xml:space="preserve">: Client </w:t>
+                        </w:r>
+                        <w:proofErr w:type="spellStart"/>
+                        <w:r>
+                          <w:t>antwort</w:t>
+                        </w:r>
+                        <w:proofErr w:type="spellEnd"/>
+                      </w:p>
+                    </w:txbxContent>
+                  </v:textbox>
+                </v:shape>
+                <w10:wrap type="topAndBottom"/>
+              </v:group>
+            </w:pict>
+          </mc:Fallback>
+        </mc:AlternateContent>
+      </w:r>
+      <w:r>
+        <w:t>Hier haben wir den Discovery-Mechanismus des RC-Systems mit Wireshark mitgeschnitten. Man kann sehen, dass der ESP32 (MAC: 5</w:t>
+      </w:r>
+      <w:proofErr w:type="gramStart"/>
+      <w:r>
+        <w:t>a:eb</w:t>
+      </w:r>
+      <w:proofErr w:type="gramEnd"/>
+      <w:r>
+        <w:t xml:space="preserve">:13:07:13:df) einen UDP-Broadcast an 192.168.4.255 auf Port 49352 sendet. Im Data-Payload ist der String ~ESP_RC_DISCOVER erkennbar – das ist die Gegenseite des Systems: ein Client </w:t>
+      </w:r>
+      <w:proofErr w:type="spellStart"/>
+      <w:r>
+        <w:t>broadcastet</w:t>
+      </w:r>
+      <w:proofErr w:type="spellEnd"/>
+      <w:r>
+        <w:t xml:space="preserve"> ins Netzwerk um verfügbare ESP_</w:t>
+      </w:r>
+      <w:proofErr w:type="gramStart"/>
+      <w:r>
+        <w:t>RC Controller</w:t>
+      </w:r>
+      <w:proofErr w:type="gramEnd"/>
+      <w:r>
+        <w:t xml:space="preserve"> zu finden. Zusammen mit dem vorherigen Beacon-Frame ergibt sich damit das vollständige Discovery-Protokoll: Server </w:t>
+      </w:r>
+      <w:proofErr w:type="spellStart"/>
+      <w:r>
+        <w:t>announced</w:t>
+      </w:r>
+      <w:proofErr w:type="spellEnd"/>
+      <w:r>
+        <w:t xml:space="preserve"> sich, Client sucht aktiv.</w:t>
+      </w:r>
+    </w:p>
+    <w:p>
+      <w:r>
+        <w:br w:type="page"/>
+      </w:r>
+    </w:p>
+    <w:p>
+      <w:pPr>
+        <w:pStyle w:val="berschrift2"/>
+      </w:pPr>
+      <w:bookmarkStart w:id="22" w:name="_Toc230943619"/>
+      <w:r>
+        <w:lastRenderedPageBreak/>
+        <w:t>6.1.3   Ladespannung</w:t>
+      </w:r>
+      <w:bookmarkEnd w:id="22"/>
+    </w:p>
+    <w:p>
+      <w:pPr>
+        <w:rPr>
+          <w:rFonts w:ascii="Arial" w:hAnsi="Arial" w:cs="Arial"/>
+          <w:sz w:val="22"/>
+        </w:rPr>
+      </w:pPr>
+      <w:r>
+        <w:rPr>
+          <w:rFonts w:ascii="Arial" w:hAnsi="Arial" w:cs="Arial"/>
+          <w:noProof/>
+          <w:sz w:val="22"/>
+        </w:rPr>
+        <mc:AlternateContent>
+          <mc:Choice Requires="wpg">
+            <w:drawing>
+              <wp:anchor distT="0" distB="0" distL="114300" distR="114300" simplePos="0" relativeHeight="251673600" behindDoc="0" locked="0" layoutInCell="1" allowOverlap="1" wp14:anchorId="2E922A0C" wp14:editId="1D19F6FD">
+                <wp:simplePos x="0" y="0"/>
+                <wp:positionH relativeFrom="margin">
+                  <wp:align>center</wp:align>
+                </wp:positionH>
+                <wp:positionV relativeFrom="paragraph">
+                  <wp:posOffset>812981</wp:posOffset>
+                </wp:positionV>
+                <wp:extent cx="4953000" cy="3329305"/>
+                <wp:effectExtent l="0" t="0" r="0" b="4445"/>
+                <wp:wrapTopAndBottom/>
+                <wp:docPr id="871536023" name="Gruppieren 14"/>
+                <wp:cNvGraphicFramePr/>
+                <a:graphic xmlns:a="http://schemas.openxmlformats.org/drawingml/2006/main">
+                  <a:graphicData uri="http://schemas.microsoft.com/office/word/2010/wordprocessingGroup">
+                    <wpg:wgp>
+                      <wpg:cNvGrpSpPr/>
+                      <wpg:grpSpPr>
+                        <a:xfrm>
+                          <a:off x="0" y="0"/>
+                          <a:ext cx="4953000" cy="3329305"/>
+                          <a:chOff x="0" y="0"/>
+                          <a:chExt cx="5437505" cy="3731895"/>
+                        </a:xfrm>
+                      </wpg:grpSpPr>
+                      <pic:pic xmlns:pic="http://schemas.openxmlformats.org/drawingml/2006/picture">
+                        <pic:nvPicPr>
+                          <pic:cNvPr id="982349193" name="Grafik 3"/>
+                          <pic:cNvPicPr>
+                            <a:picLocks noChangeAspect="1"/>
+                          </pic:cNvPicPr>
+                        </pic:nvPicPr>
+                        <pic:blipFill>
+                          <a:blip r:embed="rId20">
+                            <a:extLst>
+                              <a:ext uri="{28A0092B-C50C-407E-A947-70E740481C1C}">
+                                <a14:useLocalDpi xmlns:a14="http://schemas.microsoft.com/office/drawing/2010/main" val="0"/>
+                              </a:ext>
+                            </a:extLst>
+                          </a:blip>
+                          <a:srcRect/>
+                          <a:stretch>
+                            <a:fillRect/>
+                          </a:stretch>
+                        </pic:blipFill>
+                        <pic:spPr bwMode="auto">
+                          <a:xfrm>
+                            <a:off x="0" y="0"/>
+                            <a:ext cx="5437505" cy="3420745"/>
+                          </a:xfrm>
+                          <a:prstGeom prst="rect">
+                            <a:avLst/>
+                          </a:prstGeom>
+                          <a:noFill/>
+                          <a:ln>
+                            <a:noFill/>
+                          </a:ln>
+                        </pic:spPr>
+                      </pic:pic>
+                      <wps:wsp>
+                        <wps:cNvPr id="1724401277" name="Textfeld 1"/>
+                        <wps:cNvSpPr txBox="1"/>
+                        <wps:spPr>
+                          <a:xfrm>
+                            <a:off x="0" y="3475355"/>
+                            <a:ext cx="5437505" cy="256540"/>
+                          </a:xfrm>
+                          <a:prstGeom prst="rect">
+                            <a:avLst/>
+                          </a:prstGeom>
+                          <a:solidFill>
+                            <a:prstClr val="white"/>
+                          </a:solidFill>
+                          <a:ln>
+                            <a:noFill/>
+                          </a:ln>
+                        </wps:spPr>
+                        <wps:txbx>
+                          <w:txbxContent>
+                            <w:p>
+                              <w:pPr>
+                                <w:pStyle w:val="Beschriftung"/>
+                                <w:rPr>
+                                  <w:rFonts w:eastAsiaTheme="minorHAnsi"/>
+                                  <w:noProof/>
+                                </w:rPr>
+                              </w:pPr>
+                              <w:r>
+                                <w:t xml:space="preserve">Abbildung </w:t>
+                              </w:r>
+                              <w:r>
+                                <w:fldChar w:fldCharType="begin"/>
+                              </w:r>
+                              <w:r>
+                                <w:instrText xml:space="preserve"> SEQ Abbildung \* ARABIC </w:instrText>
+                              </w:r>
+                              <w:r>
+                                <w:fldChar w:fldCharType="separate"/>
+                              </w:r>
+                              <w:r>
+                                <w:rPr>
+                                  <w:noProof/>
+                                </w:rPr>
+                                <w:t>5</w:t>
+                              </w:r>
+                              <w:r>
+                                <w:fldChar w:fldCharType="end"/>
+                              </w:r>
+                              <w:r>
+                                <w:t xml:space="preserve">: Ladespannung für den </w:t>
+                              </w:r>
+                              <w:proofErr w:type="spellStart"/>
+                              <w:r>
+                                <w:t>Lipo</w:t>
+                              </w:r>
+                              <w:proofErr w:type="spellEnd"/>
+                              <w:r>
+                                <w:t xml:space="preserve"> Akku</w:t>
+                              </w:r>
+                            </w:p>
+                          </w:txbxContent>
+                        </wps:txbx>
+                        <wps:bodyPr rot="0" spcFirstLastPara="0" vertOverflow="overflow" horzOverflow="overflow" vert="horz" wrap="square" lIns="0" tIns="0" rIns="0" bIns="0" numCol="1" spcCol="0" rtlCol="0" fromWordArt="0" anchor="t" anchorCtr="0" forceAA="0" compatLnSpc="1">
+                          <a:prstTxWarp prst="textNoShape">
+                            <a:avLst/>
+                          </a:prstTxWarp>
+                          <a:noAutofit/>
+                        </wps:bodyPr>
+                      </wps:wsp>
+                    </wpg:wgp>
+                  </a:graphicData>
+                </a:graphic>
+                <wp14:sizeRelH relativeFrom="margin">
+                  <wp14:pctWidth>0</wp14:pctWidth>
+                </wp14:sizeRelH>
+                <wp14:sizeRelV relativeFrom="margin">
+                  <wp14:pctHeight>0</wp14:pctHeight>
+                </wp14:sizeRelV>
+              </wp:anchor>
+            </w:drawing>
+          </mc:Choice>
+          <mc:Fallback>
+            <w:pict>
+              <v:group w14:anchorId="2E922A0C" id="Gruppieren 14" o:spid="_x0000_s1038" style="position:absolute;margin-left:0;margin-top:64pt;width:390pt;height:262.15pt;z-index:251673600;mso-position-horizontal:center;mso-position-horizontal-relative:margin;mso-width-relative:margin;mso-height-relative:margin" coordsize="54375,37318" o:gfxdata="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">
+                <v:shape id="Grafik 3" o:spid="_x0000_s1039" type="#_x0000_t75" style="position:absolute;width:54375;height:34207;visibility:visible;mso-wrap-style:square" o:gfxdata="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">
+                  <v:imagedata r:id="rId21" o:title=""/>
+                </v:shape>
+                <v:shape id="Textfeld 1" o:spid="_x0000_s1040" type="#_x0000_t202" style="position:absolute;top:34753;width:54375;height:2565;visibility:visible;mso-wrap-style:square;v-text-anchor:top" o:gfxdata="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" stroked="f">
+                  <v:textbox inset="0,0,0,0">
+                    <w:txbxContent>
+                      <w:p>
+                        <w:pPr>
+                          <w:pStyle w:val="Beschriftung"/>
+                          <w:rPr>
+                            <w:rFonts w:eastAsiaTheme="minorHAnsi"/>
+                            <w:noProof/>
+                          </w:rPr>
+                        </w:pPr>
+                        <w:r>
+                          <w:t xml:space="preserve">Abbildung </w:t>
+                        </w:r>
+                        <w:r>
+                          <w:fldChar w:fldCharType="begin"/>
+                        </w:r>
+                        <w:r>
+                          <w:instrText xml:space="preserve"> SEQ Abbildung \* ARABIC </w:instrText>
+                        </w:r>
+                        <w:r>
+                          <w:fldChar w:fldCharType="separate"/>
+                        </w:r>
+                        <w:r>
+                          <w:rPr>
+                            <w:noProof/>
+                          </w:rPr>
+                          <w:t>5</w:t>
+                        </w:r>
+                        <w:r>
+                          <w:fldChar w:fldCharType="end"/>
+                        </w:r>
+                        <w:r>
+                          <w:t xml:space="preserve">: Ladespannung für den </w:t>
+                        </w:r>
+                        <w:proofErr w:type="spellStart"/>
+                        <w:r>
+                          <w:t>Lipo</w:t>
+                        </w:r>
+                        <w:proofErr w:type="spellEnd"/>
+                        <w:r>
+                          <w:t xml:space="preserve"> Akku</w:t>
+                        </w:r>
+                      </w:p>
+                    </w:txbxContent>
+                  </v:textbox>
+                </v:shape>
+                <w10:wrap type="topAndBottom" anchorx="margin"/>
+              </v:group>
+            </w:pict>
+          </mc:Fallback>
+        </mc:AlternateContent>
+      </w:r>
+      <w:r>
+        <w:rPr>
+          <w:rFonts w:ascii="Arial" w:hAnsi="Arial" w:cs="Arial"/>
+          <w:sz w:val="22"/>
+        </w:rPr>
+        <w:t>Hier haben wir die Ladespannung des Akkus gemessen. Man kann sehen, dass die Spannung in regelmäßigen Abständen kurz hochschießt (Spikes bis ~15V) und dann wieder auf den Ruhepegel fällt – typisches Verhalten eines Ladereglers, der in Phasen lädt und dabei die Akkuspannung prüft. Der DC-Mittelwert liegt bei ca. 2.5V</w:t>
+      </w:r>
+      <w:r>
+        <w:rPr>
+          <w:rFonts w:ascii="Arial" w:hAnsi="Arial" w:cs="Arial"/>
+          <w:sz w:val="22"/>
+        </w:rPr>
+        <w:t xml:space="preserve">.(siehe Abb. </w:t>
+      </w:r>
+      <w:r>
+        <w:rPr>
+          <w:rFonts w:ascii="Arial" w:hAnsi="Arial" w:cs="Arial"/>
+          <w:sz w:val="22"/>
+        </w:rPr>
+        <w:t>5</w:t>
+      </w:r>
+      <w:r>
+        <w:rPr>
+          <w:rFonts w:ascii="Arial" w:hAnsi="Arial" w:cs="Arial"/>
+          <w:sz w:val="22"/>
+        </w:rPr>
+        <w:t>)</w:t>
+      </w:r>
+    </w:p>
+    <w:p>
+      <w:pPr>
+        <w:rPr>
+          <w:rFonts w:ascii="Arial" w:hAnsi="Arial" w:cs="Arial"/>
+          <w:sz w:val="22"/>
+        </w:rPr>
+      </w:pPr>
+    </w:p>
+    <w:p>
+      <w:pPr>
+        <w:pStyle w:val="berschrift2"/>
+      </w:pPr>
+      <w:bookmarkStart w:id="23" w:name="_Toc230943620"/>
+      <w:r>
+        <w:t>6.1.4   Motor Phasenmessung</w:t>
+      </w:r>
+      <w:bookmarkEnd w:id="23"/>
+    </w:p>
+    <w:p>
+      <w:pPr>
+        <w:rPr>
+          <w:rFonts w:ascii="Arial" w:hAnsi="Arial" w:cs="Arial"/>
+          <w:sz w:val="22"/>
+        </w:rPr>
+      </w:pPr>
+      <w:r>
+        <w:rPr>
+          <w:rFonts w:ascii="Arial" w:hAnsi="Arial" w:cs="Arial"/>
+          <w:noProof/>
+          <w:sz w:val="22"/>
+        </w:rPr>
+        <mc:AlternateContent>
+          <mc:Choice Requires="wpg">
+            <w:drawing>
+              <wp:anchor distT="0" distB="0" distL="114300" distR="114300" simplePos="0" relativeHeight="251676672" behindDoc="0" locked="0" layoutInCell="1" allowOverlap="1" wp14:anchorId="54047122" wp14:editId="08250B6D">
+                <wp:simplePos x="0" y="0"/>
+                <wp:positionH relativeFrom="column">
+                  <wp:posOffset>900249</wp:posOffset>
+                </wp:positionH>
+                <wp:positionV relativeFrom="paragraph">
+                  <wp:posOffset>817789</wp:posOffset>
+                </wp:positionV>
+                <wp:extent cx="4854575" cy="3326130"/>
+                <wp:effectExtent l="0" t="0" r="3175" b="7620"/>
+                <wp:wrapTopAndBottom/>
+                <wp:docPr id="776582647" name="Gruppieren 15"/>
+                <wp:cNvGraphicFramePr/>
+                <a:graphic xmlns:a="http://schemas.openxmlformats.org/drawingml/2006/main">
+                  <a:graphicData uri="http://schemas.microsoft.com/office/word/2010/wordprocessingGroup">
+                    <wpg:wgp>
+                      <wpg:cNvGrpSpPr/>
+                      <wpg:grpSpPr>
+                        <a:xfrm>
+                          <a:off x="0" y="0"/>
+                          <a:ext cx="4854575" cy="3326130"/>
+                          <a:chOff x="0" y="0"/>
+                          <a:chExt cx="4854575" cy="3326130"/>
+                        </a:xfrm>
+                      </wpg:grpSpPr>
+                      <pic:pic xmlns:pic="http://schemas.openxmlformats.org/drawingml/2006/picture">
+                        <pic:nvPicPr>
+                          <pic:cNvPr id="608651994" name="Grafik 4"/>
+                          <pic:cNvPicPr>
+                            <a:picLocks noChangeAspect="1"/>
+                          </pic:cNvPicPr>
+                        </pic:nvPicPr>
+                        <pic:blipFill>
+                          <a:blip r:embed="rId22">
+                            <a:extLst>
+                              <a:ext uri="{28A0092B-C50C-407E-A947-70E740481C1C}">
+                                <a14:useLocalDpi xmlns:a14="http://schemas.microsoft.com/office/drawing/2010/main" val="0"/>
+                              </a:ext>
+                            </a:extLst>
+                          </a:blip>
+                          <a:srcRect/>
+                          <a:stretch>
+                            <a:fillRect/>
+                          </a:stretch>
+                        </pic:blipFill>
+                        <pic:spPr bwMode="auto">
+                          <a:xfrm>
+                            <a:off x="0" y="0"/>
+                            <a:ext cx="4854575" cy="3053715"/>
+                          </a:xfrm>
+                          <a:prstGeom prst="rect">
+                            <a:avLst/>
+                          </a:prstGeom>
+                          <a:noFill/>
+                          <a:ln>
+                            <a:noFill/>
+                          </a:ln>
+                        </pic:spPr>
+                      </pic:pic>
+                      <wps:wsp>
+                        <wps:cNvPr id="1107915551" name="Textfeld 1"/>
+                        <wps:cNvSpPr txBox="1"/>
+                        <wps:spPr>
+                          <a:xfrm>
+                            <a:off x="0" y="3069590"/>
+                            <a:ext cx="4854575" cy="256540"/>
+                          </a:xfrm>
+                          <a:prstGeom prst="rect">
+                            <a:avLst/>
+                          </a:prstGeom>
+                          <a:solidFill>
+                            <a:prstClr val="white"/>
+                          </a:solidFill>
+                          <a:ln>
+                            <a:noFill/>
+                          </a:ln>
+                        </wps:spPr>
+                        <wps:txbx>
+                          <w:txbxContent>
+                            <w:p>
+                              <w:pPr>
+                                <w:pStyle w:val="Beschriftung"/>
+                                <w:rPr>
+                                  <w:rFonts w:eastAsiaTheme="minorHAnsi"/>
+                                  <w:noProof/>
+                                </w:rPr>
+                              </w:pPr>
+                              <w:r>
+                                <w:t xml:space="preserve">Abbildung </w:t>
+                              </w:r>
+                              <w:r>
+                                <w:fldChar w:fldCharType="begin"/>
+                              </w:r>
+                              <w:r>
+                                <w:instrText xml:space="preserve"> SEQ Abbildung \* ARABIC </w:instrText>
+                              </w:r>
+                              <w:r>
+                                <w:fldChar w:fldCharType="separate"/>
+                              </w:r>
+                              <w:r>
+                                <w:rPr>
+                                  <w:noProof/>
+                                </w:rPr>
+                                <w:t>6</w:t>
+                              </w:r>
+                              <w:r>
+                                <w:fldChar w:fldCharType="end"/>
+                              </w:r>
+                              <w:r>
+                                <w:t>: Motorphasen Messung</w:t>
+                              </w:r>
+                            </w:p>
+                          </w:txbxContent>
+                        </wps:txbx>
+                        <wps:bodyPr rot="0" spcFirstLastPara="0" vertOverflow="overflow" horzOverflow="overflow" vert="horz" wrap="square" lIns="0" tIns="0" rIns="0" bIns="0" numCol="1" spcCol="0" rtlCol="0" fromWordArt="0" anchor="t" anchorCtr="0" forceAA="0" compatLnSpc="1">
+                          <a:prstTxWarp prst="textNoShape">
+                            <a:avLst/>
+                          </a:prstTxWarp>
+                          <a:spAutoFit/>
+                        </wps:bodyPr>
+                      </wps:wsp>
+                    </wpg:wgp>
+                  </a:graphicData>
+                </a:graphic>
+              </wp:anchor>
+            </w:drawing>
+          </mc:Choice>
+          <mc:Fallback>
+            <w:pict>
+              <v:group w14:anchorId="54047122" id="Gruppieren 15" o:spid="_x0000_s1041" style="position:absolute;margin-left:70.9pt;margin-top:64.4pt;width:382.25pt;height:261.9pt;z-index:251676672" coordsize="48545,33261" o:gfxdata="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">
+                <v:shape id="Grafik 4" o:spid="_x0000_s1042" type="#_x0000_t75" style="position:absolute;width:48545;height:30537;visibility:visible;mso-wrap-style:square" o:gfxdata="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">
+                  <v:imagedata r:id="rId23" o:title=""/>
+                </v:shape>
+                <v:shape id="Textfeld 1" o:spid="_x0000_s1043" type="#_x0000_t202" style="position:absolute;top:30695;width:48545;height:2566;visibility:visible;mso-wrap-style:square;v-text-anchor:top" o:gfxdata="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" stroked="f">
+                  <v:textbox style="mso-fit-shape-to-text:t" inset="0,0,0,0">
+                    <w:txbxContent>
+                      <w:p>
+                        <w:pPr>
+                          <w:pStyle w:val="Beschriftung"/>
+                          <w:rPr>
+                            <w:rFonts w:eastAsiaTheme="minorHAnsi"/>
+                            <w:noProof/>
+                          </w:rPr>
+                        </w:pPr>
+                        <w:r>
+                          <w:t xml:space="preserve">Abbildung </w:t>
+                        </w:r>
+                        <w:r>
+                          <w:fldChar w:fldCharType="begin"/>
+                        </w:r>
+                        <w:r>
+                          <w:instrText xml:space="preserve"> SEQ Abbildung \* ARABIC </w:instrText>
+                        </w:r>
+                        <w:r>
+                          <w:fldChar w:fldCharType="separate"/>
+                        </w:r>
+                        <w:r>
+                          <w:rPr>
+                            <w:noProof/>
+                          </w:rPr>
+                          <w:t>6</w:t>
+                        </w:r>
+                        <w:r>
+                          <w:fldChar w:fldCharType="end"/>
+                        </w:r>
+                        <w:r>
+                          <w:t>: Motorphasen Messung</w:t>
+                        </w:r>
+                      </w:p>
+                    </w:txbxContent>
+                  </v:textbox>
+                </v:shape>
+                <w10:wrap type="topAndBottom"/>
+              </v:group>
+            </w:pict>
+          </mc:Fallback>
+        </mc:AlternateContent>
+      </w:r>
+      <w:r>
+        <w:rPr>
+          <w:rFonts w:ascii="Arial" w:hAnsi="Arial" w:cs="Arial"/>
+          <w:sz w:val="22"/>
+        </w:rPr>
+        <w:t xml:space="preserve">Hier haben wir die drei Phasen des </w:t>
+      </w:r>
+      <w:proofErr w:type="spellStart"/>
+      <w:r>
+        <w:rPr>
+          <w:rFonts w:ascii="Arial" w:hAnsi="Arial" w:cs="Arial"/>
+          <w:sz w:val="22"/>
+        </w:rPr>
+        <w:t>Brushless</w:t>
+      </w:r>
+      <w:proofErr w:type="spellEnd"/>
+      <w:r>
+        <w:rPr>
+          <w:rFonts w:ascii="Arial" w:hAnsi="Arial" w:cs="Arial"/>
+          <w:sz w:val="22"/>
+        </w:rPr>
+        <w:t>-Motors gleichzeitig gemessen (Kanal 1/2/3, je 5V/div). Man kann sehen, dass die drei Phasen (blau, grün, orange) versetzt zueinander geschaltet werden – klassisches BLDC-Kommutierungsmuster. Die Signale zeigen deutlich die PWM-Ansteuerung des ESC mit den charakteristischen Schaltflanken und dem Übersprechen zwischen den Phasen.</w:t>
+      </w:r>
+    </w:p>
+    <w:p>
+      <w:pPr>
+        <w:pStyle w:val="berschrift2"/>
+      </w:pPr>
+      <w:bookmarkStart w:id="24" w:name="_Toc230943621"/>
+      <w:r>
+        <w:lastRenderedPageBreak/>
+        <w:t xml:space="preserve">6.1.5   </w:t>
+      </w:r>
+      <w:r>
+        <w:t>Servo Positionsmessung</w:t>
+      </w:r>
+      <w:bookmarkEnd w:id="24"/>
+    </w:p>
+    <w:p>
+      <w:r>
+        <w:rPr>
+          <w:noProof/>
+        </w:rPr>
+        <mc:AlternateContent>
+          <mc:Choice Requires="wpg">
+            <w:drawing>
+              <wp:anchor distT="0" distB="0" distL="114300" distR="114300" simplePos="0" relativeHeight="251679744" behindDoc="0" locked="0" layoutInCell="1" allowOverlap="1" wp14:anchorId="4F972689" wp14:editId="1033FAF7">
+                <wp:simplePos x="0" y="0"/>
+                <wp:positionH relativeFrom="margin">
+                  <wp:align>center</wp:align>
+                </wp:positionH>
+                <wp:positionV relativeFrom="paragraph">
+                  <wp:posOffset>916577</wp:posOffset>
+                </wp:positionV>
+                <wp:extent cx="4974590" cy="3341370"/>
+                <wp:effectExtent l="0" t="0" r="0" b="0"/>
+                <wp:wrapTopAndBottom/>
+                <wp:docPr id="661439856" name="Gruppieren 16"/>
+                <wp:cNvGraphicFramePr/>
+                <a:graphic xmlns:a="http://schemas.openxmlformats.org/drawingml/2006/main">
+                  <a:graphicData uri="http://schemas.microsoft.com/office/word/2010/wordprocessingGroup">
+                    <wpg:wgp>
+                      <wpg:cNvGrpSpPr/>
+                      <wpg:grpSpPr>
+                        <a:xfrm>
+                          <a:off x="0" y="0"/>
+                          <a:ext cx="4974590" cy="3341370"/>
+                          <a:chOff x="0" y="0"/>
+                          <a:chExt cx="5452110" cy="3739515"/>
+                        </a:xfrm>
+                      </wpg:grpSpPr>
+                      <pic:pic xmlns:pic="http://schemas.openxmlformats.org/drawingml/2006/picture">
+                        <pic:nvPicPr>
+                          <pic:cNvPr id="849994484" name="Grafik 5"/>
+                          <pic:cNvPicPr>
+                            <a:picLocks noChangeAspect="1"/>
+                          </pic:cNvPicPr>
+                        </pic:nvPicPr>
+                        <pic:blipFill>
+                          <a:blip r:embed="rId24">
+                            <a:extLst>
+                              <a:ext uri="{28A0092B-C50C-407E-A947-70E740481C1C}">
+                                <a14:useLocalDpi xmlns:a14="http://schemas.microsoft.com/office/drawing/2010/main" val="0"/>
+                              </a:ext>
+                            </a:extLst>
+                          </a:blip>
+                          <a:srcRect/>
+                          <a:stretch>
+                            <a:fillRect/>
+                          </a:stretch>
+                        </pic:blipFill>
+                        <pic:spPr bwMode="auto">
+                          <a:xfrm>
+                            <a:off x="0" y="0"/>
+                            <a:ext cx="5452110" cy="3429635"/>
+                          </a:xfrm>
+                          <a:prstGeom prst="rect">
+                            <a:avLst/>
+                          </a:prstGeom>
+                          <a:noFill/>
+                          <a:ln>
+                            <a:noFill/>
+                          </a:ln>
+                        </pic:spPr>
+                      </pic:pic>
+                      <wps:wsp>
+                        <wps:cNvPr id="592539627" name="Textfeld 1"/>
+                        <wps:cNvSpPr txBox="1"/>
+                        <wps:spPr>
+                          <a:xfrm>
+                            <a:off x="0" y="3482975"/>
+                            <a:ext cx="5452110" cy="256540"/>
+                          </a:xfrm>
+                          <a:prstGeom prst="rect">
+                            <a:avLst/>
+                          </a:prstGeom>
+                          <a:solidFill>
+                            <a:prstClr val="white"/>
+                          </a:solidFill>
+                          <a:ln>
+                            <a:noFill/>
+                          </a:ln>
+                        </wps:spPr>
+                        <wps:txbx>
+                          <w:txbxContent>
+                            <w:p>
+                              <w:pPr>
+                                <w:pStyle w:val="Beschriftung"/>
+                                <w:rPr>
+                                  <w:rFonts w:eastAsiaTheme="minorHAnsi"/>
+                                  <w:noProof/>
+                                </w:rPr>
+                              </w:pPr>
+                              <w:r>
+                                <w:t xml:space="preserve">Abbildung </w:t>
+                              </w:r>
+                              <w:r>
+                                <w:fldChar w:fldCharType="begin"/>
+                              </w:r>
+                              <w:r>
+                                <w:instrText xml:space="preserve"> SEQ Abbildung \* ARABIC </w:instrText>
+                              </w:r>
+                              <w:r>
+                                <w:fldChar w:fldCharType="separate"/>
+                              </w:r>
+                              <w:r>
+                                <w:rPr>
+                                  <w:noProof/>
+                                </w:rPr>
+                                <w:t>7</w:t>
+                              </w:r>
+                              <w:r>
+                                <w:fldChar w:fldCharType="end"/>
+                              </w:r>
+                              <w:r>
+                                <w:t>: Servo links eingeschlagen</w:t>
+                              </w:r>
+                            </w:p>
+                          </w:txbxContent>
+                        </wps:txbx>
+                        <wps:bodyPr rot="0" spcFirstLastPara="0" vertOverflow="overflow" horzOverflow="overflow" vert="horz" wrap="square" lIns="0" tIns="0" rIns="0" bIns="0" numCol="1" spcCol="0" rtlCol="0" fromWordArt="0" anchor="t" anchorCtr="0" forceAA="0" compatLnSpc="1">
+                          <a:prstTxWarp prst="textNoShape">
+                            <a:avLst/>
+                          </a:prstTxWarp>
+                          <a:noAutofit/>
+                        </wps:bodyPr>
+                      </wps:wsp>
+                    </wpg:wgp>
+                  </a:graphicData>
+                </a:graphic>
+                <wp14:sizeRelH relativeFrom="margin">
+                  <wp14:pctWidth>0</wp14:pctWidth>
+                </wp14:sizeRelH>
+                <wp14:sizeRelV relativeFrom="margin">
+                  <wp14:pctHeight>0</wp14:pctHeight>
+                </wp14:sizeRelV>
+              </wp:anchor>
+            </w:drawing>
+          </mc:Choice>
+          <mc:Fallback>
+            <w:pict>
+              <v:group w14:anchorId="4F972689" id="Gruppieren 16" o:spid="_x0000_s1044" style="position:absolute;margin-left:0;margin-top:72.15pt;width:391.7pt;height:263.1pt;z-index:251679744;mso-position-horizontal:center;mso-position-horizontal-relative:margin;mso-width-relative:margin;mso-height-relative:margin" coordsize="54521,37395" o:gfxdata="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">
+                <v:shape id="Grafik 5" o:spid="_x0000_s1045" type="#_x0000_t75" style="position:absolute;width:54521;height:34296;visibility:visible;mso-wrap-style:square" o:gfxdata="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">
+                  <v:imagedata r:id="rId25" o:title=""/>
+                </v:shape>
+                <v:shape id="Textfeld 1" o:spid="_x0000_s1046" type="#_x0000_t202" style="position:absolute;top:34829;width:54521;height:2566;visibility:visible;mso-wrap-style:square;v-text-anchor:top" o:gfxdata="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" stroked="f">
+                  <v:textbox inset="0,0,0,0">
+                    <w:txbxContent>
+                      <w:p>
+                        <w:pPr>
+                          <w:pStyle w:val="Beschriftung"/>
+                          <w:rPr>
+                            <w:rFonts w:eastAsiaTheme="minorHAnsi"/>
+                            <w:noProof/>
+                          </w:rPr>
+                        </w:pPr>
+                        <w:r>
+                          <w:t xml:space="preserve">Abbildung </w:t>
+                        </w:r>
+                        <w:r>
+                          <w:fldChar w:fldCharType="begin"/>
+                        </w:r>
+                        <w:r>
+                          <w:instrText xml:space="preserve"> SEQ Abbildung \* ARABIC </w:instrText>
+                        </w:r>
+                        <w:r>
+                          <w:fldChar w:fldCharType="separate"/>
+                        </w:r>
+                        <w:r>
+                          <w:rPr>
+                            <w:noProof/>
+                          </w:rPr>
+                          <w:t>7</w:t>
+                        </w:r>
+                        <w:r>
+                          <w:fldChar w:fldCharType="end"/>
+                        </w:r>
+                        <w:r>
+                          <w:t>: Servo links eingeschlagen</w:t>
+                        </w:r>
+                      </w:p>
+                    </w:txbxContent>
+                  </v:textbox>
+                </v:shape>
+                <w10:wrap type="topAndBottom" anchorx="margin"/>
+              </v:group>
+            </w:pict>
+          </mc:Fallback>
+        </mc:AlternateContent>
+      </w:r>
+      <w:r>
+        <w:t>Hier haben wir das PWM-Signal des Servos bei Vollausschlag nach links gemessen. Man kann sehen, dass der Puls eine Breite von ca. 1ms hat (kürzerer HIGH-Pegel), was dem linken Endanschlag des Servos entspricht. Das Signal wiederholt sich mit der typischen Servo-Frequenz von ~50Hz (Periode ~20ms).</w:t>
+      </w:r>
+    </w:p>
+    <w:p/>
+    <w:p>
+      <w:r>
+        <w:rPr>
+          <w:noProof/>
+        </w:rPr>
+        <mc:AlternateContent>
+          <mc:Choice Requires="wpg">
+            <w:drawing>
+              <wp:anchor distT="0" distB="0" distL="114300" distR="114300" simplePos="0" relativeHeight="251682816" behindDoc="0" locked="0" layoutInCell="1" allowOverlap="1" wp14:anchorId="14384F04" wp14:editId="352F8935">
+                <wp:simplePos x="0" y="0"/>
+                <wp:positionH relativeFrom="column">
+                  <wp:posOffset>747849</wp:posOffset>
+                </wp:positionH>
+                <wp:positionV relativeFrom="paragraph">
+                  <wp:posOffset>729343</wp:posOffset>
+                </wp:positionV>
+                <wp:extent cx="5159375" cy="3554730"/>
+                <wp:effectExtent l="0" t="0" r="3175" b="7620"/>
+                <wp:wrapTopAndBottom/>
+                <wp:docPr id="1618293758" name="Gruppieren 17"/>
+                <wp:cNvGraphicFramePr/>
+                <a:graphic xmlns:a="http://schemas.openxmlformats.org/drawingml/2006/main">
+                  <a:graphicData uri="http://schemas.microsoft.com/office/word/2010/wordprocessingGroup">
+                    <wpg:wgp>
+                      <wpg:cNvGrpSpPr/>
+                      <wpg:grpSpPr>
+                        <a:xfrm>
+                          <a:off x="0" y="0"/>
+                          <a:ext cx="5159375" cy="3554730"/>
+                          <a:chOff x="0" y="0"/>
+                          <a:chExt cx="5159375" cy="3554730"/>
+                        </a:xfrm>
+                      </wpg:grpSpPr>
+                      <pic:pic xmlns:pic="http://schemas.openxmlformats.org/drawingml/2006/picture">
+                        <pic:nvPicPr>
+                          <pic:cNvPr id="452836221" name="Grafik 6"/>
+                          <pic:cNvPicPr>
+                            <a:picLocks noChangeAspect="1"/>
+                          </pic:cNvPicPr>
+                        </pic:nvPicPr>
+                        <pic:blipFill>
+                          <a:blip r:embed="rId26">
+                            <a:extLst>
+                              <a:ext uri="{28A0092B-C50C-407E-A947-70E740481C1C}">
+                                <a14:useLocalDpi xmlns:a14="http://schemas.microsoft.com/office/drawing/2010/main" val="0"/>
+                              </a:ext>
+                            </a:extLst>
+                          </a:blip>
+                          <a:srcRect/>
+                          <a:stretch>
+                            <a:fillRect/>
+                          </a:stretch>
+                        </pic:blipFill>
+                        <pic:spPr bwMode="auto">
+                          <a:xfrm>
+                            <a:off x="0" y="0"/>
+                            <a:ext cx="5159375" cy="3245485"/>
+                          </a:xfrm>
+                          <a:prstGeom prst="rect">
+                            <a:avLst/>
+                          </a:prstGeom>
+                          <a:noFill/>
+                          <a:ln>
+                            <a:noFill/>
+                          </a:ln>
+                        </pic:spPr>
+                      </pic:pic>
+                      <wps:wsp>
+                        <wps:cNvPr id="1268910451" name="Textfeld 1"/>
+                        <wps:cNvSpPr txBox="1"/>
+                        <wps:spPr>
+                          <a:xfrm>
+                            <a:off x="0" y="3298190"/>
+                            <a:ext cx="5159375" cy="256540"/>
+                          </a:xfrm>
+                          <a:prstGeom prst="rect">
+                            <a:avLst/>
+                          </a:prstGeom>
+                          <a:solidFill>
+                            <a:prstClr val="white"/>
+                          </a:solidFill>
+                          <a:ln>
+                            <a:noFill/>
+                          </a:ln>
+                        </wps:spPr>
+                        <wps:txbx>
+                          <w:txbxContent>
+                            <w:p>
+                              <w:pPr>
+                                <w:pStyle w:val="Beschriftung"/>
+                                <w:rPr>
+                                  <w:rFonts w:eastAsiaTheme="minorHAnsi"/>
+                                  <w:noProof/>
+                                </w:rPr>
+                              </w:pPr>
+                              <w:r>
+                                <w:t xml:space="preserve">Abbildung </w:t>
+                              </w:r>
+                              <w:r>
+                                <w:fldChar w:fldCharType="begin"/>
+                              </w:r>
+                              <w:r>
+                                <w:instrText xml:space="preserve"> SEQ Abbildung \* ARABIC </w:instrText>
+                              </w:r>
+                              <w:r>
+                                <w:fldChar w:fldCharType="separate"/>
+                              </w:r>
+                              <w:r>
+                                <w:rPr>
+                                  <w:noProof/>
+                                </w:rPr>
+                                <w:t>8</w:t>
+                              </w:r>
+                              <w:r>
+                                <w:fldChar w:fldCharType="end"/>
+                              </w:r>
+                              <w:r>
+                                <w:t>: Servo neutral</w:t>
+                              </w:r>
+                            </w:p>
+                          </w:txbxContent>
+                        </wps:txbx>
+                        <wps:bodyPr rot="0" spcFirstLastPara="0" vertOverflow="overflow" horzOverflow="overflow" vert="horz" wrap="square" lIns="0" tIns="0" rIns="0" bIns="0" numCol="1" spcCol="0" rtlCol="0" fromWordArt="0" anchor="t" anchorCtr="0" forceAA="0" compatLnSpc="1">
+                          <a:prstTxWarp prst="textNoShape">
+                            <a:avLst/>
+                          </a:prstTxWarp>
+                          <a:spAutoFit/>
+                        </wps:bodyPr>
+                      </wps:wsp>
+                    </wpg:wgp>
+                  </a:graphicData>
+                </a:graphic>
+              </wp:anchor>
+            </w:drawing>
+          </mc:Choice>
+          <mc:Fallback>
+            <w:pict>
+              <v:group w14:anchorId="14384F04" id="Gruppieren 17" o:spid="_x0000_s1047" style="position:absolute;margin-left:58.9pt;margin-top:57.45pt;width:406.25pt;height:279.9pt;z-index:251682816" coordsize="51593,35547" o:gfxdata="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">
+                <v:shape id="Grafik 6" o:spid="_x0000_s1048" type="#_x0000_t75" style="position:absolute;width:51593;height:32454;visibility:visible;mso-wrap-style:square" o:gfxdata="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">
+                  <v:imagedata r:id="rId27" o:title=""/>
+                </v:shape>
+                <v:shape id="Textfeld 1" o:spid="_x0000_s1049" type="#_x0000_t202" style="position:absolute;top:32981;width:51593;height:2566;visibility:visible;mso-wrap-style:square;v-text-anchor:top" o:gfxdata="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" stroked="f">
+                  <v:textbox style="mso-fit-shape-to-text:t" inset="0,0,0,0">
+                    <w:txbxContent>
+                      <w:p>
+                        <w:pPr>
+                          <w:pStyle w:val="Beschriftung"/>
+                          <w:rPr>
+                            <w:rFonts w:eastAsiaTheme="minorHAnsi"/>
+                            <w:noProof/>
+                          </w:rPr>
+                        </w:pPr>
+                        <w:r>
+                          <w:t xml:space="preserve">Abbildung </w:t>
+                        </w:r>
+                        <w:r>
+                          <w:fldChar w:fldCharType="begin"/>
+                        </w:r>
+                        <w:r>
+                          <w:instrText xml:space="preserve"> SEQ Abbildung \* ARABIC </w:instrText>
+                        </w:r>
+                        <w:r>
+                          <w:fldChar w:fldCharType="separate"/>
+                        </w:r>
+                        <w:r>
+                          <w:rPr>
+                            <w:noProof/>
+                          </w:rPr>
+                          <w:t>8</w:t>
+                        </w:r>
+                        <w:r>
+                          <w:fldChar w:fldCharType="end"/>
+                        </w:r>
+                        <w:r>
+                          <w:t>: Servo neutral</w:t>
+                        </w:r>
+                      </w:p>
+                    </w:txbxContent>
+                  </v:textbox>
+                </v:shape>
+                <w10:wrap type="topAndBottom"/>
+              </v:group>
+            </w:pict>
+          </mc:Fallback>
+        </mc:AlternateContent>
+      </w:r>
+      <w:r>
+        <w:t>Hier haben wir das PWM-Signal des Servos in Neutralstellung gemessen. Man kann sehen, dass der Puls auf ca. 1.5ms liegt – genau in der Mitte zwischen den beiden Endanschlägen. Das Servo befindet sich damit in der Geradeausstellung, was der Mittenposition (1500µs) entspricht.</w:t>
+      </w:r>
+    </w:p>
+    <w:p>
+      <w:r>
+        <w:rPr>
+          <w:noProof/>
+        </w:rPr>
+        <w:lastRenderedPageBreak/>
+        <mc:AlternateContent>
+          <mc:Choice Requires="wpg">
+            <w:drawing>
+              <wp:anchor distT="0" distB="0" distL="114300" distR="114300" simplePos="0" relativeHeight="251685888" behindDoc="0" locked="0" layoutInCell="1" allowOverlap="1" wp14:anchorId="5AD54DED" wp14:editId="286D50F7">
+                <wp:simplePos x="0" y="0"/>
+                <wp:positionH relativeFrom="column">
+                  <wp:posOffset>638991</wp:posOffset>
+                </wp:positionH>
+                <wp:positionV relativeFrom="paragraph">
+                  <wp:posOffset>914400</wp:posOffset>
+                </wp:positionV>
+                <wp:extent cx="5380990" cy="3696335"/>
+                <wp:effectExtent l="0" t="0" r="0" b="0"/>
+                <wp:wrapTopAndBottom/>
+                <wp:docPr id="1745051642" name="Gruppieren 18"/>
+                <wp:cNvGraphicFramePr/>
+                <a:graphic xmlns:a="http://schemas.openxmlformats.org/drawingml/2006/main">
+                  <a:graphicData uri="http://schemas.microsoft.com/office/word/2010/wordprocessingGroup">
+                    <wpg:wgp>
+                      <wpg:cNvGrpSpPr/>
+                      <wpg:grpSpPr>
+                        <a:xfrm>
+                          <a:off x="0" y="0"/>
+                          <a:ext cx="5380990" cy="3696335"/>
+                          <a:chOff x="0" y="0"/>
+                          <a:chExt cx="5380990" cy="3696335"/>
+                        </a:xfrm>
+                      </wpg:grpSpPr>
+                      <pic:pic xmlns:pic="http://schemas.openxmlformats.org/drawingml/2006/picture">
+                        <pic:nvPicPr>
+                          <pic:cNvPr id="506938800" name="Grafik 7"/>
+                          <pic:cNvPicPr>
+                            <a:picLocks noChangeAspect="1"/>
+                          </pic:cNvPicPr>
+                        </pic:nvPicPr>
+                        <pic:blipFill>
+                          <a:blip r:embed="rId28">
+                            <a:extLst>
+                              <a:ext uri="{28A0092B-C50C-407E-A947-70E740481C1C}">
+                                <a14:useLocalDpi xmlns:a14="http://schemas.microsoft.com/office/drawing/2010/main" val="0"/>
+                              </a:ext>
+                            </a:extLst>
+                          </a:blip>
+                          <a:srcRect/>
+                          <a:stretch>
+                            <a:fillRect/>
+                          </a:stretch>
+                        </pic:blipFill>
+                        <pic:spPr bwMode="auto">
+                          <a:xfrm>
+                            <a:off x="0" y="0"/>
+                            <a:ext cx="5380990" cy="3385185"/>
+                          </a:xfrm>
+                          <a:prstGeom prst="rect">
+                            <a:avLst/>
+                          </a:prstGeom>
+                          <a:noFill/>
+                          <a:ln>
+                            <a:noFill/>
+                          </a:ln>
+                        </pic:spPr>
+                      </pic:pic>
+                      <wps:wsp>
+                        <wps:cNvPr id="441782828" name="Textfeld 1"/>
+                        <wps:cNvSpPr txBox="1"/>
+                        <wps:spPr>
+                          <a:xfrm>
+                            <a:off x="0" y="3439795"/>
+                            <a:ext cx="5380990" cy="256540"/>
+                          </a:xfrm>
+                          <a:prstGeom prst="rect">
+                            <a:avLst/>
+                          </a:prstGeom>
+                          <a:solidFill>
+                            <a:prstClr val="white"/>
+                          </a:solidFill>
+                          <a:ln>
+                            <a:noFill/>
+                          </a:ln>
+                        </wps:spPr>
+                        <wps:txbx>
+                          <w:txbxContent>
+                            <w:p>
+                              <w:pPr>
+                                <w:pStyle w:val="Beschriftung"/>
+                                <w:rPr>
+                                  <w:rFonts w:eastAsiaTheme="minorHAnsi"/>
+                                  <w:noProof/>
+                                </w:rPr>
+                              </w:pPr>
+                              <w:r>
+                                <w:t xml:space="preserve">Abbildung </w:t>
+                              </w:r>
+                              <w:r>
+                                <w:fldChar w:fldCharType="begin"/>
+                              </w:r>
+                              <w:r>
+                                <w:instrText xml:space="preserve"> SEQ Abbildung \* ARABIC </w:instrText>
+                              </w:r>
+                              <w:r>
+                                <w:fldChar w:fldCharType="separate"/>
+                              </w:r>
+                              <w:r>
+                                <w:rPr>
+                                  <w:noProof/>
+                                </w:rPr>
+                                <w:t>9</w:t>
+                              </w:r>
+                              <w:r>
+                                <w:fldChar w:fldCharType="end"/>
+                              </w:r>
+                              <w:r>
+                                <w:t>: Servo rechts eingeschlagen</w:t>
+                              </w:r>
+                            </w:p>
+                          </w:txbxContent>
+                        </wps:txbx>
+                        <wps:bodyPr rot="0" spcFirstLastPara="0" vertOverflow="overflow" horzOverflow="overflow" vert="horz" wrap="square" lIns="0" tIns="0" rIns="0" bIns="0" numCol="1" spcCol="0" rtlCol="0" fromWordArt="0" anchor="t" anchorCtr="0" forceAA="0" compatLnSpc="1">
+                          <a:prstTxWarp prst="textNoShape">
+                            <a:avLst/>
+                          </a:prstTxWarp>
+                          <a:spAutoFit/>
+                        </wps:bodyPr>
+                      </wps:wsp>
+                    </wpg:wgp>
+                  </a:graphicData>
+                </a:graphic>
+              </wp:anchor>
+            </w:drawing>
+          </mc:Choice>
+          <mc:Fallback>
+            <w:pict>
+              <v:group w14:anchorId="5AD54DED" id="Gruppieren 18" o:spid="_x0000_s1050" style="position:absolute;margin-left:50.3pt;margin-top:1in;width:423.7pt;height:291.05pt;z-index:251685888" coordsize="53809,36963" o:gfxdata="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">
+                <v:shape id="Grafik 7" o:spid="_x0000_s1051" type="#_x0000_t75" style="position:absolute;width:53809;height:33851;visibility:visible;mso-wrap-style:square" o:gfxdata="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">
+                  <v:imagedata r:id="rId29" o:title=""/>
+                </v:shape>
+                <v:shape id="Textfeld 1" o:spid="_x0000_s1052" type="#_x0000_t202" style="position:absolute;top:34397;width:53809;height:2566;visibility:visible;mso-wrap-style:square;v-text-anchor:top" o:gfxdata="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" stroked="f">
+                  <v:textbox style="mso-fit-shape-to-text:t" inset="0,0,0,0">
+                    <w:txbxContent>
+                      <w:p>
+                        <w:pPr>
+                          <w:pStyle w:val="Beschriftung"/>
+                          <w:rPr>
+                            <w:rFonts w:eastAsiaTheme="minorHAnsi"/>
+                            <w:noProof/>
+                          </w:rPr>
+                        </w:pPr>
+                        <w:r>
+                          <w:t xml:space="preserve">Abbildung </w:t>
+                        </w:r>
+                        <w:r>
+                          <w:fldChar w:fldCharType="begin"/>
+                        </w:r>
+                        <w:r>
+                          <w:instrText xml:space="preserve"> SEQ Abbildung \* ARABIC </w:instrText>
+                        </w:r>
+                        <w:r>
+                          <w:fldChar w:fldCharType="separate"/>
+                        </w:r>
+                        <w:r>
+                          <w:rPr>
+                            <w:noProof/>
+                          </w:rPr>
+                          <w:t>9</w:t>
+                        </w:r>
+                        <w:r>
+                          <w:fldChar w:fldCharType="end"/>
+                        </w:r>
+                        <w:r>
+                          <w:t>: Servo rechts eingeschlagen</w:t>
+                        </w:r>
+                      </w:p>
+                    </w:txbxContent>
+                  </v:textbox>
+                </v:shape>
+                <w10:wrap type="topAndBottom"/>
+              </v:group>
+            </w:pict>
+          </mc:Fallback>
+        </mc:AlternateContent>
+      </w:r>
+      <w:r>
+        <w:t>Hier haben wir das PWM-Signal des Servos bei Vollausschlag nach rechts gemessen. Man kann sehen, dass der Puls mit ca. 2ms am längsten ist, was dem rechten Endanschlag entspricht. Im Vergleich zu links (1ms) und neutral (1.5ms) ist die Pulsbreiten-Abstufung klar erkennbar – die PWM-Steuerung funktioniert korrekt über den vollen Lenkbereich.</w:t>
+      </w:r>
+    </w:p>
+    <w:p/>
+    <w:p>
+      <w:pPr>
+        <w:pStyle w:val="berschrift2"/>
+        <w:rPr>
+          <w:rFonts w:ascii="Arial" w:hAnsi="Arial" w:cs="Arial"/>
+        </w:rPr>
+      </w:pPr>
+      <w:bookmarkStart w:id="25" w:name="_Toc230943622"/>
+      <w:r>
+        <w:rPr>
+          <w:rFonts w:ascii="Arial" w:hAnsi="Arial" w:cs="Arial"/>
+        </w:rPr>
+        <w:t>6.</w:t>
+      </w:r>
+      <w:r>
+        <w:rPr>
+          <w:rFonts w:ascii="Arial" w:hAnsi="Arial" w:cs="Arial"/>
+        </w:rPr>
+        <w:t>2</w:t>
+      </w:r>
+      <w:r>
+        <w:rPr>
+          <w:rFonts w:ascii="Arial" w:hAnsi="Arial" w:cs="Arial"/>
+        </w:rPr>
+        <w:t xml:space="preserve">   Funktionsergebnis</w:t>
+      </w:r>
+      <w:bookmarkEnd w:id="25"/>
+    </w:p>
+    <w:p>
+      <w:pPr>
+        <w:rPr>
+          <w:rFonts w:ascii="Arial" w:hAnsi="Arial" w:cs="Arial"/>
+          <w:sz w:val="22"/>
+        </w:rPr>
+      </w:pPr>
+      <w:r>
+        <w:rPr>
+          <w:rFonts w:ascii="Arial" w:hAnsi="Arial" w:cs="Arial"/>
+          <w:sz w:val="22"/>
+        </w:rPr>
+        <w:t>Das fertiggestellte ESP-RC-Car erfüllt die wesentlichen definierten Anforderungen. Das Fahrzeug lässt sich über die Flutter-App per WiFi-</w:t>
+      </w:r>
+      <w:proofErr w:type="spellStart"/>
+      <w:r>
+        <w:rPr>
+          <w:rFonts w:ascii="Arial" w:hAnsi="Arial" w:cs="Arial"/>
+          <w:sz w:val="22"/>
+        </w:rPr>
+        <w:t>WebSocket</w:t>
+      </w:r>
+      <w:proofErr w:type="spellEnd"/>
+      <w:r>
+        <w:rPr>
+          <w:rFonts w:ascii="Arial" w:hAnsi="Arial" w:cs="Arial"/>
+          <w:sz w:val="22"/>
+        </w:rPr>
+        <w:t xml:space="preserve">-Verbindung in Echtzeit steuern; der virtuelle Joystick sowie ein physischer Gamepad-Controller wurden erfolgreich in Betrieb genommen. Die BLDC-Motoransteuerung via DRV8323S und sechs LEDC-PWM-Kanäle funktioniert stabil, und die Servo-Lenkung reagiert reproduzierbar auf Lenkbefehle der App. Das Energiemanagement-System (USB-PD-Laden, 2S-LiPo-Schutz, Zell-Balancer) arbeitet korrekt; die Batteriespannung wird in Echtzeit in der App angezeigt. Die </w:t>
+      </w:r>
+      <w:proofErr w:type="spellStart"/>
+      <w:r>
+        <w:rPr>
+          <w:rFonts w:ascii="Arial" w:hAnsi="Arial" w:cs="Arial"/>
+          <w:sz w:val="22"/>
+        </w:rPr>
+        <w:t>WebSocket</w:t>
+      </w:r>
+      <w:proofErr w:type="spellEnd"/>
+      <w:r>
+        <w:rPr>
+          <w:rFonts w:ascii="Arial" w:hAnsi="Arial" w:cs="Arial"/>
+          <w:sz w:val="22"/>
+        </w:rPr>
+        <w:t>-Verbindung zeigte im Test eine niedrige Latenz und verblieb während der Fahrt stabil im Soft-AP-Netzwerk des ESP32-S3.</w:t>
+      </w:r>
+    </w:p>
+    <w:p>
+      <w:pPr>
+        <w:pStyle w:val="berschrift2"/>
+        <w:rPr>
+          <w:rFonts w:ascii="Arial" w:hAnsi="Arial" w:cs="Arial"/>
+        </w:rPr>
+      </w:pPr>
+      <w:bookmarkStart w:id="26" w:name="_Toc230943623"/>
       <w:r>
         <w:rPr>
           <w:rFonts w:ascii="Arial" w:hAnsi="Arial" w:cs="Arial"/>
@@ -6639,7 +9078,7 @@
         </w:rPr>
         <w:t>Lösungen</w:t>
       </w:r>
-      <w:bookmarkEnd w:id="20"/>
+      <w:bookmarkEnd w:id="26"/>
     </w:p>
     <w:p>
       <w:pPr>
@@ -6814,14 +9253,14 @@
           <w:rFonts w:ascii="Arial" w:hAnsi="Arial" w:cs="Arial"/>
         </w:rPr>
       </w:pPr>
-      <w:bookmarkStart w:id="21" w:name="_Toc230879001"/>
+      <w:bookmarkStart w:id="27" w:name="_Toc230943624"/>
       <w:r>
         <w:rPr>
           <w:rFonts w:ascii="Arial" w:hAnsi="Arial" w:cs="Arial"/>
         </w:rPr>
         <w:t>7   Schlussfolgerung</w:t>
       </w:r>
-      <w:bookmarkEnd w:id="21"/>
+      <w:bookmarkEnd w:id="27"/>
     </w:p>
     <w:p>
       <w:pPr>
@@ -6910,7 +9349,7 @@
           <w:lang w:val="en-GB"/>
         </w:rPr>
       </w:pPr>
-      <w:bookmarkStart w:id="22" w:name="_Toc230879002"/>
+      <w:bookmarkStart w:id="28" w:name="_Toc230943625"/>
       <w:r>
         <w:rPr>
           <w:rFonts w:ascii="Arial" w:hAnsi="Arial" w:cs="Arial"/>
@@ -6926,7 +9365,7 @@
         </w:rPr>
         <w:t>Quellenverzeichnis</w:t>
       </w:r>
-      <w:bookmarkEnd w:id="22"/>
+      <w:bookmarkEnd w:id="28"/>
       <w:proofErr w:type="spellEnd"/>
     </w:p>
     <w:p>
@@ -6943,27 +9382,37 @@
           <w:sz w:val="20"/>
           <w:lang w:val="en-GB"/>
         </w:rPr>
-        <w:t xml:space="preserve">[1]  </w:t>
-      </w:r>
-      <w:proofErr w:type="spellStart"/>
+        <w:t>[1</w:t>
+      </w:r>
+      <w:proofErr w:type="gramStart"/>
       <w:r>
         <w:rPr>
           <w:rFonts w:ascii="Arial" w:hAnsi="Arial" w:cs="Arial"/>
           <w:sz w:val="20"/>
           <w:lang w:val="en-GB"/>
         </w:rPr>
-        <w:t>Espressif</w:t>
-      </w:r>
-      <w:proofErr w:type="spellEnd"/>
+        <w:t xml:space="preserve">]  </w:t>
+      </w:r>
+      <w:proofErr w:type="spellStart"/>
       <w:r>
         <w:rPr>
           <w:rFonts w:ascii="Arial" w:hAnsi="Arial" w:cs="Arial"/>
           <w:sz w:val="20"/>
           <w:lang w:val="en-GB"/>
         </w:rPr>
+        <w:t>Espressif</w:t>
+      </w:r>
+      <w:proofErr w:type="spellEnd"/>
+      <w:proofErr w:type="gramEnd"/>
+      <w:r>
+        <w:rPr>
+          <w:rFonts w:ascii="Arial" w:hAnsi="Arial" w:cs="Arial"/>
+          <w:sz w:val="20"/>
+          <w:lang w:val="en-GB"/>
+        </w:rPr>
         <w:t xml:space="preserve"> Systems: ESP32-S3 Technical Reference Manual, Version 1.4, 2024. Online: </w:t>
       </w:r>
-      <w:hyperlink r:id="rId13" w:history="1">
+      <w:hyperlink r:id="rId30" w:history="1">
         <w:r>
           <w:rPr>
             <w:rStyle w:val="Hyperlink"/>
@@ -6989,9 +9438,27 @@
           <w:sz w:val="20"/>
           <w:lang w:val="en-GB"/>
         </w:rPr>
-        <w:t xml:space="preserve">[2]  Texas Instruments: DRV8323S Three-Phase Smart Gate Driver, Datasheet SLVSEI4, 2023. Online: </w:t>
-      </w:r>
-      <w:hyperlink r:id="rId14" w:history="1">
+        <w:t>[2</w:t>
+      </w:r>
+      <w:proofErr w:type="gramStart"/>
+      <w:r>
+        <w:rPr>
+          <w:rFonts w:ascii="Arial" w:hAnsi="Arial" w:cs="Arial"/>
+          <w:sz w:val="20"/>
+          <w:lang w:val="en-GB"/>
+        </w:rPr>
+        <w:t>]  Texas</w:t>
+      </w:r>
+      <w:proofErr w:type="gramEnd"/>
+      <w:r>
+        <w:rPr>
+          <w:rFonts w:ascii="Arial" w:hAnsi="Arial" w:cs="Arial"/>
+          <w:sz w:val="20"/>
+          <w:lang w:val="en-GB"/>
+        </w:rPr>
+        <w:t xml:space="preserve"> Instruments: DRV8323S Three-Phase Smart Gate Driver, Datasheet SLVSEI4, 2023. Online: </w:t>
+      </w:r>
+      <w:hyperlink r:id="rId31" w:history="1">
         <w:r>
           <w:rPr>
             <w:rStyle w:val="Hyperlink"/>
@@ -7016,16 +9483,34 @@
           <w:sz w:val="20"/>
           <w:lang w:val="en-GB"/>
         </w:rPr>
-        <w:t xml:space="preserve">[3]  STMicroelectronics: STUSB4500 Autonomous USB PD Controller, Datasheet, 2022. </w:t>
-      </w:r>
+        <w:t>[3</w:t>
+      </w:r>
+      <w:proofErr w:type="gramStart"/>
       <w:r>
         <w:rPr>
           <w:rFonts w:ascii="Arial" w:hAnsi="Arial" w:cs="Arial"/>
           <w:sz w:val="20"/>
+          <w:lang w:val="en-GB"/>
+        </w:rPr>
+        <w:t>]  STMicroelectronics</w:t>
+      </w:r>
+      <w:proofErr w:type="gramEnd"/>
+      <w:r>
+        <w:rPr>
+          <w:rFonts w:ascii="Arial" w:hAnsi="Arial" w:cs="Arial"/>
+          <w:sz w:val="20"/>
+          <w:lang w:val="en-GB"/>
+        </w:rPr>
+        <w:t xml:space="preserve">: STUSB4500 Autonomous USB PD Controller, Datasheet, 2022. </w:t>
+      </w:r>
+      <w:r>
+        <w:rPr>
+          <w:rFonts w:ascii="Arial" w:hAnsi="Arial" w:cs="Arial"/>
+          <w:sz w:val="20"/>
         </w:rPr>
         <w:t xml:space="preserve">Online: </w:t>
       </w:r>
-      <w:hyperlink r:id="rId15" w:history="1">
+      <w:hyperlink r:id="rId32" w:history="1">
         <w:r>
           <w:rPr>
             <w:rStyle w:val="Hyperlink"/>
@@ -7049,16 +9534,34 @@
           <w:sz w:val="20"/>
           <w:lang w:val="en-GB"/>
         </w:rPr>
-        <w:t xml:space="preserve">[4]  Monolithic Power Systems: MP2615A Datasheet, 2022. </w:t>
-      </w:r>
+        <w:t>[4</w:t>
+      </w:r>
+      <w:proofErr w:type="gramStart"/>
       <w:r>
         <w:rPr>
           <w:rFonts w:ascii="Arial" w:hAnsi="Arial" w:cs="Arial"/>
           <w:sz w:val="20"/>
+          <w:lang w:val="en-GB"/>
+        </w:rPr>
+        <w:t>]  Monolithic</w:t>
+      </w:r>
+      <w:proofErr w:type="gramEnd"/>
+      <w:r>
+        <w:rPr>
+          <w:rFonts w:ascii="Arial" w:hAnsi="Arial" w:cs="Arial"/>
+          <w:sz w:val="20"/>
+          <w:lang w:val="en-GB"/>
+        </w:rPr>
+        <w:t xml:space="preserve"> Power Systems: MP2615A Datasheet, 2022. </w:t>
+      </w:r>
+      <w:r>
+        <w:rPr>
+          <w:rFonts w:ascii="Arial" w:hAnsi="Arial" w:cs="Arial"/>
+          <w:sz w:val="20"/>
         </w:rPr>
         <w:t xml:space="preserve">Online: </w:t>
       </w:r>
-      <w:hyperlink r:id="rId16" w:history="1">
+      <w:hyperlink r:id="rId33" w:history="1">
         <w:r>
           <w:rPr>
             <w:rStyle w:val="Hyperlink"/>
@@ -7083,9 +9586,27 @@
           <w:sz w:val="20"/>
           <w:lang w:val="en-GB"/>
         </w:rPr>
-        <w:t xml:space="preserve">[5]  Texas Instruments: BQ29200 2-Series Cell Protector, Datasheet SLUSAZ4, 2019. Online: </w:t>
-      </w:r>
-      <w:hyperlink r:id="rId17" w:history="1">
+        <w:t>[5</w:t>
+      </w:r>
+      <w:proofErr w:type="gramStart"/>
+      <w:r>
+        <w:rPr>
+          <w:rFonts w:ascii="Arial" w:hAnsi="Arial" w:cs="Arial"/>
+          <w:sz w:val="20"/>
+          <w:lang w:val="en-GB"/>
+        </w:rPr>
+        <w:t>]  Texas</w:t>
+      </w:r>
+      <w:proofErr w:type="gramEnd"/>
+      <w:r>
+        <w:rPr>
+          <w:rFonts w:ascii="Arial" w:hAnsi="Arial" w:cs="Arial"/>
+          <w:sz w:val="20"/>
+          <w:lang w:val="en-GB"/>
+        </w:rPr>
+        <w:t xml:space="preserve"> Instruments: BQ29200 2-Series Cell Protector, Datasheet SLUSAZ4, 2019. Online: </w:t>
+      </w:r>
+      <w:hyperlink r:id="rId34" w:history="1">
         <w:r>
           <w:rPr>
             <w:rStyle w:val="Hyperlink"/>
@@ -7111,9 +9632,27 @@
           <w:sz w:val="20"/>
           <w:lang w:val="en-GB"/>
         </w:rPr>
-        <w:t xml:space="preserve">[6]  Infineon Technologies: IPD047N03LF2 Power MOSFET, Datasheet, 2021. Online: </w:t>
-      </w:r>
-      <w:hyperlink r:id="rId18" w:history="1">
+        <w:t>[6</w:t>
+      </w:r>
+      <w:proofErr w:type="gramStart"/>
+      <w:r>
+        <w:rPr>
+          <w:rFonts w:ascii="Arial" w:hAnsi="Arial" w:cs="Arial"/>
+          <w:sz w:val="20"/>
+          <w:lang w:val="en-GB"/>
+        </w:rPr>
+        <w:t>]  Infineon</w:t>
+      </w:r>
+      <w:proofErr w:type="gramEnd"/>
+      <w:r>
+        <w:rPr>
+          <w:rFonts w:ascii="Arial" w:hAnsi="Arial" w:cs="Arial"/>
+          <w:sz w:val="20"/>
+          <w:lang w:val="en-GB"/>
+        </w:rPr>
+        <w:t xml:space="preserve"> Technologies: IPD047N03LF2 Power MOSFET, Datasheet, 2021. Online: </w:t>
+      </w:r>
+      <w:hyperlink r:id="rId35" w:history="1">
         <w:r>
           <w:rPr>
             <w:rStyle w:val="Hyperlink"/>
@@ -7138,24 +9677,34 @@
           <w:sz w:val="20"/>
           <w:lang w:val="en-GB"/>
         </w:rPr>
-        <w:t xml:space="preserve">[7]  </w:t>
-      </w:r>
-      <w:proofErr w:type="spellStart"/>
+        <w:t>[7</w:t>
+      </w:r>
+      <w:proofErr w:type="gramStart"/>
       <w:r>
         <w:rPr>
           <w:rFonts w:ascii="Arial" w:hAnsi="Arial" w:cs="Arial"/>
           <w:sz w:val="20"/>
           <w:lang w:val="en-GB"/>
         </w:rPr>
-        <w:t>Espressif</w:t>
-      </w:r>
-      <w:proofErr w:type="spellEnd"/>
+        <w:t xml:space="preserve">]  </w:t>
+      </w:r>
+      <w:proofErr w:type="spellStart"/>
       <w:r>
         <w:rPr>
           <w:rFonts w:ascii="Arial" w:hAnsi="Arial" w:cs="Arial"/>
           <w:sz w:val="20"/>
           <w:lang w:val="en-GB"/>
         </w:rPr>
+        <w:t>Espressif</w:t>
+      </w:r>
+      <w:proofErr w:type="spellEnd"/>
+      <w:proofErr w:type="gramEnd"/>
+      <w:r>
+        <w:rPr>
+          <w:rFonts w:ascii="Arial" w:hAnsi="Arial" w:cs="Arial"/>
+          <w:sz w:val="20"/>
+          <w:lang w:val="en-GB"/>
+        </w:rPr>
         <w:t xml:space="preserve"> Systems: ESP-IDF Programming Guide, v5.x, 2024. </w:t>
       </w:r>
       <w:r>
@@ -7165,7 +9714,7 @@
         </w:rPr>
         <w:t xml:space="preserve">Online: </w:t>
       </w:r>
-      <w:hyperlink r:id="rId19" w:history="1">
+      <w:hyperlink r:id="rId36" w:history="1">
         <w:r>
           <w:rPr>
             <w:rStyle w:val="Hyperlink"/>
@@ -7263,7 +9812,7 @@
         </w:rPr>
         <w:t xml:space="preserve">, 2024. Online: </w:t>
       </w:r>
-      <w:hyperlink r:id="rId20" w:history="1">
+      <w:hyperlink r:id="rId37" w:history="1">
         <w:r>
           <w:rPr>
             <w:rStyle w:val="Hyperlink"/>
@@ -7336,7 +9885,7 @@
         </w:rPr>
         <w:t xml:space="preserve">, abgerufen 27.05.2026. Online: </w:t>
       </w:r>
-      <w:hyperlink r:id="rId21" w:history="1">
+      <w:hyperlink r:id="rId38" w:history="1">
         <w:r>
           <w:rPr>
             <w:rStyle w:val="Hyperlink"/>
@@ -7348,12 +9897,12 @@
       </w:hyperlink>
     </w:p>
     <w:sectPr>
-      <w:headerReference w:type="even" r:id="rId22"/>
-      <w:headerReference w:type="default" r:id="rId23"/>
-      <w:footerReference w:type="even" r:id="rId24"/>
-      <w:footerReference w:type="default" r:id="rId25"/>
-      <w:headerReference w:type="first" r:id="rId26"/>
-      <w:footerReference w:type="first" r:id="rId27"/>
+      <w:headerReference w:type="even" r:id="rId39"/>
+      <w:headerReference w:type="default" r:id="rId40"/>
+      <w:footerReference w:type="even" r:id="rId41"/>
+      <w:footerReference w:type="default" r:id="rId42"/>
+      <w:headerReference w:type="first" r:id="rId43"/>
+      <w:footerReference w:type="first" r:id="rId44"/>
       <w:pgSz w:w="11910" w:h="16840"/>
       <w:pgMar w:top="1320" w:right="708" w:bottom="960" w:left="708" w:header="0" w:footer="775" w:gutter="0"/>
       <w:cols w:space="720"/>
@@ -8055,7 +10604,6 @@
     <w:next w:val="Standard"/>
     <w:link w:val="berschrift3Zchn"/>
     <w:uiPriority w:val="9"/>
-    <w:semiHidden/>
     <w:unhideWhenUsed/>
     <w:qFormat/>
     <w:rsid w:val="00C27B48"/>
@@ -8261,7 +10809,6 @@
     <w:basedOn w:val="Absatz-Standardschriftart"/>
     <w:link w:val="berschrift3"/>
     <w:uiPriority w:val="9"/>
-    <w:semiHidden/>
     <w:rsid w:val="00C27B48"/>
     <w:rPr>
       <w:rFonts w:eastAsiaTheme="majorEastAsia" w:cstheme="majorBidi"/>
@@ -8799,6 +11346,19 @@
       <w:color w:val="605E5C"/>
       <w:shd w:val="clear" w:color="auto" w:fill="E1DFDD"/>
     </w:rPr>
+  </w:style>
+  <w:style w:type="paragraph" w:styleId="Verzeichnis3">
+    <w:name w:val="toc 3"/>
+    <w:basedOn w:val="Standard"/>
+    <w:next w:val="Standard"/>
+    <w:autoRedefine/>
+    <w:uiPriority w:val="39"/>
+    <w:unhideWhenUsed/>
+    <w:rsid w:val="00F46F8E"/>
+    <w:pPr>
+      <w:spacing w:after="100"/>
+      <w:ind w:left="480"/>
+    </w:pPr>
   </w:style>
 </w:styles>
 </file>
@@ -9390,6 +11950,10 @@
 </p:properties>
 </file>
 
+<file path=customXml/item4.xml><?xml version="1.0" encoding="utf-8"?>
+<b:Sources xmlns:b="http://schemas.openxmlformats.org/officeDocument/2006/bibliography" xmlns="http://schemas.openxmlformats.org/officeDocument/2006/bibliography" SelectedStyle="\APASixthEditionOfficeOnline.xsl" StyleName="APA" Version="6"/>
+</file>
+
 <file path=customXml/itemProps1.xml><?xml version="1.0" encoding="utf-8"?>
 <ds:datastoreItem xmlns:ds="http://schemas.openxmlformats.org/officeDocument/2006/customXml" ds:itemID="{D5CCCFE5-17BF-4773-ADD5-9FCA99DE2387}">
   <ds:schemaRefs>
@@ -9425,4 +11989,12 @@
     <ds:schemaRef ds:uri="fec2b0e5-b397-4809-8104-aeeb95a25c89"/>
   </ds:schemaRefs>
 </ds:datastoreItem>
+</file>
+
+<file path=customXml/itemProps4.xml><?xml version="1.0" encoding="utf-8"?>
+<ds:datastoreItem xmlns:ds="http://schemas.openxmlformats.org/officeDocument/2006/customXml" ds:itemID="{2CA16203-8C99-4C26-9DDF-583A8D0091AB}">
+  <ds:schemaRefs>
+    <ds:schemaRef ds:uri="http://schemas.openxmlformats.org/officeDocument/2006/bibliography"/>
+  </ds:schemaRefs>
+</ds:datastoreItem>
 </file>
--- a/PROTOKOLL.docx
+++ b/PROTOKOLL.docx
@@ -8387,7 +8387,44 @@
           <w:rFonts w:ascii="Arial" w:hAnsi="Arial" w:cs="Arial"/>
           <w:sz w:val="22"/>
         </w:rPr>
-        <w:t>-Motors gleichzeitig gemessen (Kanal 1/2/3, je 5V/div). Man kann sehen, dass die drei Phasen (blau, grün, orange) versetzt zueinander geschaltet werden – klassisches BLDC-Kommutierungsmuster. Die Signale zeigen deutlich die PWM-Ansteuerung des ESC mit den charakteristischen Schaltflanken und dem Übersprechen zwischen den Phasen.</w:t>
+        <w:t>-DC</w:t>
+      </w:r>
+      <w:r>
+        <w:rPr>
+          <w:rFonts w:ascii="Arial" w:hAnsi="Arial" w:cs="Arial"/>
+          <w:sz w:val="22"/>
+        </w:rPr>
+        <w:t xml:space="preserve">-Motors gleichzeitig gemessen (Kanal 1/2/3, je 5V/div). Man kann sehen, dass die drei Phasen (blau, grün, </w:t>
+      </w:r>
+      <w:proofErr w:type="gramStart"/>
+      <w:r>
+        <w:rPr>
+          <w:rFonts w:ascii="Arial" w:hAnsi="Arial" w:cs="Arial"/>
+          <w:sz w:val="22"/>
+        </w:rPr>
+        <w:t>orange)</w:t>
+      </w:r>
+      <w:r>
+        <w:rPr>
+          <w:rFonts w:ascii="Arial" w:hAnsi="Arial" w:cs="Arial"/>
+          <w:sz w:val="22"/>
+        </w:rPr>
+        <w:t>(</w:t>
+      </w:r>
+      <w:proofErr w:type="gramEnd"/>
+      <w:r>
+        <w:rPr>
+          <w:rFonts w:ascii="Arial" w:hAnsi="Arial" w:cs="Arial"/>
+          <w:sz w:val="22"/>
+        </w:rPr>
+        <w:t>siehe Abb.6)</w:t>
+      </w:r>
+      <w:r>
+        <w:rPr>
+          <w:rFonts w:ascii="Arial" w:hAnsi="Arial" w:cs="Arial"/>
+          <w:sz w:val="22"/>
+        </w:rPr>
+        <w:t xml:space="preserve"> versetzt zueinander geschaltet werden – klassisches BLDC-Kommutierungsmuster. Die Signale zeigen deutlich die PWM-Ansteuerung des ESC mit den charakteristischen Schaltflanken und dem Übersprechen zwischen den Phasen.</w:t>
       </w:r>
     </w:p>
     <w:p>
@@ -8597,7 +8634,13 @@
         </mc:AlternateContent>
       </w:r>
       <w:r>
-        <w:t>Hier haben wir das PWM-Signal des Servos bei Vollausschlag nach links gemessen. Man kann sehen, dass der Puls eine Breite von ca. 1ms hat (kürzerer HIGH-Pegel), was dem linken Endanschlag des Servos entspricht. Das Signal wiederholt sich mit der typischen Servo-Frequenz von ~50Hz (Periode ~20ms).</w:t>
+        <w:t>Hier haben wir das PWM-Signal des Servos bei Vollausschlag nach links gemessen. Man kann sehen, dass der Puls eine Breite von ca. 1ms hat (</w:t>
+      </w:r>
+      <w:r>
+        <w:t>siehe Abb.7</w:t>
+      </w:r>
+      <w:r>
+        <w:t>), was dem linken Endanschlag des Servos entspricht. Das Signal wiederholt sich mit der typischen Servo-Frequenz von ~50Hz (Periode ~20ms).</w:t>
       </w:r>
     </w:p>
     <w:p/>
@@ -8788,7 +8831,13 @@
         </mc:AlternateContent>
       </w:r>
       <w:r>
-        <w:t>Hier haben wir das PWM-Signal des Servos in Neutralstellung gemessen. Man kann sehen, dass der Puls auf ca. 1.5ms liegt – genau in der Mitte zwischen den beiden Endanschlägen. Das Servo befindet sich damit in der Geradeausstellung, was der Mittenposition (1500µs) entspricht.</w:t>
+        <w:t>Hier haben wir das PWM-Signal des Servos in Neutralstellung gemessen. Man kann sehen, dass der Puls auf ca. 1.5ms liegt – genau in der Mitte zwischen den beiden Endanschlägen. D</w:t>
+      </w:r>
+      <w:r>
+        <w:t>er</w:t>
+      </w:r>
+      <w:r>
+        <w:t xml:space="preserve"> Servo befindet sich damit in der Geradeausstellung, was der Mittenposition (1500µs) entspricht.</w:t>
       </w:r>
     </w:p>
     <w:p>
